--- a/docs/DailySync-Entrega2.docx
+++ b/docs/DailySync-Entrega2.docx
@@ -4,187 +4,120 @@
   <w:body>
     <w:p>
       <w:pPr>
-        <w:spacing w:after="200" w:before="1400"/>
+        <w:spacing w:after="0" w:before="2400" w:line="480"/>
         <w:jc w:val="center"/>
       </w:pPr>
       <w:r>
         <w:rPr>
           <w:b/>
           <w:bCs/>
-          <w:color w:val="0D3B66"/>
-          <w:sz w:val="30"/>
-          <w:szCs w:val="30"/>
-        </w:rPr>
-        <w:t xml:space="preserve">HERRAMIENTAS DE PROGRAMACIÓN MÓVIL I</w:t>
-      </w:r>
-    </w:p>
-    <w:p>
-      <w:pPr>
-        <w:spacing w:after="700"/>
-        <w:jc w:val="center"/>
-      </w:pPr>
-      <w:r>
-        <w:rPr>
-          <w:sz w:val="26"/>
-          <w:szCs w:val="26"/>
-        </w:rPr>
-        <w:t xml:space="preserve">Entrega 2 — Semana 5</w:t>
-      </w:r>
-    </w:p>
-    <w:p>
-      <w:pPr>
-        <w:spacing w:after="120"/>
+          <w:sz w:val="22"/>
+          <w:szCs w:val="22"/>
+        </w:rPr>
+        <w:t xml:space="preserve">DailySync: Planificador y Asistente de Rutina Diaria para Android</w:t>
+      </w:r>
+    </w:p>
+    <w:p>
+      <w:pPr>
+        <w:spacing w:after="0" w:before="0" w:line="480"/>
         <w:jc w:val="center"/>
       </w:pPr>
       <w:r>
         <w:rPr>
           <w:b/>
           <w:bCs/>
-          <w:color w:val="0D3B66"/>
-          <w:sz w:val="44"/>
-          <w:szCs w:val="44"/>
-        </w:rPr>
-        <w:t xml:space="preserve">DailySync</w:t>
-      </w:r>
-    </w:p>
-    <w:p>
-      <w:pPr>
-        <w:spacing w:after="900"/>
+          <w:sz w:val="22"/>
+          <w:szCs w:val="22"/>
+        </w:rPr>
+        <w:t xml:space="preserve">Entrega 2</w:t>
+      </w:r>
+    </w:p>
+    <w:p>
+      <w:pPr>
+        <w:spacing w:after="0" w:before="0" w:line="480"/>
         <w:jc w:val="center"/>
       </w:pPr>
       <w:r>
         <w:rPr>
-          <w:i/>
-          <w:iCs/>
-          <w:sz w:val="24"/>
-          <w:szCs w:val="24"/>
-        </w:rPr>
-        <w:t xml:space="preserve">Planificador y asistente de rutina diaria para Android</w:t>
-      </w:r>
-    </w:p>
-    <w:p>
-      <w:pPr>
-        <w:spacing w:after="100"/>
+          <w:b w:val="false"/>
+          <w:bCs w:val="false"/>
+          <w:sz w:val="22"/>
+          <w:szCs w:val="22"/>
+        </w:rPr>
+        <w:t xml:space="preserve"/>
+      </w:r>
+    </w:p>
+    <w:p>
+      <w:pPr>
+        <w:spacing w:after="0" w:before="0" w:line="480"/>
         <w:jc w:val="center"/>
       </w:pPr>
       <w:r>
         <w:rPr>
-          <w:sz w:val="24"/>
-          <w:szCs w:val="24"/>
-        </w:rPr>
-        <w:t xml:space="preserve">Grupo G8-HPMB02</w:t>
-      </w:r>
-    </w:p>
-    <w:p>
-      <w:pPr>
-        <w:spacing w:after="500"/>
+          <w:b w:val="false"/>
+          <w:bCs w:val="false"/>
+          <w:sz w:val="22"/>
+          <w:szCs w:val="22"/>
+        </w:rPr>
+        <w:t xml:space="preserve">Jorge Adrian Soto Reyes, Jhonathan Alarcon Parra, Alvaro Perez Hernandez y Jeison Arevalo Mora</w:t>
+      </w:r>
+    </w:p>
+    <w:p>
+      <w:pPr>
+        <w:spacing w:after="0" w:before="0" w:line="480"/>
         <w:jc w:val="center"/>
       </w:pPr>
       <w:r>
         <w:rPr>
-          <w:b/>
-          <w:bCs/>
-          <w:sz w:val="24"/>
-          <w:szCs w:val="24"/>
-        </w:rPr>
-        <w:t xml:space="preserve">Docente: </w:t>
-      </w:r>
-      <w:r>
-        <w:rPr>
-          <w:sz w:val="24"/>
-          <w:szCs w:val="24"/>
-        </w:rPr>
-        <w:t xml:space="preserve">Víctor Fabián Castro Pérez</w:t>
-      </w:r>
-    </w:p>
-    <w:p>
-      <w:pPr>
-        <w:spacing w:after="100"/>
+          <w:b w:val="false"/>
+          <w:bCs w:val="false"/>
+          <w:sz w:val="22"/>
+          <w:szCs w:val="22"/>
+        </w:rPr>
+        <w:t xml:space="preserve">Institución Universitaria Politécnico Grancolombiano</w:t>
+      </w:r>
+    </w:p>
+    <w:p>
+      <w:pPr>
+        <w:spacing w:after="0" w:before="0" w:line="480"/>
         <w:jc w:val="center"/>
       </w:pPr>
       <w:r>
         <w:rPr>
-          <w:b/>
-          <w:bCs/>
-          <w:sz w:val="24"/>
-          <w:szCs w:val="24"/>
-        </w:rPr>
-        <w:t xml:space="preserve">Integrantes</w:t>
-      </w:r>
-    </w:p>
-    <w:p>
-      <w:pPr>
-        <w:spacing w:after="40"/>
+          <w:b w:val="false"/>
+          <w:bCs w:val="false"/>
+          <w:sz w:val="22"/>
+          <w:szCs w:val="22"/>
+        </w:rPr>
+        <w:t xml:space="preserve">Herramientas de Programación Móvil I (Grupo G8-HPMB02)</w:t>
+      </w:r>
+    </w:p>
+    <w:p>
+      <w:pPr>
+        <w:spacing w:after="0" w:before="0" w:line="480"/>
         <w:jc w:val="center"/>
       </w:pPr>
       <w:r>
         <w:rPr>
-          <w:sz w:val="24"/>
-          <w:szCs w:val="24"/>
-        </w:rPr>
-        <w:t xml:space="preserve">Soto Reyes Jorge Adrian</w:t>
-      </w:r>
-    </w:p>
-    <w:p>
-      <w:pPr>
-        <w:spacing w:after="40"/>
+          <w:b w:val="false"/>
+          <w:bCs w:val="false"/>
+          <w:sz w:val="22"/>
+          <w:szCs w:val="22"/>
+        </w:rPr>
+        <w:t xml:space="preserve">Docente: Víctor Fabián Castro Pérez</w:t>
+      </w:r>
+    </w:p>
+    <w:p>
+      <w:pPr>
+        <w:spacing w:after="0" w:before="0" w:line="480"/>
         <w:jc w:val="center"/>
       </w:pPr>
       <w:r>
         <w:rPr>
-          <w:sz w:val="24"/>
-          <w:szCs w:val="24"/>
-        </w:rPr>
-        <w:t xml:space="preserve">Jhonathan Alarcon Parra</w:t>
-      </w:r>
-    </w:p>
-    <w:p>
-      <w:pPr>
-        <w:spacing w:after="40"/>
-        <w:jc w:val="center"/>
-      </w:pPr>
-      <w:r>
-        <w:rPr>
-          <w:sz w:val="24"/>
-          <w:szCs w:val="24"/>
-        </w:rPr>
-        <w:t xml:space="preserve">Perez Hernandez Alvaro</w:t>
-      </w:r>
-    </w:p>
-    <w:p>
-      <w:pPr>
-        <w:spacing w:after="40"/>
-        <w:jc w:val="center"/>
-      </w:pPr>
-      <w:r>
-        <w:rPr>
-          <w:sz w:val="24"/>
-          <w:szCs w:val="24"/>
-        </w:rPr>
-        <w:t xml:space="preserve">Jeison Arevalo Mora</w:t>
-      </w:r>
-    </w:p>
-    <w:p>
-      <w:pPr>
-        <w:spacing w:after="80" w:before="900"/>
-        <w:jc w:val="center"/>
-      </w:pPr>
-      <w:r>
-        <w:rPr>
-          <w:sz w:val="24"/>
-          <w:szCs w:val="24"/>
-        </w:rPr>
-        <w:t xml:space="preserve">Institución Universitaria Politécnico Grancolombiano</w:t>
-      </w:r>
-    </w:p>
-    <w:p>
-      <w:pPr>
-        <w:jc w:val="center"/>
-      </w:pPr>
-      <w:r>
-        <w:rPr>
-          <w:sz w:val="24"/>
-          <w:szCs w:val="24"/>
+          <w:b w:val="false"/>
+          <w:bCs w:val="false"/>
+          <w:sz w:val="22"/>
+          <w:szCs w:val="22"/>
         </w:rPr>
         <w:t xml:space="preserve">Septiembre de 2026</w:t>
       </w:r>
@@ -192,9 +125,12 @@
     <w:p>
       <w:pPr>
         <w:sectPr>
+          <w:headerReference w:type="default" r:id="rId7"/>
+          <w:headerReference w:type="first" r:id="rId8"/>
           <w:pgSz w:w="12240" w:h="15840" w:orient="portrait"/>
           <w:pgMar w:top="1440" w:right="1440" w:bottom="1440" w:left="1440" w:header="708" w:footer="708" w:gutter="0"/>
           <w:pgNumType/>
+          <w:titlePg/>
           <w:docGrid w:linePitch="360"/>
         </w:sectPr>
       </w:pPr>
@@ -383,17 +319,17 @@
             <w:pPr>
               <w:spacing w:after="40" w:line="260"/>
             </w:pPr>
-            <w:r>
-              <w:rPr>
-                <w:b/>
-                <w:bCs/>
-                <w:sz w:val="20"/>
-                <w:szCs w:val="20"/>
-                <w:highlight w:val="yellow"/>
-                <w:highlightCs w:val="yellow"/>
-              </w:rPr>
-              <w:t xml:space="preserve">PEGAR AQUÍ EL ENLACE DEL REPOSITORIO</w:t>
-            </w:r>
+            <w:hyperlink w:history="1" r:id="rId9odrbphbwup7-vqpfdsyt">
+              <w:r>
+                <w:rPr>
+                  <w:color w:val="0563C1"/>
+                  <w:sz w:val="20"/>
+                  <w:szCs w:val="20"/>
+                  <w:u w:val="single"/>
+                </w:rPr>
+                <w:t xml:space="preserve">https://github.com/JorgeSotoR/DailySync</w:t>
+              </w:r>
+            </w:hyperlink>
           </w:p>
         </w:tc>
       </w:tr>
@@ -455,7 +391,7 @@
                 <w:sz w:val="20"/>
                 <w:szCs w:val="20"/>
               </w:rPr>
-              <w:t xml:space="preserve">Carpeta </w:t>
+              <w:t xml:space="preserve">Archivo </w:t>
             </w:r>
             <w:r>
               <w:rPr>
@@ -463,14 +399,14 @@
                 <w:sz w:val="18"/>
                 <w:szCs w:val="18"/>
               </w:rPr>
-              <w:t xml:space="preserve">apk/</w:t>
-            </w:r>
-            <w:r>
-              <w:rPr>
-                <w:sz w:val="20"/>
-                <w:szCs w:val="20"/>
-              </w:rPr>
-              <w:t xml:space="preserve"> del repositorio, archivo </w:t>
+              <w:t xml:space="preserve">DailySync-entrega2.apk</w:t>
+            </w:r>
+            <w:r>
+              <w:rPr>
+                <w:sz w:val="20"/>
+                <w:szCs w:val="20"/>
+              </w:rPr>
+              <w:t xml:space="preserve"> en la carpeta </w:t>
             </w:r>
             <w:r>
               <w:rPr>
@@ -478,31 +414,31 @@
                 <w:sz w:val="18"/>
                 <w:szCs w:val="18"/>
               </w:rPr>
-              <w:t xml:space="preserve">DailySync-entrega2.apk</w:t>
-            </w:r>
-            <w:r>
-              <w:rPr>
-                <w:sz w:val="20"/>
-                <w:szCs w:val="20"/>
-              </w:rPr>
-              <w:t xml:space="preserve">, y sección </w:t>
-            </w:r>
-            <w:r>
-              <w:rPr>
-                <w:i/>
-                <w:iCs/>
-                <w:sz w:val="20"/>
-                <w:szCs w:val="20"/>
-              </w:rPr>
-              <w:t xml:space="preserve">Releases</w:t>
-            </w:r>
-            <w:r>
-              <w:rPr>
-                <w:sz w:val="20"/>
-                <w:szCs w:val="20"/>
-              </w:rPr>
-              <w:t xml:space="preserve"> de GitHub.</w:t>
-            </w:r>
+              <w:t xml:space="preserve">apk/</w:t>
+            </w:r>
+            <w:r>
+              <w:rPr>
+                <w:sz w:val="20"/>
+                <w:szCs w:val="20"/>
+              </w:rPr>
+              <w:t xml:space="preserve"> del repositorio:</w:t>
+            </w:r>
+          </w:p>
+          <w:p>
+            <w:pPr>
+              <w:spacing w:after="40" w:line="260"/>
+            </w:pPr>
+            <w:hyperlink w:history="1" r:id="rIdqyltuqwhnitf1yr7vwfg9">
+              <w:r>
+                <w:rPr>
+                  <w:color w:val="0563C1"/>
+                  <w:sz w:val="20"/>
+                  <w:szCs w:val="20"/>
+                  <w:u w:val="single"/>
+                </w:rPr>
+                <w:t xml:space="preserve">https://github.com/JorgeSotoR/DailySync/tree/main/apk</w:t>
+              </w:r>
+            </w:hyperlink>
           </w:p>
         </w:tc>
       </w:tr>
@@ -565,73 +501,6 @@
                 <w:szCs w:val="20"/>
               </w:rPr>
               <w:t xml:space="preserve">Sección 8 de este documento (figuras 3 a 5).</w:t>
-            </w:r>
-          </w:p>
-        </w:tc>
-      </w:tr>
-      <w:tr>
-        <w:trPr>
-          <w:cantSplit/>
-        </w:trPr>
-        <w:tc>
-          <w:tcPr>
-            <w:tcW w:type="dxa" w:w="2600"/>
-            <w:tcBorders>
-              <w:top w:val="single" w:color="B8C7D9" w:sz="4"/>
-              <w:left w:val="single" w:color="B8C7D9" w:sz="4"/>
-              <w:bottom w:val="single" w:color="B8C7D9" w:sz="4"/>
-              <w:right w:val="single" w:color="B8C7D9" w:sz="4"/>
-            </w:tcBorders>
-            <w:tcMar>
-              <w:top w:type="dxa" w:w="70"/>
-              <w:left w:type="dxa" w:w="110"/>
-              <w:bottom w:type="dxa" w:w="70"/>
-              <w:right w:type="dxa" w:w="110"/>
-            </w:tcMar>
-          </w:tcPr>
-          <w:p>
-            <w:pPr>
-              <w:spacing w:after="40" w:line="260"/>
-            </w:pPr>
-            <w:r>
-              <w:rPr>
-                <w:sz w:val="20"/>
-                <w:szCs w:val="20"/>
-              </w:rPr>
-              <w:t xml:space="preserve">Enlace de la Entrega 1</w:t>
-            </w:r>
-          </w:p>
-        </w:tc>
-        <w:tc>
-          <w:tcPr>
-            <w:tcW w:type="dxa" w:w="6760"/>
-            <w:tcBorders>
-              <w:top w:val="single" w:color="B8C7D9" w:sz="4"/>
-              <w:left w:val="single" w:color="B8C7D9" w:sz="4"/>
-              <w:bottom w:val="single" w:color="B8C7D9" w:sz="4"/>
-              <w:right w:val="single" w:color="B8C7D9" w:sz="4"/>
-            </w:tcBorders>
-            <w:tcMar>
-              <w:top w:type="dxa" w:w="70"/>
-              <w:left w:type="dxa" w:w="110"/>
-              <w:bottom w:type="dxa" w:w="70"/>
-              <w:right w:type="dxa" w:w="110"/>
-            </w:tcMar>
-          </w:tcPr>
-          <w:p>
-            <w:pPr>
-              <w:spacing w:after="40" w:line="260"/>
-            </w:pPr>
-            <w:r>
-              <w:rPr>
-                <w:b/>
-                <w:bCs/>
-                <w:sz w:val="20"/>
-                <w:szCs w:val="20"/>
-                <w:highlight w:val="yellow"/>
-                <w:highlightCs w:val="yellow"/>
-              </w:rPr>
-              <w:t xml:space="preserve">Si la Entrega 1 se envió en línea, pegar aquí el mismo enlace</w:t>
             </w:r>
           </w:p>
         </w:tc>
@@ -3490,2230 +3359,6 @@
         <w:drawing>
           <wp:inline distT="0" distB="0" distL="0" distR="0">
             <wp:extent cx="5715000" cy="4381500"/>
-            <wp:effectExtent t="0" r="0" b="0" l="0"/>
-            <wp:docPr id="1" name="" descr="" title=""/>
-            <wp:cNvGraphicFramePr>
-              <a:graphicFrameLocks xmlns:a="http://schemas.openxmlformats.org/drawingml/2006/main" noChangeAspect="1"/>
-            </wp:cNvGraphicFramePr>
-            <a:graphic xmlns:a="http://schemas.openxmlformats.org/drawingml/2006/main">
-              <a:graphicData uri="http://schemas.openxmlformats.org/drawingml/2006/picture">
-                <pic:pic xmlns:pic="http://schemas.openxmlformats.org/drawingml/2006/picture">
-                  <pic:nvPicPr>
-                    <pic:cNvPr id="0" name="" descr=""/>
-                    <pic:cNvPicPr>
-                      <a:picLocks noChangeAspect="1" noChangeArrowheads="1"/>
-                    </pic:cNvPicPr>
-                  </pic:nvPicPr>
-                  <pic:blipFill>
-                    <a:blip r:embed="rId10" cstate="none"/>
-                    <a:srcRect/>
-                    <a:stretch>
-                      <a:fillRect/>
-                    </a:stretch>
-                  </pic:blipFill>
-                  <pic:spPr bwMode="auto">
-                    <a:xfrm>
-                      <a:off x="0" y="0"/>
-                      <a:ext cx="5715000" cy="4381500"/>
-                    </a:xfrm>
-                    <a:prstGeom prst="rect">
-                      <a:avLst/>
-                    </a:prstGeom>
-                  </pic:spPr>
-                </pic:pic>
-              </a:graphicData>
-            </a:graphic>
-          </wp:inline>
-        </w:drawing>
-      </w:r>
-    </w:p>
-    <w:p>
-      <w:pPr>
-        <w:spacing w:after="200"/>
-      </w:pPr>
-      <w:r>
-        <w:rPr>
-          <w:i/>
-          <w:iCs/>
-          <w:sz w:val="20"/>
-          <w:szCs w:val="20"/>
-        </w:rPr>
-        <w:t xml:space="preserve">Nota. </w:t>
-      </w:r>
-      <w:r>
-        <w:rPr>
-          <w:sz w:val="20"/>
-          <w:szCs w:val="20"/>
-        </w:rPr>
-        <w:t xml:space="preserve">Elaboración propia.</w:t>
-      </w:r>
-    </w:p>
-    <w:p>
-      <w:pPr>
-        <w:sectPr>
-          <w:footerReference w:type="default" r:id="rId7"/>
-          <w:pgSz w:w="12240" w:h="15840" w:orient="portrait"/>
-          <w:pgMar w:top="1440" w:right="1440" w:bottom="1440" w:left="1440" w:header="708" w:footer="708" w:gutter="0"/>
-          <w:pgNumType w:start="2"/>
-          <w:docGrid w:linePitch="360"/>
-        </w:sectPr>
-      </w:pPr>
-    </w:p>
-    <w:p>
-      <w:pPr>
-        <w:pStyle w:val="Heading1"/>
-      </w:pPr>
-      <w:r>
-        <w:t xml:space="preserve">6. Diagrama de clases</w:t>
-      </w:r>
-    </w:p>
-    <w:p>
-      <w:pPr>
-        <w:keepNext/>
-        <w:spacing w:after="0" w:before="200"/>
-      </w:pPr>
-      <w:r>
-        <w:rPr>
-          <w:b/>
-          <w:bCs/>
-        </w:rPr>
-        <w:t xml:space="preserve">Figura 2</w:t>
-      </w:r>
-    </w:p>
-    <w:p>
-      <w:pPr>
-        <w:keepNext/>
-        <w:spacing w:after="100"/>
-      </w:pPr>
-      <w:r>
-        <w:rPr>
-          <w:i/>
-          <w:iCs/>
-        </w:rPr>
-        <w:t xml:space="preserve">Diagrama de clases de DailySync</w:t>
-      </w:r>
-    </w:p>
-    <w:p>
-      <w:pPr>
-        <w:keepNext/>
-        <w:spacing w:after="80"/>
-        <w:jc w:val="center"/>
-      </w:pPr>
-      <w:r>
-        <w:drawing>
-          <wp:inline distT="0" distB="0" distL="0" distR="0">
-            <wp:extent cx="8191500" cy="4724400"/>
-            <wp:effectExtent t="0" r="0" b="0" l="0"/>
-            <wp:docPr id="1" name="" descr="" title=""/>
-            <wp:cNvGraphicFramePr>
-              <a:graphicFrameLocks xmlns:a="http://schemas.openxmlformats.org/drawingml/2006/main" noChangeAspect="1"/>
-            </wp:cNvGraphicFramePr>
-            <a:graphic xmlns:a="http://schemas.openxmlformats.org/drawingml/2006/main">
-              <a:graphicData uri="http://schemas.openxmlformats.org/drawingml/2006/picture">
-                <pic:pic xmlns:pic="http://schemas.openxmlformats.org/drawingml/2006/picture">
-                  <pic:nvPicPr>
-                    <pic:cNvPr id="0" name="" descr=""/>
-                    <pic:cNvPicPr>
-                      <a:picLocks noChangeAspect="1" noChangeArrowheads="1"/>
-                    </pic:cNvPicPr>
-                  </pic:nvPicPr>
-                  <pic:blipFill>
-                    <a:blip r:embed="rId11" cstate="none"/>
-                    <a:srcRect/>
-                    <a:stretch>
-                      <a:fillRect/>
-                    </a:stretch>
-                  </pic:blipFill>
-                  <pic:spPr bwMode="auto">
-                    <a:xfrm>
-                      <a:off x="0" y="0"/>
-                      <a:ext cx="8191500" cy="4724400"/>
-                    </a:xfrm>
-                    <a:prstGeom prst="rect">
-                      <a:avLst/>
-                    </a:prstGeom>
-                  </pic:spPr>
-                </pic:pic>
-              </a:graphicData>
-            </a:graphic>
-          </wp:inline>
-        </w:drawing>
-      </w:r>
-    </w:p>
-    <w:p>
-      <w:pPr>
-        <w:spacing w:after="200"/>
-      </w:pPr>
-      <w:r>
-        <w:rPr>
-          <w:i/>
-          <w:iCs/>
-          <w:sz w:val="20"/>
-          <w:szCs w:val="20"/>
-        </w:rPr>
-        <w:t xml:space="preserve">Nota. </w:t>
-      </w:r>
-      <w:r>
-        <w:rPr>
-          <w:sz w:val="20"/>
-          <w:szCs w:val="20"/>
-        </w:rPr>
-        <w:t xml:space="preserve">Elaboración propia. Las clases en azul claro son fragmentos; en naranja, modelos de datos; en verde, clases de soporte.</w:t>
-      </w:r>
-    </w:p>
-    <w:p>
-      <w:pPr>
-        <w:sectPr>
-          <w:footerReference w:type="default" r:id="rId8"/>
-          <w:pgSz w:w="15840" w:h="12240" w:orient="landscape"/>
-          <w:pgMar w:top="1080" w:right="1080" w:bottom="1080" w:left="1080" w:header="708" w:footer="708" w:gutter="0"/>
-          <w:pgNumType/>
-          <w:docGrid w:linePitch="360"/>
-        </w:sectPr>
-      </w:pPr>
-    </w:p>
-    <w:p>
-      <w:pPr>
-        <w:spacing w:after="140" w:before="0" w:line="300"/>
-        <w:jc w:val="both"/>
-      </w:pPr>
-      <w:r>
-        <w:t xml:space="preserve">El diagrama se organiza en cuatro niveles:</w:t>
-      </w:r>
-    </w:p>
-    <w:p>
-      <w:pPr>
-        <w:pStyle w:val="ListParagraph"/>
-        <w:numPr>
-          <w:ilvl w:val="0"/>
-          <w:numId w:val="2"/>
-        </w:numPr>
-        <w:spacing w:after="80" w:line="290"/>
-      </w:pPr>
-      <w:r>
-        <w:rPr>
-          <w:b/>
-          <w:bCs/>
-        </w:rPr>
-        <w:t xml:space="preserve">Actividad y comunicación.</w:t>
-      </w:r>
-      <w:r>
-        <w:t xml:space="preserve"> </w:t>
-      </w:r>
-      <w:r>
-        <w:rPr>
-          <w:rFonts w:ascii="Consolas" w:cs="Consolas" w:eastAsia="Consolas" w:hAnsi="Consolas"/>
-          <w:sz w:val="20"/>
-          <w:szCs w:val="20"/>
-        </w:rPr>
-        <w:t xml:space="preserve">MainActivity</w:t>
-      </w:r>
-      <w:r>
-        <w:t xml:space="preserve"> contiene al </w:t>
-      </w:r>
-      <w:r>
-        <w:rPr>
-          <w:rFonts w:ascii="Consolas" w:cs="Consolas" w:eastAsia="Consolas" w:hAnsi="Consolas"/>
-          <w:sz w:val="20"/>
-          <w:szCs w:val="20"/>
-        </w:rPr>
-        <w:t xml:space="preserve">MenuFragment</w:t>
-      </w:r>
-      <w:r>
-        <w:t xml:space="preserve"> e implementa la interfaz </w:t>
-      </w:r>
-      <w:r>
-        <w:rPr>
-          <w:rFonts w:ascii="Consolas" w:cs="Consolas" w:eastAsia="Consolas" w:hAnsi="Consolas"/>
-          <w:sz w:val="20"/>
-          <w:szCs w:val="20"/>
-        </w:rPr>
-        <w:t xml:space="preserve">OnMenuItemSelectedListener</w:t>
-      </w:r>
-      <w:r>
-        <w:t xml:space="preserve">. El menú no conoce a los demás fragmentos: solo notifica la opción elegida a la actividad, y ella decide qué fragmento mostrar a la derecha. Esta es la forma recomendada de comunicar fragmentos en Android.</w:t>
-      </w:r>
-    </w:p>
-    <w:p>
-      <w:pPr>
-        <w:pStyle w:val="ListParagraph"/>
-        <w:numPr>
-          <w:ilvl w:val="0"/>
-          <w:numId w:val="2"/>
-        </w:numPr>
-        <w:spacing w:after="80" w:line="290"/>
-      </w:pPr>
-      <w:r>
-        <w:rPr>
-          <w:b/>
-          <w:bCs/>
-        </w:rPr>
-        <w:t xml:space="preserve">Fragmentos de contenido.</w:t>
-      </w:r>
-      <w:r>
-        <w:t xml:space="preserve"> Los ocho fragmentos heredan de </w:t>
-      </w:r>
-      <w:r>
-        <w:rPr>
-          <w:rFonts w:ascii="Consolas" w:cs="Consolas" w:eastAsia="Consolas" w:hAnsi="Consolas"/>
-          <w:sz w:val="20"/>
-          <w:szCs w:val="20"/>
-        </w:rPr>
-        <w:t xml:space="preserve">androidx.fragment.app.Fragment</w:t>
-      </w:r>
-      <w:r>
-        <w:t xml:space="preserve">. En cada momento solo uno está en el panel derecho.</w:t>
-      </w:r>
-    </w:p>
-    <w:p>
-      <w:pPr>
-        <w:pStyle w:val="ListParagraph"/>
-        <w:numPr>
-          <w:ilvl w:val="0"/>
-          <w:numId w:val="2"/>
-        </w:numPr>
-        <w:spacing w:after="80" w:line="290"/>
-      </w:pPr>
-      <w:r>
-        <w:rPr>
-          <w:b/>
-          <w:bCs/>
-        </w:rPr>
-        <w:t xml:space="preserve">Modelos.</w:t>
-      </w:r>
-      <w:r>
-        <w:t xml:space="preserve"> </w:t>
-      </w:r>
-      <w:r>
-        <w:rPr>
-          <w:rFonts w:ascii="Consolas" w:cs="Consolas" w:eastAsia="Consolas" w:hAnsi="Consolas"/>
-          <w:sz w:val="20"/>
-          <w:szCs w:val="20"/>
-        </w:rPr>
-        <w:t xml:space="preserve">Usuario</w:t>
-      </w:r>
-      <w:r>
-        <w:t xml:space="preserve">, </w:t>
-      </w:r>
-      <w:r>
-        <w:rPr>
-          <w:rFonts w:ascii="Consolas" w:cs="Consolas" w:eastAsia="Consolas" w:hAnsi="Consolas"/>
-          <w:sz w:val="20"/>
-          <w:szCs w:val="20"/>
-        </w:rPr>
-        <w:t xml:space="preserve">Actividad</w:t>
-      </w:r>
-      <w:r>
-        <w:t xml:space="preserve">, </w:t>
-      </w:r>
-      <w:r>
-        <w:rPr>
-          <w:rFonts w:ascii="Consolas" w:cs="Consolas" w:eastAsia="Consolas" w:hAnsi="Consolas"/>
-          <w:sz w:val="20"/>
-          <w:szCs w:val="20"/>
-        </w:rPr>
-        <w:t xml:space="preserve">Alarma</w:t>
-      </w:r>
-      <w:r>
-        <w:t xml:space="preserve">, </w:t>
-      </w:r>
-      <w:r>
-        <w:rPr>
-          <w:rFonts w:ascii="Consolas" w:cs="Consolas" w:eastAsia="Consolas" w:hAnsi="Consolas"/>
-          <w:sz w:val="20"/>
-          <w:szCs w:val="20"/>
-        </w:rPr>
-        <w:t xml:space="preserve">ItemCompra</w:t>
-      </w:r>
-      <w:r>
-        <w:t xml:space="preserve"> y </w:t>
-      </w:r>
-      <w:r>
-        <w:rPr>
-          <w:rFonts w:ascii="Consolas" w:cs="Consolas" w:eastAsia="Consolas" w:hAnsi="Consolas"/>
-          <w:sz w:val="20"/>
-          <w:szCs w:val="20"/>
-        </w:rPr>
-        <w:t xml:space="preserve">RegistroCiclo</w:t>
-      </w:r>
-      <w:r>
-        <w:t xml:space="preserve"> guardan los datos de cada módulo. </w:t>
-      </w:r>
-      <w:r>
-        <w:rPr>
-          <w:rFonts w:ascii="Consolas" w:cs="Consolas" w:eastAsia="Consolas" w:hAnsi="Consolas"/>
-          <w:sz w:val="20"/>
-          <w:szCs w:val="20"/>
-        </w:rPr>
-        <w:t xml:space="preserve">TipoActividad</w:t>
-      </w:r>
-      <w:r>
-        <w:t xml:space="preserve"> distingue tareas, rutinas y eventos dentro de una sola lista.</w:t>
-      </w:r>
-    </w:p>
-    <w:p>
-      <w:pPr>
-        <w:pStyle w:val="ListParagraph"/>
-        <w:numPr>
-          <w:ilvl w:val="0"/>
-          <w:numId w:val="2"/>
-        </w:numPr>
-        <w:spacing w:after="80" w:line="290"/>
-      </w:pPr>
-      <w:r>
-        <w:rPr>
-          <w:b/>
-          <w:bCs/>
-        </w:rPr>
-        <w:t xml:space="preserve">Soporte.</w:t>
-      </w:r>
-      <w:r>
-        <w:t xml:space="preserve"> </w:t>
-      </w:r>
-      <w:r>
-        <w:rPr>
-          <w:rFonts w:ascii="Consolas" w:cs="Consolas" w:eastAsia="Consolas" w:hAnsi="Consolas"/>
-          <w:sz w:val="20"/>
-          <w:szCs w:val="20"/>
-        </w:rPr>
-        <w:t xml:space="preserve">LocalRepository</w:t>
-      </w:r>
-      <w:r>
-        <w:t xml:space="preserve"> guarda y lee los modelos en SharedPreferences como JSON (con Gson). </w:t>
-      </w:r>
-      <w:r>
-        <w:rPr>
-          <w:rFonts w:ascii="Consolas" w:cs="Consolas" w:eastAsia="Consolas" w:hAnsi="Consolas"/>
-          <w:sz w:val="20"/>
-          <w:szCs w:val="20"/>
-        </w:rPr>
-        <w:t xml:space="preserve">AlarmReceiver</w:t>
-      </w:r>
-      <w:r>
-        <w:t xml:space="preserve"> recibe el aviso de AlarmManager y muestra la notificación.</w:t>
-      </w:r>
-    </w:p>
-    <w:p>
-      <w:pPr>
-        <w:pStyle w:val="Heading1"/>
-      </w:pPr>
-      <w:r>
-        <w:t xml:space="preserve">7. Arquitectura de fragmentos</w:t>
-      </w:r>
-    </w:p>
-    <w:p>
-      <w:pPr>
-        <w:spacing w:after="140" w:before="0" w:line="300"/>
-        <w:jc w:val="both"/>
-      </w:pPr>
-      <w:r>
-        <w:t xml:space="preserve">La tabla 5 relaciona cada opción del menú con el fragmento que se carga en el panel derecho.</w:t>
-      </w:r>
-    </w:p>
-    <w:p>
-      <w:pPr>
-        <w:keepNext/>
-        <w:spacing w:after="0" w:before="200"/>
-      </w:pPr>
-      <w:r>
-        <w:rPr>
-          <w:b/>
-          <w:bCs/>
-        </w:rPr>
-        <w:t xml:space="preserve">Tabla 5</w:t>
-      </w:r>
-    </w:p>
-    <w:p>
-      <w:pPr>
-        <w:keepNext/>
-        <w:spacing w:after="100"/>
-      </w:pPr>
-      <w:r>
-        <w:rPr>
-          <w:i/>
-          <w:iCs/>
-        </w:rPr>
-        <w:t xml:space="preserve">Opciones del menú y fragmentos</w:t>
-      </w:r>
-    </w:p>
-    <w:tbl>
-      <w:tblPr>
-        <w:tblW w:type="dxa" w:w="9360"/>
-        <w:tblBorders>
-          <w:top w:val="single" w:color="auto" w:sz="4"/>
-          <w:left w:val="single" w:color="auto" w:sz="4"/>
-          <w:bottom w:val="single" w:color="auto" w:sz="4"/>
-          <w:right w:val="single" w:color="auto" w:sz="4"/>
-          <w:insideH w:val="single" w:color="auto" w:sz="4"/>
-          <w:insideV w:val="single" w:color="auto" w:sz="4"/>
-        </w:tblBorders>
-        <w:tblLayout w:type="fixed"/>
-      </w:tblPr>
-      <w:tblGrid>
-        <w:gridCol w:w="1700"/>
-        <w:gridCol w:w="2300"/>
-        <w:gridCol w:w="5360"/>
-      </w:tblGrid>
-      <w:tr>
-        <w:trPr>
-          <w:tblHeader/>
-        </w:trPr>
-        <w:tc>
-          <w:tcPr>
-            <w:tcW w:type="dxa" w:w="1700"/>
-            <w:tcBorders>
-              <w:top w:val="single" w:color="B8C7D9" w:sz="4"/>
-              <w:left w:val="single" w:color="B8C7D9" w:sz="4"/>
-              <w:bottom w:val="single" w:color="B8C7D9" w:sz="4"/>
-              <w:right w:val="single" w:color="B8C7D9" w:sz="4"/>
-            </w:tcBorders>
-            <w:shd w:fill="0D3B66" w:color="auto" w:val="clear"/>
-            <w:tcMar>
-              <w:top w:type="dxa" w:w="70"/>
-              <w:left w:type="dxa" w:w="110"/>
-              <w:bottom w:type="dxa" w:w="70"/>
-              <w:right w:type="dxa" w:w="110"/>
-            </w:tcMar>
-          </w:tcPr>
-          <w:p>
-            <w:pPr>
-              <w:spacing w:after="40" w:line="260"/>
-            </w:pPr>
-            <w:r>
-              <w:rPr>
-                <w:b/>
-                <w:bCs/>
-                <w:color w:val="FFFFFF"/>
-                <w:sz w:val="20"/>
-                <w:szCs w:val="20"/>
-              </w:rPr>
-              <w:t xml:space="preserve">Opción del menú</w:t>
-            </w:r>
-          </w:p>
-        </w:tc>
-        <w:tc>
-          <w:tcPr>
-            <w:tcW w:type="dxa" w:w="2300"/>
-            <w:tcBorders>
-              <w:top w:val="single" w:color="B8C7D9" w:sz="4"/>
-              <w:left w:val="single" w:color="B8C7D9" w:sz="4"/>
-              <w:bottom w:val="single" w:color="B8C7D9" w:sz="4"/>
-              <w:right w:val="single" w:color="B8C7D9" w:sz="4"/>
-            </w:tcBorders>
-            <w:shd w:fill="0D3B66" w:color="auto" w:val="clear"/>
-            <w:tcMar>
-              <w:top w:type="dxa" w:w="70"/>
-              <w:left w:type="dxa" w:w="110"/>
-              <w:bottom w:type="dxa" w:w="70"/>
-              <w:right w:type="dxa" w:w="110"/>
-            </w:tcMar>
-          </w:tcPr>
-          <w:p>
-            <w:pPr>
-              <w:spacing w:after="40" w:line="260"/>
-            </w:pPr>
-            <w:r>
-              <w:rPr>
-                <w:b/>
-                <w:bCs/>
-                <w:color w:val="FFFFFF"/>
-                <w:sz w:val="20"/>
-                <w:szCs w:val="20"/>
-              </w:rPr>
-              <w:t xml:space="preserve">Fragmento</w:t>
-            </w:r>
-          </w:p>
-        </w:tc>
-        <w:tc>
-          <w:tcPr>
-            <w:tcW w:type="dxa" w:w="5360"/>
-            <w:tcBorders>
-              <w:top w:val="single" w:color="B8C7D9" w:sz="4"/>
-              <w:left w:val="single" w:color="B8C7D9" w:sz="4"/>
-              <w:bottom w:val="single" w:color="B8C7D9" w:sz="4"/>
-              <w:right w:val="single" w:color="B8C7D9" w:sz="4"/>
-            </w:tcBorders>
-            <w:shd w:fill="0D3B66" w:color="auto" w:val="clear"/>
-            <w:tcMar>
-              <w:top w:type="dxa" w:w="70"/>
-              <w:left w:type="dxa" w:w="110"/>
-              <w:bottom w:type="dxa" w:w="70"/>
-              <w:right w:type="dxa" w:w="110"/>
-            </w:tcMar>
-          </w:tcPr>
-          <w:p>
-            <w:pPr>
-              <w:spacing w:after="40" w:line="260"/>
-            </w:pPr>
-            <w:r>
-              <w:rPr>
-                <w:b/>
-                <w:bCs/>
-                <w:color w:val="FFFFFF"/>
-                <w:sz w:val="20"/>
-                <w:szCs w:val="20"/>
-              </w:rPr>
-              <w:t xml:space="preserve">Contenido del panel derecho</w:t>
-            </w:r>
-          </w:p>
-        </w:tc>
-      </w:tr>
-      <w:tr>
-        <w:trPr>
-          <w:cantSplit/>
-        </w:trPr>
-        <w:tc>
-          <w:tcPr>
-            <w:tcW w:type="dxa" w:w="1700"/>
-            <w:tcBorders>
-              <w:top w:val="single" w:color="B8C7D9" w:sz="4"/>
-              <w:left w:val="single" w:color="B8C7D9" w:sz="4"/>
-              <w:bottom w:val="single" w:color="B8C7D9" w:sz="4"/>
-              <w:right w:val="single" w:color="B8C7D9" w:sz="4"/>
-            </w:tcBorders>
-            <w:tcMar>
-              <w:top w:type="dxa" w:w="70"/>
-              <w:left w:type="dxa" w:w="110"/>
-              <w:bottom w:type="dxa" w:w="70"/>
-              <w:right w:type="dxa" w:w="110"/>
-            </w:tcMar>
-          </w:tcPr>
-          <w:p>
-            <w:pPr>
-              <w:spacing w:after="40" w:line="260"/>
-            </w:pPr>
-            <w:r>
-              <w:rPr>
-                <w:sz w:val="20"/>
-                <w:szCs w:val="20"/>
-              </w:rPr>
-              <w:t xml:space="preserve">Perfil</w:t>
-            </w:r>
-          </w:p>
-        </w:tc>
-        <w:tc>
-          <w:tcPr>
-            <w:tcW w:type="dxa" w:w="2300"/>
-            <w:tcBorders>
-              <w:top w:val="single" w:color="B8C7D9" w:sz="4"/>
-              <w:left w:val="single" w:color="B8C7D9" w:sz="4"/>
-              <w:bottom w:val="single" w:color="B8C7D9" w:sz="4"/>
-              <w:right w:val="single" w:color="B8C7D9" w:sz="4"/>
-            </w:tcBorders>
-            <w:tcMar>
-              <w:top w:type="dxa" w:w="70"/>
-              <w:left w:type="dxa" w:w="110"/>
-              <w:bottom w:type="dxa" w:w="70"/>
-              <w:right w:type="dxa" w:w="110"/>
-            </w:tcMar>
-          </w:tcPr>
-          <w:p>
-            <w:pPr>
-              <w:spacing w:after="40" w:line="260"/>
-            </w:pPr>
-            <w:r>
-              <w:rPr>
-                <w:sz w:val="20"/>
-                <w:szCs w:val="20"/>
-              </w:rPr>
-              <w:t xml:space="preserve">PerfilFragment</w:t>
-            </w:r>
-          </w:p>
-        </w:tc>
-        <w:tc>
-          <w:tcPr>
-            <w:tcW w:type="dxa" w:w="5360"/>
-            <w:tcBorders>
-              <w:top w:val="single" w:color="B8C7D9" w:sz="4"/>
-              <w:left w:val="single" w:color="B8C7D9" w:sz="4"/>
-              <w:bottom w:val="single" w:color="B8C7D9" w:sz="4"/>
-              <w:right w:val="single" w:color="B8C7D9" w:sz="4"/>
-            </w:tcBorders>
-            <w:tcMar>
-              <w:top w:type="dxa" w:w="70"/>
-              <w:left w:type="dxa" w:w="110"/>
-              <w:bottom w:type="dxa" w:w="70"/>
-              <w:right w:type="dxa" w:w="110"/>
-            </w:tcMar>
-          </w:tcPr>
-          <w:p>
-            <w:pPr>
-              <w:spacing w:after="40" w:line="260"/>
-            </w:pPr>
-            <w:r>
-              <w:rPr>
-                <w:sz w:val="20"/>
-                <w:szCs w:val="20"/>
-              </w:rPr>
-              <w:t xml:space="preserve">Avatar (predeterminado o de la galería), apodo, fecha de nacimiento con DatePicker y género con RadioGroup.</w:t>
-            </w:r>
-          </w:p>
-        </w:tc>
-      </w:tr>
-      <w:tr>
-        <w:trPr>
-          <w:cantSplit/>
-        </w:trPr>
-        <w:tc>
-          <w:tcPr>
-            <w:tcW w:type="dxa" w:w="1700"/>
-            <w:tcBorders>
-              <w:top w:val="single" w:color="B8C7D9" w:sz="4"/>
-              <w:left w:val="single" w:color="B8C7D9" w:sz="4"/>
-              <w:bottom w:val="single" w:color="B8C7D9" w:sz="4"/>
-              <w:right w:val="single" w:color="B8C7D9" w:sz="4"/>
-            </w:tcBorders>
-            <w:tcMar>
-              <w:top w:type="dxa" w:w="70"/>
-              <w:left w:type="dxa" w:w="110"/>
-              <w:bottom w:type="dxa" w:w="70"/>
-              <w:right w:type="dxa" w:w="110"/>
-            </w:tcMar>
-          </w:tcPr>
-          <w:p>
-            <w:pPr>
-              <w:spacing w:after="40" w:line="260"/>
-            </w:pPr>
-            <w:r>
-              <w:rPr>
-                <w:sz w:val="20"/>
-                <w:szCs w:val="20"/>
-              </w:rPr>
-              <w:t xml:space="preserve">Actividades</w:t>
-            </w:r>
-          </w:p>
-        </w:tc>
-        <w:tc>
-          <w:tcPr>
-            <w:tcW w:type="dxa" w:w="2300"/>
-            <w:tcBorders>
-              <w:top w:val="single" w:color="B8C7D9" w:sz="4"/>
-              <w:left w:val="single" w:color="B8C7D9" w:sz="4"/>
-              <w:bottom w:val="single" w:color="B8C7D9" w:sz="4"/>
-              <w:right w:val="single" w:color="B8C7D9" w:sz="4"/>
-            </w:tcBorders>
-            <w:tcMar>
-              <w:top w:type="dxa" w:w="70"/>
-              <w:left w:type="dxa" w:w="110"/>
-              <w:bottom w:type="dxa" w:w="70"/>
-              <w:right w:type="dxa" w:w="110"/>
-            </w:tcMar>
-          </w:tcPr>
-          <w:p>
-            <w:pPr>
-              <w:spacing w:after="40" w:line="260"/>
-            </w:pPr>
-            <w:r>
-              <w:rPr>
-                <w:sz w:val="20"/>
-                <w:szCs w:val="20"/>
-              </w:rPr>
-              <w:t xml:space="preserve">ActividadesFragment</w:t>
-            </w:r>
-          </w:p>
-        </w:tc>
-        <w:tc>
-          <w:tcPr>
-            <w:tcW w:type="dxa" w:w="5360"/>
-            <w:tcBorders>
-              <w:top w:val="single" w:color="B8C7D9" w:sz="4"/>
-              <w:left w:val="single" w:color="B8C7D9" w:sz="4"/>
-              <w:bottom w:val="single" w:color="B8C7D9" w:sz="4"/>
-              <w:right w:val="single" w:color="B8C7D9" w:sz="4"/>
-            </w:tcBorders>
-            <w:tcMar>
-              <w:top w:type="dxa" w:w="70"/>
-              <w:left w:type="dxa" w:w="110"/>
-              <w:bottom w:type="dxa" w:w="70"/>
-              <w:right w:type="dxa" w:w="110"/>
-            </w:tcMar>
-          </w:tcPr>
-          <w:p>
-            <w:pPr>
-              <w:spacing w:after="40" w:line="260"/>
-            </w:pPr>
-            <w:r>
-              <w:rPr>
-                <w:sz w:val="20"/>
-                <w:szCs w:val="20"/>
-              </w:rPr>
-              <w:t xml:space="preserve">RecyclerView agrupado por día con CheckBox, filtros por tipo (Chips) y botón flotante para agregar.</w:t>
-            </w:r>
-          </w:p>
-        </w:tc>
-      </w:tr>
-      <w:tr>
-        <w:trPr>
-          <w:cantSplit/>
-        </w:trPr>
-        <w:tc>
-          <w:tcPr>
-            <w:tcW w:type="dxa" w:w="1700"/>
-            <w:tcBorders>
-              <w:top w:val="single" w:color="B8C7D9" w:sz="4"/>
-              <w:left w:val="single" w:color="B8C7D9" w:sz="4"/>
-              <w:bottom w:val="single" w:color="B8C7D9" w:sz="4"/>
-              <w:right w:val="single" w:color="B8C7D9" w:sz="4"/>
-            </w:tcBorders>
-            <w:tcMar>
-              <w:top w:type="dxa" w:w="70"/>
-              <w:left w:type="dxa" w:w="110"/>
-              <w:bottom w:type="dxa" w:w="70"/>
-              <w:right w:type="dxa" w:w="110"/>
-            </w:tcMar>
-          </w:tcPr>
-          <w:p>
-            <w:pPr>
-              <w:spacing w:after="40" w:line="260"/>
-            </w:pPr>
-            <w:r>
-              <w:rPr>
-                <w:sz w:val="20"/>
-                <w:szCs w:val="20"/>
-              </w:rPr>
-              <w:t xml:space="preserve">Alarmas</w:t>
-            </w:r>
-          </w:p>
-        </w:tc>
-        <w:tc>
-          <w:tcPr>
-            <w:tcW w:type="dxa" w:w="2300"/>
-            <w:tcBorders>
-              <w:top w:val="single" w:color="B8C7D9" w:sz="4"/>
-              <w:left w:val="single" w:color="B8C7D9" w:sz="4"/>
-              <w:bottom w:val="single" w:color="B8C7D9" w:sz="4"/>
-              <w:right w:val="single" w:color="B8C7D9" w:sz="4"/>
-            </w:tcBorders>
-            <w:tcMar>
-              <w:top w:type="dxa" w:w="70"/>
-              <w:left w:type="dxa" w:w="110"/>
-              <w:bottom w:type="dxa" w:w="70"/>
-              <w:right w:type="dxa" w:w="110"/>
-            </w:tcMar>
-          </w:tcPr>
-          <w:p>
-            <w:pPr>
-              <w:spacing w:after="40" w:line="260"/>
-            </w:pPr>
-            <w:r>
-              <w:rPr>
-                <w:sz w:val="20"/>
-                <w:szCs w:val="20"/>
-              </w:rPr>
-              <w:t xml:space="preserve">AlarmasFragment</w:t>
-            </w:r>
-          </w:p>
-        </w:tc>
-        <w:tc>
-          <w:tcPr>
-            <w:tcW w:type="dxa" w:w="5360"/>
-            <w:tcBorders>
-              <w:top w:val="single" w:color="B8C7D9" w:sz="4"/>
-              <w:left w:val="single" w:color="B8C7D9" w:sz="4"/>
-              <w:bottom w:val="single" w:color="B8C7D9" w:sz="4"/>
-              <w:right w:val="single" w:color="B8C7D9" w:sz="4"/>
-            </w:tcBorders>
-            <w:tcMar>
-              <w:top w:type="dxa" w:w="70"/>
-              <w:left w:type="dxa" w:w="110"/>
-              <w:bottom w:type="dxa" w:w="70"/>
-              <w:right w:type="dxa" w:w="110"/>
-            </w:tcMar>
-          </w:tcPr>
-          <w:p>
-            <w:pPr>
-              <w:spacing w:after="40" w:line="260"/>
-            </w:pPr>
-            <w:r>
-              <w:rPr>
-                <w:sz w:val="20"/>
-                <w:szCs w:val="20"/>
-              </w:rPr>
-              <w:t xml:space="preserve">Lista de alarmas con Switch para activarlas y TimePicker para crear o editar.</w:t>
-            </w:r>
-          </w:p>
-        </w:tc>
-      </w:tr>
-      <w:tr>
-        <w:trPr>
-          <w:cantSplit/>
-        </w:trPr>
-        <w:tc>
-          <w:tcPr>
-            <w:tcW w:type="dxa" w:w="1700"/>
-            <w:tcBorders>
-              <w:top w:val="single" w:color="B8C7D9" w:sz="4"/>
-              <w:left w:val="single" w:color="B8C7D9" w:sz="4"/>
-              <w:bottom w:val="single" w:color="B8C7D9" w:sz="4"/>
-              <w:right w:val="single" w:color="B8C7D9" w:sz="4"/>
-            </w:tcBorders>
-            <w:tcMar>
-              <w:top w:type="dxa" w:w="70"/>
-              <w:left w:type="dxa" w:w="110"/>
-              <w:bottom w:type="dxa" w:w="70"/>
-              <w:right w:type="dxa" w:w="110"/>
-            </w:tcMar>
-          </w:tcPr>
-          <w:p>
-            <w:pPr>
-              <w:spacing w:after="40" w:line="260"/>
-            </w:pPr>
-            <w:r>
-              <w:rPr>
-                <w:sz w:val="20"/>
-                <w:szCs w:val="20"/>
-              </w:rPr>
-              <w:t xml:space="preserve">Compras</w:t>
-            </w:r>
-          </w:p>
-        </w:tc>
-        <w:tc>
-          <w:tcPr>
-            <w:tcW w:type="dxa" w:w="2300"/>
-            <w:tcBorders>
-              <w:top w:val="single" w:color="B8C7D9" w:sz="4"/>
-              <w:left w:val="single" w:color="B8C7D9" w:sz="4"/>
-              <w:bottom w:val="single" w:color="B8C7D9" w:sz="4"/>
-              <w:right w:val="single" w:color="B8C7D9" w:sz="4"/>
-            </w:tcBorders>
-            <w:tcMar>
-              <w:top w:type="dxa" w:w="70"/>
-              <w:left w:type="dxa" w:w="110"/>
-              <w:bottom w:type="dxa" w:w="70"/>
-              <w:right w:type="dxa" w:w="110"/>
-            </w:tcMar>
-          </w:tcPr>
-          <w:p>
-            <w:pPr>
-              <w:spacing w:after="40" w:line="260"/>
-            </w:pPr>
-            <w:r>
-              <w:rPr>
-                <w:sz w:val="20"/>
-                <w:szCs w:val="20"/>
-              </w:rPr>
-              <w:t xml:space="preserve">ComprasFragment</w:t>
-            </w:r>
-          </w:p>
-        </w:tc>
-        <w:tc>
-          <w:tcPr>
-            <w:tcW w:type="dxa" w:w="5360"/>
-            <w:tcBorders>
-              <w:top w:val="single" w:color="B8C7D9" w:sz="4"/>
-              <w:left w:val="single" w:color="B8C7D9" w:sz="4"/>
-              <w:bottom w:val="single" w:color="B8C7D9" w:sz="4"/>
-              <w:right w:val="single" w:color="B8C7D9" w:sz="4"/>
-            </w:tcBorders>
-            <w:tcMar>
-              <w:top w:type="dxa" w:w="70"/>
-              <w:left w:type="dxa" w:w="110"/>
-              <w:bottom w:type="dxa" w:w="70"/>
-              <w:right w:type="dxa" w:w="110"/>
-            </w:tcMar>
-          </w:tcPr>
-          <w:p>
-            <w:pPr>
-              <w:spacing w:after="40" w:line="260"/>
-            </w:pPr>
-            <w:r>
-              <w:rPr>
-                <w:sz w:val="20"/>
-                <w:szCs w:val="20"/>
-              </w:rPr>
-              <w:t xml:space="preserve">Campo de texto, botones de cámara y galería, y lista con miniatura de la foto y estado comprado/pendiente.</w:t>
-            </w:r>
-          </w:p>
-        </w:tc>
-      </w:tr>
-      <w:tr>
-        <w:trPr>
-          <w:cantSplit/>
-        </w:trPr>
-        <w:tc>
-          <w:tcPr>
-            <w:tcW w:type="dxa" w:w="1700"/>
-            <w:tcBorders>
-              <w:top w:val="single" w:color="B8C7D9" w:sz="4"/>
-              <w:left w:val="single" w:color="B8C7D9" w:sz="4"/>
-              <w:bottom w:val="single" w:color="B8C7D9" w:sz="4"/>
-              <w:right w:val="single" w:color="B8C7D9" w:sz="4"/>
-            </w:tcBorders>
-            <w:tcMar>
-              <w:top w:type="dxa" w:w="70"/>
-              <w:left w:type="dxa" w:w="110"/>
-              <w:bottom w:type="dxa" w:w="70"/>
-              <w:right w:type="dxa" w:w="110"/>
-            </w:tcMar>
-          </w:tcPr>
-          <w:p>
-            <w:pPr>
-              <w:spacing w:after="40" w:line="260"/>
-            </w:pPr>
-            <w:r>
-              <w:rPr>
-                <w:sz w:val="20"/>
-                <w:szCs w:val="20"/>
-              </w:rPr>
-              <w:t xml:space="preserve">Salud </w:t>
-            </w:r>
-            <w:r>
-              <w:rPr>
-                <w:i/>
-                <w:iCs/>
-                <w:sz w:val="20"/>
-                <w:szCs w:val="20"/>
-              </w:rPr>
-              <w:t xml:space="preserve">(condicional)</w:t>
-            </w:r>
-          </w:p>
-        </w:tc>
-        <w:tc>
-          <w:tcPr>
-            <w:tcW w:type="dxa" w:w="2300"/>
-            <w:tcBorders>
-              <w:top w:val="single" w:color="B8C7D9" w:sz="4"/>
-              <w:left w:val="single" w:color="B8C7D9" w:sz="4"/>
-              <w:bottom w:val="single" w:color="B8C7D9" w:sz="4"/>
-              <w:right w:val="single" w:color="B8C7D9" w:sz="4"/>
-            </w:tcBorders>
-            <w:tcMar>
-              <w:top w:type="dxa" w:w="70"/>
-              <w:left w:type="dxa" w:w="110"/>
-              <w:bottom w:type="dxa" w:w="70"/>
-              <w:right w:type="dxa" w:w="110"/>
-            </w:tcMar>
-          </w:tcPr>
-          <w:p>
-            <w:pPr>
-              <w:spacing w:after="40" w:line="260"/>
-            </w:pPr>
-            <w:r>
-              <w:rPr>
-                <w:sz w:val="20"/>
-                <w:szCs w:val="20"/>
-              </w:rPr>
-              <w:t xml:space="preserve">SaludFragment</w:t>
-            </w:r>
-          </w:p>
-        </w:tc>
-        <w:tc>
-          <w:tcPr>
-            <w:tcW w:type="dxa" w:w="5360"/>
-            <w:tcBorders>
-              <w:top w:val="single" w:color="B8C7D9" w:sz="4"/>
-              <w:left w:val="single" w:color="B8C7D9" w:sz="4"/>
-              <w:bottom w:val="single" w:color="B8C7D9" w:sz="4"/>
-              <w:right w:val="single" w:color="B8C7D9" w:sz="4"/>
-            </w:tcBorders>
-            <w:tcMar>
-              <w:top w:type="dxa" w:w="70"/>
-              <w:left w:type="dxa" w:w="110"/>
-              <w:bottom w:type="dxa" w:w="70"/>
-              <w:right w:type="dxa" w:w="110"/>
-            </w:tcMar>
-          </w:tcPr>
-          <w:p>
-            <w:pPr>
-              <w:spacing w:after="40" w:line="260"/>
-            </w:pPr>
-            <w:r>
-              <w:rPr>
-                <w:sz w:val="20"/>
-                <w:szCs w:val="20"/>
-              </w:rPr>
-              <w:t xml:space="preserve">Calendario del ciclo, día actual del ciclo y fecha estimada del próximo periodo.</w:t>
-            </w:r>
-          </w:p>
-        </w:tc>
-      </w:tr>
-      <w:tr>
-        <w:trPr>
-          <w:cantSplit/>
-        </w:trPr>
-        <w:tc>
-          <w:tcPr>
-            <w:tcW w:type="dxa" w:w="1700"/>
-            <w:tcBorders>
-              <w:top w:val="single" w:color="B8C7D9" w:sz="4"/>
-              <w:left w:val="single" w:color="B8C7D9" w:sz="4"/>
-              <w:bottom w:val="single" w:color="B8C7D9" w:sz="4"/>
-              <w:right w:val="single" w:color="B8C7D9" w:sz="4"/>
-            </w:tcBorders>
-            <w:tcMar>
-              <w:top w:type="dxa" w:w="70"/>
-              <w:left w:type="dxa" w:w="110"/>
-              <w:bottom w:type="dxa" w:w="70"/>
-              <w:right w:type="dxa" w:w="110"/>
-            </w:tcMar>
-          </w:tcPr>
-          <w:p>
-            <w:pPr>
-              <w:spacing w:after="40" w:line="260"/>
-            </w:pPr>
-            <w:r>
-              <w:rPr>
-                <w:sz w:val="20"/>
-                <w:szCs w:val="20"/>
-              </w:rPr>
-              <w:t xml:space="preserve">Multimedia</w:t>
-            </w:r>
-          </w:p>
-        </w:tc>
-        <w:tc>
-          <w:tcPr>
-            <w:tcW w:type="dxa" w:w="2300"/>
-            <w:tcBorders>
-              <w:top w:val="single" w:color="B8C7D9" w:sz="4"/>
-              <w:left w:val="single" w:color="B8C7D9" w:sz="4"/>
-              <w:bottom w:val="single" w:color="B8C7D9" w:sz="4"/>
-              <w:right w:val="single" w:color="B8C7D9" w:sz="4"/>
-            </w:tcBorders>
-            <w:tcMar>
-              <w:top w:type="dxa" w:w="70"/>
-              <w:left w:type="dxa" w:w="110"/>
-              <w:bottom w:type="dxa" w:w="70"/>
-              <w:right w:type="dxa" w:w="110"/>
-            </w:tcMar>
-          </w:tcPr>
-          <w:p>
-            <w:pPr>
-              <w:spacing w:after="40" w:line="260"/>
-            </w:pPr>
-            <w:r>
-              <w:rPr>
-                <w:sz w:val="20"/>
-                <w:szCs w:val="20"/>
-              </w:rPr>
-              <w:t xml:space="preserve">MultimediaFragment</w:t>
-            </w:r>
-          </w:p>
-        </w:tc>
-        <w:tc>
-          <w:tcPr>
-            <w:tcW w:type="dxa" w:w="5360"/>
-            <w:tcBorders>
-              <w:top w:val="single" w:color="B8C7D9" w:sz="4"/>
-              <w:left w:val="single" w:color="B8C7D9" w:sz="4"/>
-              <w:bottom w:val="single" w:color="B8C7D9" w:sz="4"/>
-              <w:right w:val="single" w:color="B8C7D9" w:sz="4"/>
-            </w:tcBorders>
-            <w:tcMar>
-              <w:top w:type="dxa" w:w="70"/>
-              <w:left w:type="dxa" w:w="110"/>
-              <w:bottom w:type="dxa" w:w="70"/>
-              <w:right w:type="dxa" w:w="110"/>
-            </w:tcMar>
-          </w:tcPr>
-          <w:p>
-            <w:pPr>
-              <w:spacing w:after="40" w:line="260"/>
-            </w:pPr>
-            <w:r>
-              <w:rPr>
-                <w:sz w:val="20"/>
-                <w:szCs w:val="20"/>
-              </w:rPr>
-              <w:t xml:space="preserve">VideoView con MediaController y galería de imágenes que muestra la descripción al tocarlas.</w:t>
-            </w:r>
-          </w:p>
-        </w:tc>
-      </w:tr>
-      <w:tr>
-        <w:trPr>
-          <w:cantSplit/>
-        </w:trPr>
-        <w:tc>
-          <w:tcPr>
-            <w:tcW w:type="dxa" w:w="1700"/>
-            <w:tcBorders>
-              <w:top w:val="single" w:color="B8C7D9" w:sz="4"/>
-              <w:left w:val="single" w:color="B8C7D9" w:sz="4"/>
-              <w:bottom w:val="single" w:color="B8C7D9" w:sz="4"/>
-              <w:right w:val="single" w:color="B8C7D9" w:sz="4"/>
-            </w:tcBorders>
-            <w:tcMar>
-              <w:top w:type="dxa" w:w="70"/>
-              <w:left w:type="dxa" w:w="110"/>
-              <w:bottom w:type="dxa" w:w="70"/>
-              <w:right w:type="dxa" w:w="110"/>
-            </w:tcMar>
-          </w:tcPr>
-          <w:p>
-            <w:pPr>
-              <w:spacing w:after="40" w:line="260"/>
-            </w:pPr>
-            <w:r>
-              <w:rPr>
-                <w:sz w:val="20"/>
-                <w:szCs w:val="20"/>
-              </w:rPr>
-              <w:t xml:space="preserve">Web</w:t>
-            </w:r>
-          </w:p>
-        </w:tc>
-        <w:tc>
-          <w:tcPr>
-            <w:tcW w:type="dxa" w:w="2300"/>
-            <w:tcBorders>
-              <w:top w:val="single" w:color="B8C7D9" w:sz="4"/>
-              <w:left w:val="single" w:color="B8C7D9" w:sz="4"/>
-              <w:bottom w:val="single" w:color="B8C7D9" w:sz="4"/>
-              <w:right w:val="single" w:color="B8C7D9" w:sz="4"/>
-            </w:tcBorders>
-            <w:tcMar>
-              <w:top w:type="dxa" w:w="70"/>
-              <w:left w:type="dxa" w:w="110"/>
-              <w:bottom w:type="dxa" w:w="70"/>
-              <w:right w:type="dxa" w:w="110"/>
-            </w:tcMar>
-          </w:tcPr>
-          <w:p>
-            <w:pPr>
-              <w:spacing w:after="40" w:line="260"/>
-            </w:pPr>
-            <w:r>
-              <w:rPr>
-                <w:sz w:val="20"/>
-                <w:szCs w:val="20"/>
-              </w:rPr>
-              <w:t xml:space="preserve">WebFragment</w:t>
-            </w:r>
-          </w:p>
-        </w:tc>
-        <w:tc>
-          <w:tcPr>
-            <w:tcW w:type="dxa" w:w="5360"/>
-            <w:tcBorders>
-              <w:top w:val="single" w:color="B8C7D9" w:sz="4"/>
-              <w:left w:val="single" w:color="B8C7D9" w:sz="4"/>
-              <w:bottom w:val="single" w:color="B8C7D9" w:sz="4"/>
-              <w:right w:val="single" w:color="B8C7D9" w:sz="4"/>
-            </w:tcBorders>
-            <w:tcMar>
-              <w:top w:type="dxa" w:w="70"/>
-              <w:left w:type="dxa" w:w="110"/>
-              <w:bottom w:type="dxa" w:w="70"/>
-              <w:right w:type="dxa" w:w="110"/>
-            </w:tcMar>
-          </w:tcPr>
-          <w:p>
-            <w:pPr>
-              <w:spacing w:after="40" w:line="260"/>
-            </w:pPr>
-            <w:r>
-              <w:rPr>
-                <w:sz w:val="20"/>
-                <w:szCs w:val="20"/>
-              </w:rPr>
-              <w:t xml:space="preserve">EditText para la URL, botón Ir y WebView embebido.</w:t>
-            </w:r>
-          </w:p>
-        </w:tc>
-      </w:tr>
-      <w:tr>
-        <w:trPr>
-          <w:cantSplit/>
-        </w:trPr>
-        <w:tc>
-          <w:tcPr>
-            <w:tcW w:type="dxa" w:w="1700"/>
-            <w:tcBorders>
-              <w:top w:val="single" w:color="B8C7D9" w:sz="4"/>
-              <w:left w:val="single" w:color="B8C7D9" w:sz="4"/>
-              <w:bottom w:val="single" w:color="B8C7D9" w:sz="4"/>
-              <w:right w:val="single" w:color="B8C7D9" w:sz="4"/>
-            </w:tcBorders>
-            <w:tcMar>
-              <w:top w:type="dxa" w:w="70"/>
-              <w:left w:type="dxa" w:w="110"/>
-              <w:bottom w:type="dxa" w:w="70"/>
-              <w:right w:type="dxa" w:w="110"/>
-            </w:tcMar>
-          </w:tcPr>
-          <w:p>
-            <w:pPr>
-              <w:spacing w:after="40" w:line="260"/>
-            </w:pPr>
-            <w:r>
-              <w:rPr>
-                <w:sz w:val="20"/>
-                <w:szCs w:val="20"/>
-              </w:rPr>
-              <w:t xml:space="preserve">Botones</w:t>
-            </w:r>
-          </w:p>
-        </w:tc>
-        <w:tc>
-          <w:tcPr>
-            <w:tcW w:type="dxa" w:w="2300"/>
-            <w:tcBorders>
-              <w:top w:val="single" w:color="B8C7D9" w:sz="4"/>
-              <w:left w:val="single" w:color="B8C7D9" w:sz="4"/>
-              <w:bottom w:val="single" w:color="B8C7D9" w:sz="4"/>
-              <w:right w:val="single" w:color="B8C7D9" w:sz="4"/>
-            </w:tcBorders>
-            <w:tcMar>
-              <w:top w:type="dxa" w:w="70"/>
-              <w:left w:type="dxa" w:w="110"/>
-              <w:bottom w:type="dxa" w:w="70"/>
-              <w:right w:type="dxa" w:w="110"/>
-            </w:tcMar>
-          </w:tcPr>
-          <w:p>
-            <w:pPr>
-              <w:spacing w:after="40" w:line="260"/>
-            </w:pPr>
-            <w:r>
-              <w:rPr>
-                <w:sz w:val="20"/>
-                <w:szCs w:val="20"/>
-              </w:rPr>
-              <w:t xml:space="preserve">BotonesFragment</w:t>
-            </w:r>
-          </w:p>
-        </w:tc>
-        <w:tc>
-          <w:tcPr>
-            <w:tcW w:type="dxa" w:w="5360"/>
-            <w:tcBorders>
-              <w:top w:val="single" w:color="B8C7D9" w:sz="4"/>
-              <w:left w:val="single" w:color="B8C7D9" w:sz="4"/>
-              <w:bottom w:val="single" w:color="B8C7D9" w:sz="4"/>
-              <w:right w:val="single" w:color="B8C7D9" w:sz="4"/>
-            </w:tcBorders>
-            <w:tcMar>
-              <w:top w:type="dxa" w:w="70"/>
-              <w:left w:type="dxa" w:w="110"/>
-              <w:bottom w:type="dxa" w:w="70"/>
-              <w:right w:type="dxa" w:w="110"/>
-            </w:tcMar>
-          </w:tcPr>
-          <w:p>
-            <w:pPr>
-              <w:spacing w:after="40" w:line="260"/>
-            </w:pPr>
-            <w:r>
-              <w:rPr>
-                <w:sz w:val="20"/>
-                <w:szCs w:val="20"/>
-              </w:rPr>
-              <w:t xml:space="preserve">Button, OutlinedButton, MaterialButtonToggleGroup, Chip, Switch y FAB; cada uno muestra un Snackbar al usarlo.</w:t>
-            </w:r>
-          </w:p>
-        </w:tc>
-      </w:tr>
-    </w:tbl>
-    <w:p>
-      <w:pPr>
-        <w:spacing w:after="120"/>
-      </w:pPr>
-    </w:p>
-    <w:p>
-      <w:pPr>
-        <w:pStyle w:val="Heading2"/>
-      </w:pPr>
-      <w:r>
-        <w:t xml:space="preserve">7.1 Layout principal</w:t>
-      </w:r>
-    </w:p>
-    <w:p>
-      <w:pPr>
-        <w:spacing w:after="140" w:before="0" w:line="300"/>
-        <w:jc w:val="both"/>
-      </w:pPr>
-      <w:r>
-        <w:t xml:space="preserve">El archivo </w:t>
-      </w:r>
-      <w:r>
-        <w:rPr>
-          <w:rFonts w:ascii="Consolas" w:cs="Consolas" w:eastAsia="Consolas" w:hAnsi="Consolas"/>
-          <w:sz w:val="20"/>
-          <w:szCs w:val="20"/>
-        </w:rPr>
-        <w:t xml:space="preserve">activity_main.xml</w:t>
-      </w:r>
-      <w:r>
-        <w:t xml:space="preserve"> divide la pantalla con pesos 35/65 para la orientación vertical. Para la orientación horizontal se agrega un recurso alternativo en </w:t>
-      </w:r>
-      <w:r>
-        <w:rPr>
-          <w:rFonts w:ascii="Consolas" w:cs="Consolas" w:eastAsia="Consolas" w:hAnsi="Consolas"/>
-          <w:sz w:val="20"/>
-          <w:szCs w:val="20"/>
-        </w:rPr>
-        <w:t xml:space="preserve">layout-land</w:t>
-      </w:r>
-      <w:r>
-        <w:t xml:space="preserve"> con pesos 30/70.</w:t>
-      </w:r>
-    </w:p>
-    <w:p>
-      <w:pPr>
-        <w:keepNext/>
-        <w:keepLines/>
-        <w:shd w:fill="F3F6FA" w:color="auto" w:val="clear"/>
-        <w:spacing w:after="0" w:before="60" w:line="240"/>
-        <w:ind w:left="200" w:right="200"/>
-      </w:pPr>
-      <w:r>
-        <w:rPr>
-          <w:rFonts w:ascii="Consolas" w:cs="Consolas" w:eastAsia="Consolas" w:hAnsi="Consolas"/>
-          <w:color w:val="1B2430"/>
-          <w:sz w:val="17"/>
-          <w:szCs w:val="17"/>
-        </w:rPr>
-        <w:t xml:space="preserve">&lt;LinearLayout xmlns:android="http://schemas.android.com/apk/res/android"</w:t>
-      </w:r>
-    </w:p>
-    <w:p>
-      <w:pPr>
-        <w:keepNext/>
-        <w:keepLines/>
-        <w:shd w:fill="F3F6FA" w:color="auto" w:val="clear"/>
-        <w:spacing w:after="0" w:before="0" w:line="240"/>
-        <w:ind w:left="200" w:right="200"/>
-      </w:pPr>
-      <w:r>
-        <w:rPr>
-          <w:rFonts w:ascii="Consolas" w:cs="Consolas" w:eastAsia="Consolas" w:hAnsi="Consolas"/>
-          <w:color w:val="1B2430"/>
-          <w:sz w:val="17"/>
-          <w:szCs w:val="17"/>
-        </w:rPr>
-        <w:t xml:space="preserve">    android:layout_width="match_parent"</w:t>
-      </w:r>
-    </w:p>
-    <w:p>
-      <w:pPr>
-        <w:keepNext/>
-        <w:keepLines/>
-        <w:shd w:fill="F3F6FA" w:color="auto" w:val="clear"/>
-        <w:spacing w:after="0" w:before="0" w:line="240"/>
-        <w:ind w:left="200" w:right="200"/>
-      </w:pPr>
-      <w:r>
-        <w:rPr>
-          <w:rFonts w:ascii="Consolas" w:cs="Consolas" w:eastAsia="Consolas" w:hAnsi="Consolas"/>
-          <w:color w:val="1B2430"/>
-          <w:sz w:val="17"/>
-          <w:szCs w:val="17"/>
-        </w:rPr>
-        <w:t xml:space="preserve">    android:layout_height="match_parent"</w:t>
-      </w:r>
-    </w:p>
-    <w:p>
-      <w:pPr>
-        <w:keepNext/>
-        <w:keepLines/>
-        <w:shd w:fill="F3F6FA" w:color="auto" w:val="clear"/>
-        <w:spacing w:after="0" w:before="0" w:line="240"/>
-        <w:ind w:left="200" w:right="200"/>
-      </w:pPr>
-      <w:r>
-        <w:rPr>
-          <w:rFonts w:ascii="Consolas" w:cs="Consolas" w:eastAsia="Consolas" w:hAnsi="Consolas"/>
-          <w:color w:val="1B2430"/>
-          <w:sz w:val="17"/>
-          <w:szCs w:val="17"/>
-        </w:rPr>
-        <w:t xml:space="preserve">    android:orientation="horizontal"&gt;</w:t>
-      </w:r>
-    </w:p>
-    <w:p>
-      <w:pPr>
-        <w:keepNext/>
-        <w:keepLines/>
-        <w:shd w:fill="F3F6FA" w:color="auto" w:val="clear"/>
-        <w:spacing w:after="0" w:before="0" w:line="240"/>
-        <w:ind w:left="200" w:right="200"/>
-      </w:pPr>
-      <w:r>
-        <w:rPr>
-          <w:rFonts w:ascii="Consolas" w:cs="Consolas" w:eastAsia="Consolas" w:hAnsi="Consolas"/>
-          <w:color w:val="1B2430"/>
-          <w:sz w:val="17"/>
-          <w:szCs w:val="17"/>
-        </w:rPr>
-        <w:t xml:space="preserve"> </w:t>
-      </w:r>
-    </w:p>
-    <w:p>
-      <w:pPr>
-        <w:keepNext/>
-        <w:keepLines/>
-        <w:shd w:fill="F3F6FA" w:color="auto" w:val="clear"/>
-        <w:spacing w:after="0" w:before="0" w:line="240"/>
-        <w:ind w:left="200" w:right="200"/>
-      </w:pPr>
-      <w:r>
-        <w:rPr>
-          <w:rFonts w:ascii="Consolas" w:cs="Consolas" w:eastAsia="Consolas" w:hAnsi="Consolas"/>
-          <w:color w:val="1B2430"/>
-          <w:sz w:val="17"/>
-          <w:szCs w:val="17"/>
-        </w:rPr>
-        <w:t xml:space="preserve">    &lt;androidx.fragment.app.FragmentContainerView</w:t>
-      </w:r>
-    </w:p>
-    <w:p>
-      <w:pPr>
-        <w:keepNext/>
-        <w:keepLines/>
-        <w:shd w:fill="F3F6FA" w:color="auto" w:val="clear"/>
-        <w:spacing w:after="0" w:before="0" w:line="240"/>
-        <w:ind w:left="200" w:right="200"/>
-      </w:pPr>
-      <w:r>
-        <w:rPr>
-          <w:rFonts w:ascii="Consolas" w:cs="Consolas" w:eastAsia="Consolas" w:hAnsi="Consolas"/>
-          <w:color w:val="1B2430"/>
-          <w:sz w:val="17"/>
-          <w:szCs w:val="17"/>
-        </w:rPr>
-        <w:t xml:space="preserve">        android:id="@+id/menu_container"</w:t>
-      </w:r>
-    </w:p>
-    <w:p>
-      <w:pPr>
-        <w:keepNext/>
-        <w:keepLines/>
-        <w:shd w:fill="F3F6FA" w:color="auto" w:val="clear"/>
-        <w:spacing w:after="0" w:before="0" w:line="240"/>
-        <w:ind w:left="200" w:right="200"/>
-      </w:pPr>
-      <w:r>
-        <w:rPr>
-          <w:rFonts w:ascii="Consolas" w:cs="Consolas" w:eastAsia="Consolas" w:hAnsi="Consolas"/>
-          <w:color w:val="1B2430"/>
-          <w:sz w:val="17"/>
-          <w:szCs w:val="17"/>
-        </w:rPr>
-        <w:t xml:space="preserve">        android:name="co.edu.poli.dailysync.ui.MenuFragment"</w:t>
-      </w:r>
-    </w:p>
-    <w:p>
-      <w:pPr>
-        <w:keepNext/>
-        <w:keepLines/>
-        <w:shd w:fill="F3F6FA" w:color="auto" w:val="clear"/>
-        <w:spacing w:after="0" w:before="0" w:line="240"/>
-        <w:ind w:left="200" w:right="200"/>
-      </w:pPr>
-      <w:r>
-        <w:rPr>
-          <w:rFonts w:ascii="Consolas" w:cs="Consolas" w:eastAsia="Consolas" w:hAnsi="Consolas"/>
-          <w:color w:val="1B2430"/>
-          <w:sz w:val="17"/>
-          <w:szCs w:val="17"/>
-        </w:rPr>
-        <w:t xml:space="preserve">        android:layout_width="0dp"</w:t>
-      </w:r>
-    </w:p>
-    <w:p>
-      <w:pPr>
-        <w:keepNext/>
-        <w:keepLines/>
-        <w:shd w:fill="F3F6FA" w:color="auto" w:val="clear"/>
-        <w:spacing w:after="0" w:before="0" w:line="240"/>
-        <w:ind w:left="200" w:right="200"/>
-      </w:pPr>
-      <w:r>
-        <w:rPr>
-          <w:rFonts w:ascii="Consolas" w:cs="Consolas" w:eastAsia="Consolas" w:hAnsi="Consolas"/>
-          <w:color w:val="1B2430"/>
-          <w:sz w:val="17"/>
-          <w:szCs w:val="17"/>
-        </w:rPr>
-        <w:t xml:space="preserve">        android:layout_height="match_parent"</w:t>
-      </w:r>
-    </w:p>
-    <w:p>
-      <w:pPr>
-        <w:keepNext/>
-        <w:keepLines/>
-        <w:shd w:fill="F3F6FA" w:color="auto" w:val="clear"/>
-        <w:spacing w:after="0" w:before="0" w:line="240"/>
-        <w:ind w:left="200" w:right="200"/>
-      </w:pPr>
-      <w:r>
-        <w:rPr>
-          <w:rFonts w:ascii="Consolas" w:cs="Consolas" w:eastAsia="Consolas" w:hAnsi="Consolas"/>
-          <w:color w:val="1B2430"/>
-          <w:sz w:val="17"/>
-          <w:szCs w:val="17"/>
-        </w:rPr>
-        <w:t xml:space="preserve">        android:layout_weight="35" /&gt;</w:t>
-      </w:r>
-    </w:p>
-    <w:p>
-      <w:pPr>
-        <w:keepNext/>
-        <w:keepLines/>
-        <w:shd w:fill="F3F6FA" w:color="auto" w:val="clear"/>
-        <w:spacing w:after="0" w:before="0" w:line="240"/>
-        <w:ind w:left="200" w:right="200"/>
-      </w:pPr>
-      <w:r>
-        <w:rPr>
-          <w:rFonts w:ascii="Consolas" w:cs="Consolas" w:eastAsia="Consolas" w:hAnsi="Consolas"/>
-          <w:color w:val="1B2430"/>
-          <w:sz w:val="17"/>
-          <w:szCs w:val="17"/>
-        </w:rPr>
-        <w:t xml:space="preserve"> </w:t>
-      </w:r>
-    </w:p>
-    <w:p>
-      <w:pPr>
-        <w:keepNext/>
-        <w:keepLines/>
-        <w:shd w:fill="F3F6FA" w:color="auto" w:val="clear"/>
-        <w:spacing w:after="0" w:before="0" w:line="240"/>
-        <w:ind w:left="200" w:right="200"/>
-      </w:pPr>
-      <w:r>
-        <w:rPr>
-          <w:rFonts w:ascii="Consolas" w:cs="Consolas" w:eastAsia="Consolas" w:hAnsi="Consolas"/>
-          <w:color w:val="1B2430"/>
-          <w:sz w:val="17"/>
-          <w:szCs w:val="17"/>
-        </w:rPr>
-        <w:t xml:space="preserve">    &lt;FrameLayout</w:t>
-      </w:r>
-    </w:p>
-    <w:p>
-      <w:pPr>
-        <w:keepNext/>
-        <w:keepLines/>
-        <w:shd w:fill="F3F6FA" w:color="auto" w:val="clear"/>
-        <w:spacing w:after="0" w:before="0" w:line="240"/>
-        <w:ind w:left="200" w:right="200"/>
-      </w:pPr>
-      <w:r>
-        <w:rPr>
-          <w:rFonts w:ascii="Consolas" w:cs="Consolas" w:eastAsia="Consolas" w:hAnsi="Consolas"/>
-          <w:color w:val="1B2430"/>
-          <w:sz w:val="17"/>
-          <w:szCs w:val="17"/>
-        </w:rPr>
-        <w:t xml:space="preserve">        android:id="@+id/content_container"</w:t>
-      </w:r>
-    </w:p>
-    <w:p>
-      <w:pPr>
-        <w:keepNext/>
-        <w:keepLines/>
-        <w:shd w:fill="F3F6FA" w:color="auto" w:val="clear"/>
-        <w:spacing w:after="0" w:before="0" w:line="240"/>
-        <w:ind w:left="200" w:right="200"/>
-      </w:pPr>
-      <w:r>
-        <w:rPr>
-          <w:rFonts w:ascii="Consolas" w:cs="Consolas" w:eastAsia="Consolas" w:hAnsi="Consolas"/>
-          <w:color w:val="1B2430"/>
-          <w:sz w:val="17"/>
-          <w:szCs w:val="17"/>
-        </w:rPr>
-        <w:t xml:space="preserve">        android:layout_width="0dp"</w:t>
-      </w:r>
-    </w:p>
-    <w:p>
-      <w:pPr>
-        <w:keepNext/>
-        <w:keepLines/>
-        <w:shd w:fill="F3F6FA" w:color="auto" w:val="clear"/>
-        <w:spacing w:after="0" w:before="0" w:line="240"/>
-        <w:ind w:left="200" w:right="200"/>
-      </w:pPr>
-      <w:r>
-        <w:rPr>
-          <w:rFonts w:ascii="Consolas" w:cs="Consolas" w:eastAsia="Consolas" w:hAnsi="Consolas"/>
-          <w:color w:val="1B2430"/>
-          <w:sz w:val="17"/>
-          <w:szCs w:val="17"/>
-        </w:rPr>
-        <w:t xml:space="preserve">        android:layout_height="match_parent"</w:t>
-      </w:r>
-    </w:p>
-    <w:p>
-      <w:pPr>
-        <w:keepNext/>
-        <w:keepLines/>
-        <w:shd w:fill="F3F6FA" w:color="auto" w:val="clear"/>
-        <w:spacing w:after="0" w:before="0" w:line="240"/>
-        <w:ind w:left="200" w:right="200"/>
-      </w:pPr>
-      <w:r>
-        <w:rPr>
-          <w:rFonts w:ascii="Consolas" w:cs="Consolas" w:eastAsia="Consolas" w:hAnsi="Consolas"/>
-          <w:color w:val="1B2430"/>
-          <w:sz w:val="17"/>
-          <w:szCs w:val="17"/>
-        </w:rPr>
-        <w:t xml:space="preserve">        android:layout_weight="65" /&gt;</w:t>
-      </w:r>
-    </w:p>
-    <w:p>
-      <w:pPr>
-        <w:keepNext w:val="false"/>
-        <w:keepLines/>
-        <w:shd w:fill="F3F6FA" w:color="auto" w:val="clear"/>
-        <w:spacing w:after="200" w:before="0" w:line="240"/>
-        <w:ind w:left="200" w:right="200"/>
-      </w:pPr>
-      <w:r>
-        <w:rPr>
-          <w:rFonts w:ascii="Consolas" w:cs="Consolas" w:eastAsia="Consolas" w:hAnsi="Consolas"/>
-          <w:color w:val="1B2430"/>
-          <w:sz w:val="17"/>
-          <w:szCs w:val="17"/>
-        </w:rPr>
-        <w:t xml:space="preserve">&lt;/LinearLayout&gt;</w:t>
-      </w:r>
-    </w:p>
-    <w:p>
-      <w:pPr>
-        <w:pStyle w:val="Heading2"/>
-      </w:pPr>
-      <w:r>
-        <w:t xml:space="preserve">7.2 Comunicación entre fragmentos</w:t>
-      </w:r>
-    </w:p>
-    <w:p>
-      <w:pPr>
-        <w:spacing w:after="140" w:before="0" w:line="300"/>
-        <w:jc w:val="both"/>
-      </w:pPr>
-      <w:r>
-        <w:t xml:space="preserve">El flujo cuando el usuario toca una opción del menú es el siguiente:</w:t>
-      </w:r>
-    </w:p>
-    <w:p>
-      <w:pPr>
-        <w:pStyle w:val="ListParagraph"/>
-        <w:numPr>
-          <w:ilvl w:val="0"/>
-          <w:numId w:val="3"/>
-        </w:numPr>
-        <w:spacing w:after="80" w:line="290"/>
-      </w:pPr>
-      <w:r>
-        <w:rPr>
-          <w:rFonts w:ascii="Consolas" w:cs="Consolas" w:eastAsia="Consolas" w:hAnsi="Consolas"/>
-          <w:sz w:val="20"/>
-          <w:szCs w:val="20"/>
-        </w:rPr>
-        <w:t xml:space="preserve">MenuFragment</w:t>
-      </w:r>
-      <w:r>
-        <w:t xml:space="preserve"> recibe el clic y llama a </w:t>
-      </w:r>
-      <w:r>
-        <w:rPr>
-          <w:rFonts w:ascii="Consolas" w:cs="Consolas" w:eastAsia="Consolas" w:hAnsi="Consolas"/>
-          <w:sz w:val="20"/>
-          <w:szCs w:val="20"/>
-        </w:rPr>
-        <w:t xml:space="preserve">listener.onMenuItemSelected(opcion)</w:t>
-      </w:r>
-      <w:r>
-        <w:t xml:space="preserve">.</w:t>
-      </w:r>
-    </w:p>
-    <w:p>
-      <w:pPr>
-        <w:pStyle w:val="ListParagraph"/>
-        <w:numPr>
-          <w:ilvl w:val="0"/>
-          <w:numId w:val="3"/>
-        </w:numPr>
-        <w:spacing w:after="80" w:line="290"/>
-      </w:pPr>
-      <w:r>
-        <w:rPr>
-          <w:rFonts w:ascii="Consolas" w:cs="Consolas" w:eastAsia="Consolas" w:hAnsi="Consolas"/>
-          <w:sz w:val="20"/>
-          <w:szCs w:val="20"/>
-        </w:rPr>
-        <w:t xml:space="preserve">MainActivity</w:t>
-      </w:r>
-      <w:r>
-        <w:t xml:space="preserve">, que implementa la interfaz, crea el fragmento correspondiente.</w:t>
-      </w:r>
-    </w:p>
-    <w:p>
-      <w:pPr>
-        <w:pStyle w:val="ListParagraph"/>
-        <w:numPr>
-          <w:ilvl w:val="0"/>
-          <w:numId w:val="3"/>
-        </w:numPr>
-        <w:spacing w:after="80" w:line="290"/>
-      </w:pPr>
-      <w:r>
-        <w:rPr>
-          <w:rFonts w:ascii="Consolas" w:cs="Consolas" w:eastAsia="Consolas" w:hAnsi="Consolas"/>
-          <w:sz w:val="20"/>
-          <w:szCs w:val="20"/>
-        </w:rPr>
-        <w:t xml:space="preserve">MainActivity</w:t>
-      </w:r>
-      <w:r>
-        <w:t xml:space="preserve"> ejecuta </w:t>
-      </w:r>
-      <w:r>
-        <w:rPr>
-          <w:rFonts w:ascii="Consolas" w:cs="Consolas" w:eastAsia="Consolas" w:hAnsi="Consolas"/>
-          <w:sz w:val="20"/>
-          <w:szCs w:val="20"/>
-        </w:rPr>
-        <w:t xml:space="preserve">replace()</w:t>
-      </w:r>
-      <w:r>
-        <w:t xml:space="preserve"> sobre </w:t>
-      </w:r>
-      <w:r>
-        <w:rPr>
-          <w:rFonts w:ascii="Consolas" w:cs="Consolas" w:eastAsia="Consolas" w:hAnsi="Consolas"/>
-          <w:sz w:val="20"/>
-          <w:szCs w:val="20"/>
-        </w:rPr>
-        <w:t xml:space="preserve">content_container</w:t>
-      </w:r>
-      <w:r>
-        <w:t xml:space="preserve">. El menú no se recrea.</w:t>
-      </w:r>
-    </w:p>
-    <w:p>
-      <w:pPr>
-        <w:pStyle w:val="ListParagraph"/>
-        <w:numPr>
-          <w:ilvl w:val="0"/>
-          <w:numId w:val="3"/>
-        </w:numPr>
-        <w:spacing w:after="80" w:line="290"/>
-      </w:pPr>
-      <w:r>
-        <w:t xml:space="preserve">Cuando se guarda el perfil, </w:t>
-      </w:r>
-      <w:r>
-        <w:rPr>
-          <w:rFonts w:ascii="Consolas" w:cs="Consolas" w:eastAsia="Consolas" w:hAnsi="Consolas"/>
-          <w:sz w:val="20"/>
-          <w:szCs w:val="20"/>
-        </w:rPr>
-        <w:t xml:space="preserve">MainActivity</w:t>
-      </w:r>
-      <w:r>
-        <w:t xml:space="preserve"> revisa </w:t>
-      </w:r>
-      <w:r>
-        <w:rPr>
-          <w:rFonts w:ascii="Consolas" w:cs="Consolas" w:eastAsia="Consolas" w:hAnsi="Consolas"/>
-          <w:sz w:val="20"/>
-          <w:szCs w:val="20"/>
-        </w:rPr>
-        <w:t xml:space="preserve">usuario.esFemenino()</w:t>
-      </w:r>
-      <w:r>
-        <w:t xml:space="preserve"> y llama a </w:t>
-      </w:r>
-      <w:r>
-        <w:rPr>
-          <w:rFonts w:ascii="Consolas" w:cs="Consolas" w:eastAsia="Consolas" w:hAnsi="Consolas"/>
-          <w:sz w:val="20"/>
-          <w:szCs w:val="20"/>
-        </w:rPr>
-        <w:t xml:space="preserve">menuFragment.actualizarOpciones(true/false)</w:t>
-      </w:r>
-      <w:r>
-        <w:t xml:space="preserve"> para mostrar u ocultar Salud.</w:t>
-      </w:r>
-    </w:p>
-    <w:p>
-      <w:pPr>
-        <w:keepNext/>
-        <w:keepLines/>
-        <w:shd w:fill="F3F6FA" w:color="auto" w:val="clear"/>
-        <w:spacing w:after="0" w:before="60" w:line="240"/>
-        <w:ind w:left="200" w:right="200"/>
-      </w:pPr>
-      <w:r>
-        <w:rPr>
-          <w:rFonts w:ascii="Consolas" w:cs="Consolas" w:eastAsia="Consolas" w:hAnsi="Consolas"/>
-          <w:color w:val="1B2430"/>
-          <w:sz w:val="17"/>
-          <w:szCs w:val="17"/>
-        </w:rPr>
-        <w:t xml:space="preserve">public class MainActivity extends AppCompatActivity</w:t>
-      </w:r>
-    </w:p>
-    <w:p>
-      <w:pPr>
-        <w:keepNext/>
-        <w:keepLines/>
-        <w:shd w:fill="F3F6FA" w:color="auto" w:val="clear"/>
-        <w:spacing w:after="0" w:before="0" w:line="240"/>
-        <w:ind w:left="200" w:right="200"/>
-      </w:pPr>
-      <w:r>
-        <w:rPr>
-          <w:rFonts w:ascii="Consolas" w:cs="Consolas" w:eastAsia="Consolas" w:hAnsi="Consolas"/>
-          <w:color w:val="1B2430"/>
-          <w:sz w:val="17"/>
-          <w:szCs w:val="17"/>
-        </w:rPr>
-        <w:t xml:space="preserve">        implements OnMenuItemSelectedListener {</w:t>
-      </w:r>
-    </w:p>
-    <w:p>
-      <w:pPr>
-        <w:keepNext/>
-        <w:keepLines/>
-        <w:shd w:fill="F3F6FA" w:color="auto" w:val="clear"/>
-        <w:spacing w:after="0" w:before="0" w:line="240"/>
-        <w:ind w:left="200" w:right="200"/>
-      </w:pPr>
-      <w:r>
-        <w:rPr>
-          <w:rFonts w:ascii="Consolas" w:cs="Consolas" w:eastAsia="Consolas" w:hAnsi="Consolas"/>
-          <w:color w:val="1B2430"/>
-          <w:sz w:val="17"/>
-          <w:szCs w:val="17"/>
-        </w:rPr>
-        <w:t xml:space="preserve"> </w:t>
-      </w:r>
-    </w:p>
-    <w:p>
-      <w:pPr>
-        <w:keepNext/>
-        <w:keepLines/>
-        <w:shd w:fill="F3F6FA" w:color="auto" w:val="clear"/>
-        <w:spacing w:after="0" w:before="0" w:line="240"/>
-        <w:ind w:left="200" w:right="200"/>
-      </w:pPr>
-      <w:r>
-        <w:rPr>
-          <w:rFonts w:ascii="Consolas" w:cs="Consolas" w:eastAsia="Consolas" w:hAnsi="Consolas"/>
-          <w:color w:val="1B2430"/>
-          <w:sz w:val="17"/>
-          <w:szCs w:val="17"/>
-        </w:rPr>
-        <w:t xml:space="preserve">    @Override</w:t>
-      </w:r>
-    </w:p>
-    <w:p>
-      <w:pPr>
-        <w:keepNext/>
-        <w:keepLines/>
-        <w:shd w:fill="F3F6FA" w:color="auto" w:val="clear"/>
-        <w:spacing w:after="0" w:before="0" w:line="240"/>
-        <w:ind w:left="200" w:right="200"/>
-      </w:pPr>
-      <w:r>
-        <w:rPr>
-          <w:rFonts w:ascii="Consolas" w:cs="Consolas" w:eastAsia="Consolas" w:hAnsi="Consolas"/>
-          <w:color w:val="1B2430"/>
-          <w:sz w:val="17"/>
-          <w:szCs w:val="17"/>
-        </w:rPr>
-        <w:t xml:space="preserve">    public void onMenuItemSelected(String opcion) {</w:t>
-      </w:r>
-    </w:p>
-    <w:p>
-      <w:pPr>
-        <w:keepNext/>
-        <w:keepLines/>
-        <w:shd w:fill="F3F6FA" w:color="auto" w:val="clear"/>
-        <w:spacing w:after="0" w:before="0" w:line="240"/>
-        <w:ind w:left="200" w:right="200"/>
-      </w:pPr>
-      <w:r>
-        <w:rPr>
-          <w:rFonts w:ascii="Consolas" w:cs="Consolas" w:eastAsia="Consolas" w:hAnsi="Consolas"/>
-          <w:color w:val="1B2430"/>
-          <w:sz w:val="17"/>
-          <w:szCs w:val="17"/>
-        </w:rPr>
-        <w:t xml:space="preserve">        Fragment destino;</w:t>
-      </w:r>
-    </w:p>
-    <w:p>
-      <w:pPr>
-        <w:keepNext/>
-        <w:keepLines/>
-        <w:shd w:fill="F3F6FA" w:color="auto" w:val="clear"/>
-        <w:spacing w:after="0" w:before="0" w:line="240"/>
-        <w:ind w:left="200" w:right="200"/>
-      </w:pPr>
-      <w:r>
-        <w:rPr>
-          <w:rFonts w:ascii="Consolas" w:cs="Consolas" w:eastAsia="Consolas" w:hAnsi="Consolas"/>
-          <w:color w:val="1B2430"/>
-          <w:sz w:val="17"/>
-          <w:szCs w:val="17"/>
-        </w:rPr>
-        <w:t xml:space="preserve">        switch (opcion) {</w:t>
-      </w:r>
-    </w:p>
-    <w:p>
-      <w:pPr>
-        <w:keepNext/>
-        <w:keepLines/>
-        <w:shd w:fill="F3F6FA" w:color="auto" w:val="clear"/>
-        <w:spacing w:after="0" w:before="0" w:line="240"/>
-        <w:ind w:left="200" w:right="200"/>
-      </w:pPr>
-      <w:r>
-        <w:rPr>
-          <w:rFonts w:ascii="Consolas" w:cs="Consolas" w:eastAsia="Consolas" w:hAnsi="Consolas"/>
-          <w:color w:val="1B2430"/>
-          <w:sz w:val="17"/>
-          <w:szCs w:val="17"/>
-        </w:rPr>
-        <w:t xml:space="preserve">            case "Perfil":      destino = new PerfilFragment(); break;</w:t>
-      </w:r>
-    </w:p>
-    <w:p>
-      <w:pPr>
-        <w:keepNext/>
-        <w:keepLines/>
-        <w:shd w:fill="F3F6FA" w:color="auto" w:val="clear"/>
-        <w:spacing w:after="0" w:before="0" w:line="240"/>
-        <w:ind w:left="200" w:right="200"/>
-      </w:pPr>
-      <w:r>
-        <w:rPr>
-          <w:rFonts w:ascii="Consolas" w:cs="Consolas" w:eastAsia="Consolas" w:hAnsi="Consolas"/>
-          <w:color w:val="1B2430"/>
-          <w:sz w:val="17"/>
-          <w:szCs w:val="17"/>
-        </w:rPr>
-        <w:t xml:space="preserve">            case "Actividades": destino = new ActividadesFragment(); break;</w:t>
-      </w:r>
-    </w:p>
-    <w:p>
-      <w:pPr>
-        <w:keepNext/>
-        <w:keepLines/>
-        <w:shd w:fill="F3F6FA" w:color="auto" w:val="clear"/>
-        <w:spacing w:after="0" w:before="0" w:line="240"/>
-        <w:ind w:left="200" w:right="200"/>
-      </w:pPr>
-      <w:r>
-        <w:rPr>
-          <w:rFonts w:ascii="Consolas" w:cs="Consolas" w:eastAsia="Consolas" w:hAnsi="Consolas"/>
-          <w:color w:val="1B2430"/>
-          <w:sz w:val="17"/>
-          <w:szCs w:val="17"/>
-        </w:rPr>
-        <w:t xml:space="preserve">            case "Salud":       destino = new SaludFragment(); break;</w:t>
-      </w:r>
-    </w:p>
-    <w:p>
-      <w:pPr>
-        <w:keepNext/>
-        <w:keepLines/>
-        <w:shd w:fill="F3F6FA" w:color="auto" w:val="clear"/>
-        <w:spacing w:after="0" w:before="0" w:line="240"/>
-        <w:ind w:left="200" w:right="200"/>
-      </w:pPr>
-      <w:r>
-        <w:rPr>
-          <w:rFonts w:ascii="Consolas" w:cs="Consolas" w:eastAsia="Consolas" w:hAnsi="Consolas"/>
-          <w:color w:val="1B2430"/>
-          <w:sz w:val="17"/>
-          <w:szCs w:val="17"/>
-        </w:rPr>
-        <w:t xml:space="preserve">            // ... resto de opciones</w:t>
-      </w:r>
-    </w:p>
-    <w:p>
-      <w:pPr>
-        <w:keepNext/>
-        <w:keepLines/>
-        <w:shd w:fill="F3F6FA" w:color="auto" w:val="clear"/>
-        <w:spacing w:after="0" w:before="0" w:line="240"/>
-        <w:ind w:left="200" w:right="200"/>
-      </w:pPr>
-      <w:r>
-        <w:rPr>
-          <w:rFonts w:ascii="Consolas" w:cs="Consolas" w:eastAsia="Consolas" w:hAnsi="Consolas"/>
-          <w:color w:val="1B2430"/>
-          <w:sz w:val="17"/>
-          <w:szCs w:val="17"/>
-        </w:rPr>
-        <w:t xml:space="preserve">            default:            destino = new PerfilFragment();</w:t>
-      </w:r>
-    </w:p>
-    <w:p>
-      <w:pPr>
-        <w:keepNext/>
-        <w:keepLines/>
-        <w:shd w:fill="F3F6FA" w:color="auto" w:val="clear"/>
-        <w:spacing w:after="0" w:before="0" w:line="240"/>
-        <w:ind w:left="200" w:right="200"/>
-      </w:pPr>
-      <w:r>
-        <w:rPr>
-          <w:rFonts w:ascii="Consolas" w:cs="Consolas" w:eastAsia="Consolas" w:hAnsi="Consolas"/>
-          <w:color w:val="1B2430"/>
-          <w:sz w:val="17"/>
-          <w:szCs w:val="17"/>
-        </w:rPr>
-        <w:t xml:space="preserve">        }</w:t>
-      </w:r>
-    </w:p>
-    <w:p>
-      <w:pPr>
-        <w:keepNext/>
-        <w:keepLines/>
-        <w:shd w:fill="F3F6FA" w:color="auto" w:val="clear"/>
-        <w:spacing w:after="0" w:before="0" w:line="240"/>
-        <w:ind w:left="200" w:right="200"/>
-      </w:pPr>
-      <w:r>
-        <w:rPr>
-          <w:rFonts w:ascii="Consolas" w:cs="Consolas" w:eastAsia="Consolas" w:hAnsi="Consolas"/>
-          <w:color w:val="1B2430"/>
-          <w:sz w:val="17"/>
-          <w:szCs w:val="17"/>
-        </w:rPr>
-        <w:t xml:space="preserve">        getSupportFragmentManager().beginTransaction()</w:t>
-      </w:r>
-    </w:p>
-    <w:p>
-      <w:pPr>
-        <w:keepNext/>
-        <w:keepLines/>
-        <w:shd w:fill="F3F6FA" w:color="auto" w:val="clear"/>
-        <w:spacing w:after="0" w:before="0" w:line="240"/>
-        <w:ind w:left="200" w:right="200"/>
-      </w:pPr>
-      <w:r>
-        <w:rPr>
-          <w:rFonts w:ascii="Consolas" w:cs="Consolas" w:eastAsia="Consolas" w:hAnsi="Consolas"/>
-          <w:color w:val="1B2430"/>
-          <w:sz w:val="17"/>
-          <w:szCs w:val="17"/>
-        </w:rPr>
-        <w:t xml:space="preserve">                .replace(R.id.content_container, destino)</w:t>
-      </w:r>
-    </w:p>
-    <w:p>
-      <w:pPr>
-        <w:keepNext/>
-        <w:keepLines/>
-        <w:shd w:fill="F3F6FA" w:color="auto" w:val="clear"/>
-        <w:spacing w:after="0" w:before="0" w:line="240"/>
-        <w:ind w:left="200" w:right="200"/>
-      </w:pPr>
-      <w:r>
-        <w:rPr>
-          <w:rFonts w:ascii="Consolas" w:cs="Consolas" w:eastAsia="Consolas" w:hAnsi="Consolas"/>
-          <w:color w:val="1B2430"/>
-          <w:sz w:val="17"/>
-          <w:szCs w:val="17"/>
-        </w:rPr>
-        <w:t xml:space="preserve">                .commit();</w:t>
-      </w:r>
-    </w:p>
-    <w:p>
-      <w:pPr>
-        <w:keepNext/>
-        <w:keepLines/>
-        <w:shd w:fill="F3F6FA" w:color="auto" w:val="clear"/>
-        <w:spacing w:after="0" w:before="0" w:line="240"/>
-        <w:ind w:left="200" w:right="200"/>
-      </w:pPr>
-      <w:r>
-        <w:rPr>
-          <w:rFonts w:ascii="Consolas" w:cs="Consolas" w:eastAsia="Consolas" w:hAnsi="Consolas"/>
-          <w:color w:val="1B2430"/>
-          <w:sz w:val="17"/>
-          <w:szCs w:val="17"/>
-        </w:rPr>
-        <w:t xml:space="preserve">    }</w:t>
-      </w:r>
-    </w:p>
-    <w:p>
-      <w:pPr>
-        <w:keepNext w:val="false"/>
-        <w:keepLines/>
-        <w:shd w:fill="F3F6FA" w:color="auto" w:val="clear"/>
-        <w:spacing w:after="200" w:before="0" w:line="240"/>
-        <w:ind w:left="200" w:right="200"/>
-      </w:pPr>
-      <w:r>
-        <w:rPr>
-          <w:rFonts w:ascii="Consolas" w:cs="Consolas" w:eastAsia="Consolas" w:hAnsi="Consolas"/>
-          <w:color w:val="1B2430"/>
-          <w:sz w:val="17"/>
-          <w:szCs w:val="17"/>
-        </w:rPr>
-        <w:t xml:space="preserve">}</w:t>
-      </w:r>
-    </w:p>
-    <w:p>
-      <w:pPr>
-        <w:pageBreakBefore/>
-        <w:spacing w:after="0"/>
-      </w:pPr>
-    </w:p>
-    <w:p>
-      <w:pPr>
-        <w:pStyle w:val="Heading1"/>
-      </w:pPr>
-      <w:r>
-        <w:t xml:space="preserve">8. Mockup actualizado</w:t>
-      </w:r>
-    </w:p>
-    <w:p>
-      <w:pPr>
-        <w:spacing w:after="140" w:before="0" w:line="300"/>
-        <w:jc w:val="both"/>
-      </w:pPr>
-      <w:r>
-        <w:t xml:space="preserve">El mockup muestra las pantallas en orientación vertical, dentro de la misma actividad: el menú ocupa el 35 % izquierdo y el contenido el 65 % derecho. La opción activa se resalta en naranja y, debajo del título de cada pantalla, aparece el nombre del fragmento que se carga, para relacionar el mockup con el diagrama de clases.</w:t>
-      </w:r>
-    </w:p>
-    <w:p>
-      <w:pPr>
-        <w:keepNext/>
-        <w:spacing w:after="0" w:before="200"/>
-      </w:pPr>
-      <w:r>
-        <w:rPr>
-          <w:b/>
-          <w:bCs/>
-        </w:rPr>
-        <w:t xml:space="preserve">Figura 3</w:t>
-      </w:r>
-    </w:p>
-    <w:p>
-      <w:pPr>
-        <w:keepNext/>
-        <w:spacing w:after="100"/>
-      </w:pPr>
-      <w:r>
-        <w:rPr>
-          <w:i/>
-          <w:iCs/>
-        </w:rPr>
-        <w:t xml:space="preserve">Perfil y menú adaptable, y actividades</w:t>
-      </w:r>
-    </w:p>
-    <w:p>
-      <w:pPr>
-        <w:keepNext/>
-        <w:spacing w:after="80"/>
-        <w:jc w:val="center"/>
-      </w:pPr>
-      <w:r>
-        <w:drawing>
-          <wp:inline distT="0" distB="0" distL="0" distR="0">
-            <wp:extent cx="5715000" cy="3819525"/>
             <wp:effectExtent t="0" r="0" b="0" l="0"/>
             <wp:docPr id="1" name="" descr="" title=""/>
             <wp:cNvGraphicFramePr>
@@ -5738,7 +3383,7 @@
                   <pic:spPr bwMode="auto">
                     <a:xfrm>
                       <a:off x="0" y="0"/>
-                      <a:ext cx="5715000" cy="3819525"/>
+                      <a:ext cx="5715000" cy="4381500"/>
                     </a:xfrm>
                     <a:prstGeom prst="rect">
                       <a:avLst/>
@@ -5769,7 +3414,26 @@
           <w:sz w:val="20"/>
           <w:szCs w:val="20"/>
         </w:rPr>
-        <w:t xml:space="preserve">Las dos primeras pantallas muestran el RF-02: con género Masculino el menú tiene siete opciones; al guardar con género Femenino aparece la opción Salud (resaltada con borde punteado).</w:t>
+        <w:t xml:space="preserve">Elaboración propia.</w:t>
+      </w:r>
+    </w:p>
+    <w:p>
+      <w:pPr>
+        <w:sectPr>
+          <w:headerReference w:type="default" r:id="rId9"/>
+          <w:pgSz w:w="12240" w:h="15840" w:orient="portrait"/>
+          <w:pgMar w:top="1440" w:right="1440" w:bottom="1440" w:left="1440" w:header="708" w:footer="708" w:gutter="0"/>
+          <w:pgNumType w:start="2"/>
+          <w:docGrid w:linePitch="360"/>
+        </w:sectPr>
+      </w:pPr>
+    </w:p>
+    <w:p>
+      <w:pPr>
+        <w:pStyle w:val="Heading1"/>
+      </w:pPr>
+      <w:r>
+        <w:t xml:space="preserve">6. Diagrama de clases</w:t>
       </w:r>
     </w:p>
     <w:p>
@@ -5782,7 +3446,7 @@
           <w:b/>
           <w:bCs/>
         </w:rPr>
-        <w:t xml:space="preserve">Figura 4</w:t>
+        <w:t xml:space="preserve">Figura 2</w:t>
       </w:r>
     </w:p>
     <w:p>
@@ -5795,7 +3459,7 @@
           <w:i/>
           <w:iCs/>
         </w:rPr>
-        <w:t xml:space="preserve">Alarmas, lista de compras y salud</w:t>
+        <w:t xml:space="preserve">Diagrama de clases de DailySync</w:t>
       </w:r>
     </w:p>
     <w:p>
@@ -5807,7 +3471,7 @@
       <w:r>
         <w:drawing>
           <wp:inline distT="0" distB="0" distL="0" distR="0">
-            <wp:extent cx="5715000" cy="3810000"/>
+            <wp:extent cx="8191500" cy="4724400"/>
             <wp:effectExtent t="0" r="0" b="0" l="0"/>
             <wp:docPr id="1" name="" descr="" title=""/>
             <wp:cNvGraphicFramePr>
@@ -5832,7 +3496,7 @@
                   <pic:spPr bwMode="auto">
                     <a:xfrm>
                       <a:off x="0" y="0"/>
-                      <a:ext cx="5715000" cy="3810000"/>
+                      <a:ext cx="8191500" cy="4724400"/>
                     </a:xfrm>
                     <a:prstGeom prst="rect">
                       <a:avLst/>
@@ -5863,7 +3527,256 @@
           <w:sz w:val="20"/>
           <w:szCs w:val="20"/>
         </w:rPr>
-        <w:t xml:space="preserve">La opción Salud solo aparece en el menú cuando el género del perfil es Femenino.</w:t>
+        <w:t xml:space="preserve">Elaboración propia. Las clases en azul claro son fragmentos; en naranja, modelos de datos; en verde, clases de soporte.</w:t>
+      </w:r>
+    </w:p>
+    <w:p>
+      <w:pPr>
+        <w:sectPr>
+          <w:headerReference w:type="default" r:id="rId10"/>
+          <w:pgSz w:w="15840" w:h="12240" w:orient="landscape"/>
+          <w:pgMar w:top="1080" w:right="1080" w:bottom="1080" w:left="1080" w:header="708" w:footer="708" w:gutter="0"/>
+          <w:pgNumType/>
+          <w:docGrid w:linePitch="360"/>
+        </w:sectPr>
+      </w:pPr>
+    </w:p>
+    <w:p>
+      <w:pPr>
+        <w:spacing w:after="140" w:before="0" w:line="300"/>
+        <w:jc w:val="both"/>
+      </w:pPr>
+      <w:r>
+        <w:t xml:space="preserve">El diagrama se organiza en cuatro niveles:</w:t>
+      </w:r>
+    </w:p>
+    <w:p>
+      <w:pPr>
+        <w:pStyle w:val="ListParagraph"/>
+        <w:numPr>
+          <w:ilvl w:val="0"/>
+          <w:numId w:val="2"/>
+        </w:numPr>
+        <w:spacing w:after="80" w:line="290"/>
+      </w:pPr>
+      <w:r>
+        <w:rPr>
+          <w:b/>
+          <w:bCs/>
+        </w:rPr>
+        <w:t xml:space="preserve">Actividad y comunicación.</w:t>
+      </w:r>
+      <w:r>
+        <w:t xml:space="preserve"> </w:t>
+      </w:r>
+      <w:r>
+        <w:rPr>
+          <w:rFonts w:ascii="Consolas" w:cs="Consolas" w:eastAsia="Consolas" w:hAnsi="Consolas"/>
+          <w:sz w:val="20"/>
+          <w:szCs w:val="20"/>
+        </w:rPr>
+        <w:t xml:space="preserve">MainActivity</w:t>
+      </w:r>
+      <w:r>
+        <w:t xml:space="preserve"> contiene al </w:t>
+      </w:r>
+      <w:r>
+        <w:rPr>
+          <w:rFonts w:ascii="Consolas" w:cs="Consolas" w:eastAsia="Consolas" w:hAnsi="Consolas"/>
+          <w:sz w:val="20"/>
+          <w:szCs w:val="20"/>
+        </w:rPr>
+        <w:t xml:space="preserve">MenuFragment</w:t>
+      </w:r>
+      <w:r>
+        <w:t xml:space="preserve"> e implementa la interfaz </w:t>
+      </w:r>
+      <w:r>
+        <w:rPr>
+          <w:rFonts w:ascii="Consolas" w:cs="Consolas" w:eastAsia="Consolas" w:hAnsi="Consolas"/>
+          <w:sz w:val="20"/>
+          <w:szCs w:val="20"/>
+        </w:rPr>
+        <w:t xml:space="preserve">OnMenuItemSelectedListener</w:t>
+      </w:r>
+      <w:r>
+        <w:t xml:space="preserve">. El menú no conoce a los demás fragmentos: solo notifica la opción elegida a la actividad, y ella decide qué fragmento mostrar a la derecha. Esta es la forma recomendada de comunicar fragmentos en Android.</w:t>
+      </w:r>
+    </w:p>
+    <w:p>
+      <w:pPr>
+        <w:pStyle w:val="ListParagraph"/>
+        <w:numPr>
+          <w:ilvl w:val="0"/>
+          <w:numId w:val="2"/>
+        </w:numPr>
+        <w:spacing w:after="80" w:line="290"/>
+      </w:pPr>
+      <w:r>
+        <w:rPr>
+          <w:b/>
+          <w:bCs/>
+        </w:rPr>
+        <w:t xml:space="preserve">Fragmentos de contenido.</w:t>
+      </w:r>
+      <w:r>
+        <w:t xml:space="preserve"> Los ocho fragmentos heredan de </w:t>
+      </w:r>
+      <w:r>
+        <w:rPr>
+          <w:rFonts w:ascii="Consolas" w:cs="Consolas" w:eastAsia="Consolas" w:hAnsi="Consolas"/>
+          <w:sz w:val="20"/>
+          <w:szCs w:val="20"/>
+        </w:rPr>
+        <w:t xml:space="preserve">androidx.fragment.app.Fragment</w:t>
+      </w:r>
+      <w:r>
+        <w:t xml:space="preserve">. En cada momento solo uno está en el panel derecho.</w:t>
+      </w:r>
+    </w:p>
+    <w:p>
+      <w:pPr>
+        <w:pStyle w:val="ListParagraph"/>
+        <w:numPr>
+          <w:ilvl w:val="0"/>
+          <w:numId w:val="2"/>
+        </w:numPr>
+        <w:spacing w:after="80" w:line="290"/>
+      </w:pPr>
+      <w:r>
+        <w:rPr>
+          <w:b/>
+          <w:bCs/>
+        </w:rPr>
+        <w:t xml:space="preserve">Modelos.</w:t>
+      </w:r>
+      <w:r>
+        <w:t xml:space="preserve"> </w:t>
+      </w:r>
+      <w:r>
+        <w:rPr>
+          <w:rFonts w:ascii="Consolas" w:cs="Consolas" w:eastAsia="Consolas" w:hAnsi="Consolas"/>
+          <w:sz w:val="20"/>
+          <w:szCs w:val="20"/>
+        </w:rPr>
+        <w:t xml:space="preserve">Usuario</w:t>
+      </w:r>
+      <w:r>
+        <w:t xml:space="preserve">, </w:t>
+      </w:r>
+      <w:r>
+        <w:rPr>
+          <w:rFonts w:ascii="Consolas" w:cs="Consolas" w:eastAsia="Consolas" w:hAnsi="Consolas"/>
+          <w:sz w:val="20"/>
+          <w:szCs w:val="20"/>
+        </w:rPr>
+        <w:t xml:space="preserve">Actividad</w:t>
+      </w:r>
+      <w:r>
+        <w:t xml:space="preserve">, </w:t>
+      </w:r>
+      <w:r>
+        <w:rPr>
+          <w:rFonts w:ascii="Consolas" w:cs="Consolas" w:eastAsia="Consolas" w:hAnsi="Consolas"/>
+          <w:sz w:val="20"/>
+          <w:szCs w:val="20"/>
+        </w:rPr>
+        <w:t xml:space="preserve">Alarma</w:t>
+      </w:r>
+      <w:r>
+        <w:t xml:space="preserve">, </w:t>
+      </w:r>
+      <w:r>
+        <w:rPr>
+          <w:rFonts w:ascii="Consolas" w:cs="Consolas" w:eastAsia="Consolas" w:hAnsi="Consolas"/>
+          <w:sz w:val="20"/>
+          <w:szCs w:val="20"/>
+        </w:rPr>
+        <w:t xml:space="preserve">ItemCompra</w:t>
+      </w:r>
+      <w:r>
+        <w:t xml:space="preserve"> y </w:t>
+      </w:r>
+      <w:r>
+        <w:rPr>
+          <w:rFonts w:ascii="Consolas" w:cs="Consolas" w:eastAsia="Consolas" w:hAnsi="Consolas"/>
+          <w:sz w:val="20"/>
+          <w:szCs w:val="20"/>
+        </w:rPr>
+        <w:t xml:space="preserve">RegistroCiclo</w:t>
+      </w:r>
+      <w:r>
+        <w:t xml:space="preserve"> guardan los datos de cada módulo. </w:t>
+      </w:r>
+      <w:r>
+        <w:rPr>
+          <w:rFonts w:ascii="Consolas" w:cs="Consolas" w:eastAsia="Consolas" w:hAnsi="Consolas"/>
+          <w:sz w:val="20"/>
+          <w:szCs w:val="20"/>
+        </w:rPr>
+        <w:t xml:space="preserve">TipoActividad</w:t>
+      </w:r>
+      <w:r>
+        <w:t xml:space="preserve"> distingue tareas, rutinas y eventos dentro de una sola lista.</w:t>
+      </w:r>
+    </w:p>
+    <w:p>
+      <w:pPr>
+        <w:pStyle w:val="ListParagraph"/>
+        <w:numPr>
+          <w:ilvl w:val="0"/>
+          <w:numId w:val="2"/>
+        </w:numPr>
+        <w:spacing w:after="80" w:line="290"/>
+      </w:pPr>
+      <w:r>
+        <w:rPr>
+          <w:b/>
+          <w:bCs/>
+        </w:rPr>
+        <w:t xml:space="preserve">Soporte.</w:t>
+      </w:r>
+      <w:r>
+        <w:t xml:space="preserve"> </w:t>
+      </w:r>
+      <w:r>
+        <w:rPr>
+          <w:rFonts w:ascii="Consolas" w:cs="Consolas" w:eastAsia="Consolas" w:hAnsi="Consolas"/>
+          <w:sz w:val="20"/>
+          <w:szCs w:val="20"/>
+        </w:rPr>
+        <w:t xml:space="preserve">LocalRepository</w:t>
+      </w:r>
+      <w:r>
+        <w:t xml:space="preserve"> guarda y lee los modelos en SharedPreferences como JSON (con Gson). </w:t>
+      </w:r>
+      <w:r>
+        <w:rPr>
+          <w:rFonts w:ascii="Consolas" w:cs="Consolas" w:eastAsia="Consolas" w:hAnsi="Consolas"/>
+          <w:sz w:val="20"/>
+          <w:szCs w:val="20"/>
+        </w:rPr>
+        <w:t xml:space="preserve">AlarmReceiver</w:t>
+      </w:r>
+      <w:r>
+        <w:t xml:space="preserve"> recibe el aviso de AlarmManager y muestra la notificación.</w:t>
+      </w:r>
+    </w:p>
+    <w:p>
+      <w:pPr>
+        <w:pStyle w:val="Heading1"/>
+      </w:pPr>
+      <w:r>
+        <w:t xml:space="preserve">7. Arquitectura de fragmentos</w:t>
+      </w:r>
+    </w:p>
+    <w:p>
+      <w:pPr>
+        <w:spacing w:after="140" w:before="0" w:line="300"/>
+        <w:jc w:val="both"/>
+      </w:pPr>
+      <w:r>
+        <w:t xml:space="preserve">La tabla 5 relaciona cada opción del menú con el fragmento que se carga en el panel derecho.</w:t>
       </w:r>
     </w:p>
     <w:p>
@@ -5876,7 +3789,7 @@
           <w:b/>
           <w:bCs/>
         </w:rPr>
-        <w:t xml:space="preserve">Figura 5</w:t>
+        <w:t xml:space="preserve">Tabla 5</w:t>
       </w:r>
     </w:p>
     <w:p>
@@ -5889,7 +3802,1775 @@
           <w:i/>
           <w:iCs/>
         </w:rPr>
-        <w:t xml:space="preserve">Multimedia, explorador web y panel de botones</w:t>
+        <w:t xml:space="preserve">Opciones del menú y fragmentos</w:t>
+      </w:r>
+    </w:p>
+    <w:tbl>
+      <w:tblPr>
+        <w:tblW w:type="dxa" w:w="9360"/>
+        <w:tblBorders>
+          <w:top w:val="single" w:color="auto" w:sz="4"/>
+          <w:left w:val="single" w:color="auto" w:sz="4"/>
+          <w:bottom w:val="single" w:color="auto" w:sz="4"/>
+          <w:right w:val="single" w:color="auto" w:sz="4"/>
+          <w:insideH w:val="single" w:color="auto" w:sz="4"/>
+          <w:insideV w:val="single" w:color="auto" w:sz="4"/>
+        </w:tblBorders>
+        <w:tblLayout w:type="fixed"/>
+      </w:tblPr>
+      <w:tblGrid>
+        <w:gridCol w:w="1700"/>
+        <w:gridCol w:w="2300"/>
+        <w:gridCol w:w="5360"/>
+      </w:tblGrid>
+      <w:tr>
+        <w:trPr>
+          <w:tblHeader/>
+        </w:trPr>
+        <w:tc>
+          <w:tcPr>
+            <w:tcW w:type="dxa" w:w="1700"/>
+            <w:tcBorders>
+              <w:top w:val="single" w:color="B8C7D9" w:sz="4"/>
+              <w:left w:val="single" w:color="B8C7D9" w:sz="4"/>
+              <w:bottom w:val="single" w:color="B8C7D9" w:sz="4"/>
+              <w:right w:val="single" w:color="B8C7D9" w:sz="4"/>
+            </w:tcBorders>
+            <w:shd w:fill="0D3B66" w:color="auto" w:val="clear"/>
+            <w:tcMar>
+              <w:top w:type="dxa" w:w="70"/>
+              <w:left w:type="dxa" w:w="110"/>
+              <w:bottom w:type="dxa" w:w="70"/>
+              <w:right w:type="dxa" w:w="110"/>
+            </w:tcMar>
+          </w:tcPr>
+          <w:p>
+            <w:pPr>
+              <w:spacing w:after="40" w:line="260"/>
+            </w:pPr>
+            <w:r>
+              <w:rPr>
+                <w:b/>
+                <w:bCs/>
+                <w:color w:val="FFFFFF"/>
+                <w:sz w:val="20"/>
+                <w:szCs w:val="20"/>
+              </w:rPr>
+              <w:t xml:space="preserve">Opción del menú</w:t>
+            </w:r>
+          </w:p>
+        </w:tc>
+        <w:tc>
+          <w:tcPr>
+            <w:tcW w:type="dxa" w:w="2300"/>
+            <w:tcBorders>
+              <w:top w:val="single" w:color="B8C7D9" w:sz="4"/>
+              <w:left w:val="single" w:color="B8C7D9" w:sz="4"/>
+              <w:bottom w:val="single" w:color="B8C7D9" w:sz="4"/>
+              <w:right w:val="single" w:color="B8C7D9" w:sz="4"/>
+            </w:tcBorders>
+            <w:shd w:fill="0D3B66" w:color="auto" w:val="clear"/>
+            <w:tcMar>
+              <w:top w:type="dxa" w:w="70"/>
+              <w:left w:type="dxa" w:w="110"/>
+              <w:bottom w:type="dxa" w:w="70"/>
+              <w:right w:type="dxa" w:w="110"/>
+            </w:tcMar>
+          </w:tcPr>
+          <w:p>
+            <w:pPr>
+              <w:spacing w:after="40" w:line="260"/>
+            </w:pPr>
+            <w:r>
+              <w:rPr>
+                <w:b/>
+                <w:bCs/>
+                <w:color w:val="FFFFFF"/>
+                <w:sz w:val="20"/>
+                <w:szCs w:val="20"/>
+              </w:rPr>
+              <w:t xml:space="preserve">Fragmento</w:t>
+            </w:r>
+          </w:p>
+        </w:tc>
+        <w:tc>
+          <w:tcPr>
+            <w:tcW w:type="dxa" w:w="5360"/>
+            <w:tcBorders>
+              <w:top w:val="single" w:color="B8C7D9" w:sz="4"/>
+              <w:left w:val="single" w:color="B8C7D9" w:sz="4"/>
+              <w:bottom w:val="single" w:color="B8C7D9" w:sz="4"/>
+              <w:right w:val="single" w:color="B8C7D9" w:sz="4"/>
+            </w:tcBorders>
+            <w:shd w:fill="0D3B66" w:color="auto" w:val="clear"/>
+            <w:tcMar>
+              <w:top w:type="dxa" w:w="70"/>
+              <w:left w:type="dxa" w:w="110"/>
+              <w:bottom w:type="dxa" w:w="70"/>
+              <w:right w:type="dxa" w:w="110"/>
+            </w:tcMar>
+          </w:tcPr>
+          <w:p>
+            <w:pPr>
+              <w:spacing w:after="40" w:line="260"/>
+            </w:pPr>
+            <w:r>
+              <w:rPr>
+                <w:b/>
+                <w:bCs/>
+                <w:color w:val="FFFFFF"/>
+                <w:sz w:val="20"/>
+                <w:szCs w:val="20"/>
+              </w:rPr>
+              <w:t xml:space="preserve">Contenido del panel derecho</w:t>
+            </w:r>
+          </w:p>
+        </w:tc>
+      </w:tr>
+      <w:tr>
+        <w:trPr>
+          <w:cantSplit/>
+        </w:trPr>
+        <w:tc>
+          <w:tcPr>
+            <w:tcW w:type="dxa" w:w="1700"/>
+            <w:tcBorders>
+              <w:top w:val="single" w:color="B8C7D9" w:sz="4"/>
+              <w:left w:val="single" w:color="B8C7D9" w:sz="4"/>
+              <w:bottom w:val="single" w:color="B8C7D9" w:sz="4"/>
+              <w:right w:val="single" w:color="B8C7D9" w:sz="4"/>
+            </w:tcBorders>
+            <w:tcMar>
+              <w:top w:type="dxa" w:w="70"/>
+              <w:left w:type="dxa" w:w="110"/>
+              <w:bottom w:type="dxa" w:w="70"/>
+              <w:right w:type="dxa" w:w="110"/>
+            </w:tcMar>
+          </w:tcPr>
+          <w:p>
+            <w:pPr>
+              <w:spacing w:after="40" w:line="260"/>
+            </w:pPr>
+            <w:r>
+              <w:rPr>
+                <w:sz w:val="20"/>
+                <w:szCs w:val="20"/>
+              </w:rPr>
+              <w:t xml:space="preserve">Perfil</w:t>
+            </w:r>
+          </w:p>
+        </w:tc>
+        <w:tc>
+          <w:tcPr>
+            <w:tcW w:type="dxa" w:w="2300"/>
+            <w:tcBorders>
+              <w:top w:val="single" w:color="B8C7D9" w:sz="4"/>
+              <w:left w:val="single" w:color="B8C7D9" w:sz="4"/>
+              <w:bottom w:val="single" w:color="B8C7D9" w:sz="4"/>
+              <w:right w:val="single" w:color="B8C7D9" w:sz="4"/>
+            </w:tcBorders>
+            <w:tcMar>
+              <w:top w:type="dxa" w:w="70"/>
+              <w:left w:type="dxa" w:w="110"/>
+              <w:bottom w:type="dxa" w:w="70"/>
+              <w:right w:type="dxa" w:w="110"/>
+            </w:tcMar>
+          </w:tcPr>
+          <w:p>
+            <w:pPr>
+              <w:spacing w:after="40" w:line="260"/>
+            </w:pPr>
+            <w:r>
+              <w:rPr>
+                <w:sz w:val="20"/>
+                <w:szCs w:val="20"/>
+              </w:rPr>
+              <w:t xml:space="preserve">PerfilFragment</w:t>
+            </w:r>
+          </w:p>
+        </w:tc>
+        <w:tc>
+          <w:tcPr>
+            <w:tcW w:type="dxa" w:w="5360"/>
+            <w:tcBorders>
+              <w:top w:val="single" w:color="B8C7D9" w:sz="4"/>
+              <w:left w:val="single" w:color="B8C7D9" w:sz="4"/>
+              <w:bottom w:val="single" w:color="B8C7D9" w:sz="4"/>
+              <w:right w:val="single" w:color="B8C7D9" w:sz="4"/>
+            </w:tcBorders>
+            <w:tcMar>
+              <w:top w:type="dxa" w:w="70"/>
+              <w:left w:type="dxa" w:w="110"/>
+              <w:bottom w:type="dxa" w:w="70"/>
+              <w:right w:type="dxa" w:w="110"/>
+            </w:tcMar>
+          </w:tcPr>
+          <w:p>
+            <w:pPr>
+              <w:spacing w:after="40" w:line="260"/>
+            </w:pPr>
+            <w:r>
+              <w:rPr>
+                <w:sz w:val="20"/>
+                <w:szCs w:val="20"/>
+              </w:rPr>
+              <w:t xml:space="preserve">Avatar (predeterminado o de la galería), apodo, fecha de nacimiento con DatePicker y género con RadioGroup.</w:t>
+            </w:r>
+          </w:p>
+        </w:tc>
+      </w:tr>
+      <w:tr>
+        <w:trPr>
+          <w:cantSplit/>
+        </w:trPr>
+        <w:tc>
+          <w:tcPr>
+            <w:tcW w:type="dxa" w:w="1700"/>
+            <w:tcBorders>
+              <w:top w:val="single" w:color="B8C7D9" w:sz="4"/>
+              <w:left w:val="single" w:color="B8C7D9" w:sz="4"/>
+              <w:bottom w:val="single" w:color="B8C7D9" w:sz="4"/>
+              <w:right w:val="single" w:color="B8C7D9" w:sz="4"/>
+            </w:tcBorders>
+            <w:tcMar>
+              <w:top w:type="dxa" w:w="70"/>
+              <w:left w:type="dxa" w:w="110"/>
+              <w:bottom w:type="dxa" w:w="70"/>
+              <w:right w:type="dxa" w:w="110"/>
+            </w:tcMar>
+          </w:tcPr>
+          <w:p>
+            <w:pPr>
+              <w:spacing w:after="40" w:line="260"/>
+            </w:pPr>
+            <w:r>
+              <w:rPr>
+                <w:sz w:val="20"/>
+                <w:szCs w:val="20"/>
+              </w:rPr>
+              <w:t xml:space="preserve">Actividades</w:t>
+            </w:r>
+          </w:p>
+        </w:tc>
+        <w:tc>
+          <w:tcPr>
+            <w:tcW w:type="dxa" w:w="2300"/>
+            <w:tcBorders>
+              <w:top w:val="single" w:color="B8C7D9" w:sz="4"/>
+              <w:left w:val="single" w:color="B8C7D9" w:sz="4"/>
+              <w:bottom w:val="single" w:color="B8C7D9" w:sz="4"/>
+              <w:right w:val="single" w:color="B8C7D9" w:sz="4"/>
+            </w:tcBorders>
+            <w:tcMar>
+              <w:top w:type="dxa" w:w="70"/>
+              <w:left w:type="dxa" w:w="110"/>
+              <w:bottom w:type="dxa" w:w="70"/>
+              <w:right w:type="dxa" w:w="110"/>
+            </w:tcMar>
+          </w:tcPr>
+          <w:p>
+            <w:pPr>
+              <w:spacing w:after="40" w:line="260"/>
+            </w:pPr>
+            <w:r>
+              <w:rPr>
+                <w:sz w:val="20"/>
+                <w:szCs w:val="20"/>
+              </w:rPr>
+              <w:t xml:space="preserve">ActividadesFragment</w:t>
+            </w:r>
+          </w:p>
+        </w:tc>
+        <w:tc>
+          <w:tcPr>
+            <w:tcW w:type="dxa" w:w="5360"/>
+            <w:tcBorders>
+              <w:top w:val="single" w:color="B8C7D9" w:sz="4"/>
+              <w:left w:val="single" w:color="B8C7D9" w:sz="4"/>
+              <w:bottom w:val="single" w:color="B8C7D9" w:sz="4"/>
+              <w:right w:val="single" w:color="B8C7D9" w:sz="4"/>
+            </w:tcBorders>
+            <w:tcMar>
+              <w:top w:type="dxa" w:w="70"/>
+              <w:left w:type="dxa" w:w="110"/>
+              <w:bottom w:type="dxa" w:w="70"/>
+              <w:right w:type="dxa" w:w="110"/>
+            </w:tcMar>
+          </w:tcPr>
+          <w:p>
+            <w:pPr>
+              <w:spacing w:after="40" w:line="260"/>
+            </w:pPr>
+            <w:r>
+              <w:rPr>
+                <w:sz w:val="20"/>
+                <w:szCs w:val="20"/>
+              </w:rPr>
+              <w:t xml:space="preserve">RecyclerView agrupado por día con CheckBox, filtros por tipo (Chips) y botón flotante para agregar.</w:t>
+            </w:r>
+          </w:p>
+        </w:tc>
+      </w:tr>
+      <w:tr>
+        <w:trPr>
+          <w:cantSplit/>
+        </w:trPr>
+        <w:tc>
+          <w:tcPr>
+            <w:tcW w:type="dxa" w:w="1700"/>
+            <w:tcBorders>
+              <w:top w:val="single" w:color="B8C7D9" w:sz="4"/>
+              <w:left w:val="single" w:color="B8C7D9" w:sz="4"/>
+              <w:bottom w:val="single" w:color="B8C7D9" w:sz="4"/>
+              <w:right w:val="single" w:color="B8C7D9" w:sz="4"/>
+            </w:tcBorders>
+            <w:tcMar>
+              <w:top w:type="dxa" w:w="70"/>
+              <w:left w:type="dxa" w:w="110"/>
+              <w:bottom w:type="dxa" w:w="70"/>
+              <w:right w:type="dxa" w:w="110"/>
+            </w:tcMar>
+          </w:tcPr>
+          <w:p>
+            <w:pPr>
+              <w:spacing w:after="40" w:line="260"/>
+            </w:pPr>
+            <w:r>
+              <w:rPr>
+                <w:sz w:val="20"/>
+                <w:szCs w:val="20"/>
+              </w:rPr>
+              <w:t xml:space="preserve">Alarmas</w:t>
+            </w:r>
+          </w:p>
+        </w:tc>
+        <w:tc>
+          <w:tcPr>
+            <w:tcW w:type="dxa" w:w="2300"/>
+            <w:tcBorders>
+              <w:top w:val="single" w:color="B8C7D9" w:sz="4"/>
+              <w:left w:val="single" w:color="B8C7D9" w:sz="4"/>
+              <w:bottom w:val="single" w:color="B8C7D9" w:sz="4"/>
+              <w:right w:val="single" w:color="B8C7D9" w:sz="4"/>
+            </w:tcBorders>
+            <w:tcMar>
+              <w:top w:type="dxa" w:w="70"/>
+              <w:left w:type="dxa" w:w="110"/>
+              <w:bottom w:type="dxa" w:w="70"/>
+              <w:right w:type="dxa" w:w="110"/>
+            </w:tcMar>
+          </w:tcPr>
+          <w:p>
+            <w:pPr>
+              <w:spacing w:after="40" w:line="260"/>
+            </w:pPr>
+            <w:r>
+              <w:rPr>
+                <w:sz w:val="20"/>
+                <w:szCs w:val="20"/>
+              </w:rPr>
+              <w:t xml:space="preserve">AlarmasFragment</w:t>
+            </w:r>
+          </w:p>
+        </w:tc>
+        <w:tc>
+          <w:tcPr>
+            <w:tcW w:type="dxa" w:w="5360"/>
+            <w:tcBorders>
+              <w:top w:val="single" w:color="B8C7D9" w:sz="4"/>
+              <w:left w:val="single" w:color="B8C7D9" w:sz="4"/>
+              <w:bottom w:val="single" w:color="B8C7D9" w:sz="4"/>
+              <w:right w:val="single" w:color="B8C7D9" w:sz="4"/>
+            </w:tcBorders>
+            <w:tcMar>
+              <w:top w:type="dxa" w:w="70"/>
+              <w:left w:type="dxa" w:w="110"/>
+              <w:bottom w:type="dxa" w:w="70"/>
+              <w:right w:type="dxa" w:w="110"/>
+            </w:tcMar>
+          </w:tcPr>
+          <w:p>
+            <w:pPr>
+              <w:spacing w:after="40" w:line="260"/>
+            </w:pPr>
+            <w:r>
+              <w:rPr>
+                <w:sz w:val="20"/>
+                <w:szCs w:val="20"/>
+              </w:rPr>
+              <w:t xml:space="preserve">Lista de alarmas con Switch para activarlas y TimePicker para crear o editar.</w:t>
+            </w:r>
+          </w:p>
+        </w:tc>
+      </w:tr>
+      <w:tr>
+        <w:trPr>
+          <w:cantSplit/>
+        </w:trPr>
+        <w:tc>
+          <w:tcPr>
+            <w:tcW w:type="dxa" w:w="1700"/>
+            <w:tcBorders>
+              <w:top w:val="single" w:color="B8C7D9" w:sz="4"/>
+              <w:left w:val="single" w:color="B8C7D9" w:sz="4"/>
+              <w:bottom w:val="single" w:color="B8C7D9" w:sz="4"/>
+              <w:right w:val="single" w:color="B8C7D9" w:sz="4"/>
+            </w:tcBorders>
+            <w:tcMar>
+              <w:top w:type="dxa" w:w="70"/>
+              <w:left w:type="dxa" w:w="110"/>
+              <w:bottom w:type="dxa" w:w="70"/>
+              <w:right w:type="dxa" w:w="110"/>
+            </w:tcMar>
+          </w:tcPr>
+          <w:p>
+            <w:pPr>
+              <w:spacing w:after="40" w:line="260"/>
+            </w:pPr>
+            <w:r>
+              <w:rPr>
+                <w:sz w:val="20"/>
+                <w:szCs w:val="20"/>
+              </w:rPr>
+              <w:t xml:space="preserve">Compras</w:t>
+            </w:r>
+          </w:p>
+        </w:tc>
+        <w:tc>
+          <w:tcPr>
+            <w:tcW w:type="dxa" w:w="2300"/>
+            <w:tcBorders>
+              <w:top w:val="single" w:color="B8C7D9" w:sz="4"/>
+              <w:left w:val="single" w:color="B8C7D9" w:sz="4"/>
+              <w:bottom w:val="single" w:color="B8C7D9" w:sz="4"/>
+              <w:right w:val="single" w:color="B8C7D9" w:sz="4"/>
+            </w:tcBorders>
+            <w:tcMar>
+              <w:top w:type="dxa" w:w="70"/>
+              <w:left w:type="dxa" w:w="110"/>
+              <w:bottom w:type="dxa" w:w="70"/>
+              <w:right w:type="dxa" w:w="110"/>
+            </w:tcMar>
+          </w:tcPr>
+          <w:p>
+            <w:pPr>
+              <w:spacing w:after="40" w:line="260"/>
+            </w:pPr>
+            <w:r>
+              <w:rPr>
+                <w:sz w:val="20"/>
+                <w:szCs w:val="20"/>
+              </w:rPr>
+              <w:t xml:space="preserve">ComprasFragment</w:t>
+            </w:r>
+          </w:p>
+        </w:tc>
+        <w:tc>
+          <w:tcPr>
+            <w:tcW w:type="dxa" w:w="5360"/>
+            <w:tcBorders>
+              <w:top w:val="single" w:color="B8C7D9" w:sz="4"/>
+              <w:left w:val="single" w:color="B8C7D9" w:sz="4"/>
+              <w:bottom w:val="single" w:color="B8C7D9" w:sz="4"/>
+              <w:right w:val="single" w:color="B8C7D9" w:sz="4"/>
+            </w:tcBorders>
+            <w:tcMar>
+              <w:top w:type="dxa" w:w="70"/>
+              <w:left w:type="dxa" w:w="110"/>
+              <w:bottom w:type="dxa" w:w="70"/>
+              <w:right w:type="dxa" w:w="110"/>
+            </w:tcMar>
+          </w:tcPr>
+          <w:p>
+            <w:pPr>
+              <w:spacing w:after="40" w:line="260"/>
+            </w:pPr>
+            <w:r>
+              <w:rPr>
+                <w:sz w:val="20"/>
+                <w:szCs w:val="20"/>
+              </w:rPr>
+              <w:t xml:space="preserve">Campo de texto, botones de cámara y galería, y lista con miniatura de la foto y estado comprado/pendiente.</w:t>
+            </w:r>
+          </w:p>
+        </w:tc>
+      </w:tr>
+      <w:tr>
+        <w:trPr>
+          <w:cantSplit/>
+        </w:trPr>
+        <w:tc>
+          <w:tcPr>
+            <w:tcW w:type="dxa" w:w="1700"/>
+            <w:tcBorders>
+              <w:top w:val="single" w:color="B8C7D9" w:sz="4"/>
+              <w:left w:val="single" w:color="B8C7D9" w:sz="4"/>
+              <w:bottom w:val="single" w:color="B8C7D9" w:sz="4"/>
+              <w:right w:val="single" w:color="B8C7D9" w:sz="4"/>
+            </w:tcBorders>
+            <w:tcMar>
+              <w:top w:type="dxa" w:w="70"/>
+              <w:left w:type="dxa" w:w="110"/>
+              <w:bottom w:type="dxa" w:w="70"/>
+              <w:right w:type="dxa" w:w="110"/>
+            </w:tcMar>
+          </w:tcPr>
+          <w:p>
+            <w:pPr>
+              <w:spacing w:after="40" w:line="260"/>
+            </w:pPr>
+            <w:r>
+              <w:rPr>
+                <w:sz w:val="20"/>
+                <w:szCs w:val="20"/>
+              </w:rPr>
+              <w:t xml:space="preserve">Salud </w:t>
+            </w:r>
+            <w:r>
+              <w:rPr>
+                <w:i/>
+                <w:iCs/>
+                <w:sz w:val="20"/>
+                <w:szCs w:val="20"/>
+              </w:rPr>
+              <w:t xml:space="preserve">(condicional)</w:t>
+            </w:r>
+          </w:p>
+        </w:tc>
+        <w:tc>
+          <w:tcPr>
+            <w:tcW w:type="dxa" w:w="2300"/>
+            <w:tcBorders>
+              <w:top w:val="single" w:color="B8C7D9" w:sz="4"/>
+              <w:left w:val="single" w:color="B8C7D9" w:sz="4"/>
+              <w:bottom w:val="single" w:color="B8C7D9" w:sz="4"/>
+              <w:right w:val="single" w:color="B8C7D9" w:sz="4"/>
+            </w:tcBorders>
+            <w:tcMar>
+              <w:top w:type="dxa" w:w="70"/>
+              <w:left w:type="dxa" w:w="110"/>
+              <w:bottom w:type="dxa" w:w="70"/>
+              <w:right w:type="dxa" w:w="110"/>
+            </w:tcMar>
+          </w:tcPr>
+          <w:p>
+            <w:pPr>
+              <w:spacing w:after="40" w:line="260"/>
+            </w:pPr>
+            <w:r>
+              <w:rPr>
+                <w:sz w:val="20"/>
+                <w:szCs w:val="20"/>
+              </w:rPr>
+              <w:t xml:space="preserve">SaludFragment</w:t>
+            </w:r>
+          </w:p>
+        </w:tc>
+        <w:tc>
+          <w:tcPr>
+            <w:tcW w:type="dxa" w:w="5360"/>
+            <w:tcBorders>
+              <w:top w:val="single" w:color="B8C7D9" w:sz="4"/>
+              <w:left w:val="single" w:color="B8C7D9" w:sz="4"/>
+              <w:bottom w:val="single" w:color="B8C7D9" w:sz="4"/>
+              <w:right w:val="single" w:color="B8C7D9" w:sz="4"/>
+            </w:tcBorders>
+            <w:tcMar>
+              <w:top w:type="dxa" w:w="70"/>
+              <w:left w:type="dxa" w:w="110"/>
+              <w:bottom w:type="dxa" w:w="70"/>
+              <w:right w:type="dxa" w:w="110"/>
+            </w:tcMar>
+          </w:tcPr>
+          <w:p>
+            <w:pPr>
+              <w:spacing w:after="40" w:line="260"/>
+            </w:pPr>
+            <w:r>
+              <w:rPr>
+                <w:sz w:val="20"/>
+                <w:szCs w:val="20"/>
+              </w:rPr>
+              <w:t xml:space="preserve">Calendario mensual propio que colorea el periodo registrado, el periodo estimado y la ventana fértil; muestra el día del ciclo y la fecha estimada del próximo periodo.</w:t>
+            </w:r>
+          </w:p>
+        </w:tc>
+      </w:tr>
+      <w:tr>
+        <w:trPr>
+          <w:cantSplit/>
+        </w:trPr>
+        <w:tc>
+          <w:tcPr>
+            <w:tcW w:type="dxa" w:w="1700"/>
+            <w:tcBorders>
+              <w:top w:val="single" w:color="B8C7D9" w:sz="4"/>
+              <w:left w:val="single" w:color="B8C7D9" w:sz="4"/>
+              <w:bottom w:val="single" w:color="B8C7D9" w:sz="4"/>
+              <w:right w:val="single" w:color="B8C7D9" w:sz="4"/>
+            </w:tcBorders>
+            <w:tcMar>
+              <w:top w:type="dxa" w:w="70"/>
+              <w:left w:type="dxa" w:w="110"/>
+              <w:bottom w:type="dxa" w:w="70"/>
+              <w:right w:type="dxa" w:w="110"/>
+            </w:tcMar>
+          </w:tcPr>
+          <w:p>
+            <w:pPr>
+              <w:spacing w:after="40" w:line="260"/>
+            </w:pPr>
+            <w:r>
+              <w:rPr>
+                <w:sz w:val="20"/>
+                <w:szCs w:val="20"/>
+              </w:rPr>
+              <w:t xml:space="preserve">Multimedia</w:t>
+            </w:r>
+          </w:p>
+        </w:tc>
+        <w:tc>
+          <w:tcPr>
+            <w:tcW w:type="dxa" w:w="2300"/>
+            <w:tcBorders>
+              <w:top w:val="single" w:color="B8C7D9" w:sz="4"/>
+              <w:left w:val="single" w:color="B8C7D9" w:sz="4"/>
+              <w:bottom w:val="single" w:color="B8C7D9" w:sz="4"/>
+              <w:right w:val="single" w:color="B8C7D9" w:sz="4"/>
+            </w:tcBorders>
+            <w:tcMar>
+              <w:top w:type="dxa" w:w="70"/>
+              <w:left w:type="dxa" w:w="110"/>
+              <w:bottom w:type="dxa" w:w="70"/>
+              <w:right w:type="dxa" w:w="110"/>
+            </w:tcMar>
+          </w:tcPr>
+          <w:p>
+            <w:pPr>
+              <w:spacing w:after="40" w:line="260"/>
+            </w:pPr>
+            <w:r>
+              <w:rPr>
+                <w:sz w:val="20"/>
+                <w:szCs w:val="20"/>
+              </w:rPr>
+              <w:t xml:space="preserve">MultimediaFragment</w:t>
+            </w:r>
+          </w:p>
+        </w:tc>
+        <w:tc>
+          <w:tcPr>
+            <w:tcW w:type="dxa" w:w="5360"/>
+            <w:tcBorders>
+              <w:top w:val="single" w:color="B8C7D9" w:sz="4"/>
+              <w:left w:val="single" w:color="B8C7D9" w:sz="4"/>
+              <w:bottom w:val="single" w:color="B8C7D9" w:sz="4"/>
+              <w:right w:val="single" w:color="B8C7D9" w:sz="4"/>
+            </w:tcBorders>
+            <w:tcMar>
+              <w:top w:type="dxa" w:w="70"/>
+              <w:left w:type="dxa" w:w="110"/>
+              <w:bottom w:type="dxa" w:w="70"/>
+              <w:right w:type="dxa" w:w="110"/>
+            </w:tcMar>
+          </w:tcPr>
+          <w:p>
+            <w:pPr>
+              <w:spacing w:after="40" w:line="260"/>
+            </w:pPr>
+            <w:r>
+              <w:rPr>
+                <w:sz w:val="20"/>
+                <w:szCs w:val="20"/>
+              </w:rPr>
+              <w:t xml:space="preserve">VideoView con MediaController y galería de imágenes que muestra la descripción al tocarlas.</w:t>
+            </w:r>
+          </w:p>
+        </w:tc>
+      </w:tr>
+      <w:tr>
+        <w:trPr>
+          <w:cantSplit/>
+        </w:trPr>
+        <w:tc>
+          <w:tcPr>
+            <w:tcW w:type="dxa" w:w="1700"/>
+            <w:tcBorders>
+              <w:top w:val="single" w:color="B8C7D9" w:sz="4"/>
+              <w:left w:val="single" w:color="B8C7D9" w:sz="4"/>
+              <w:bottom w:val="single" w:color="B8C7D9" w:sz="4"/>
+              <w:right w:val="single" w:color="B8C7D9" w:sz="4"/>
+            </w:tcBorders>
+            <w:tcMar>
+              <w:top w:type="dxa" w:w="70"/>
+              <w:left w:type="dxa" w:w="110"/>
+              <w:bottom w:type="dxa" w:w="70"/>
+              <w:right w:type="dxa" w:w="110"/>
+            </w:tcMar>
+          </w:tcPr>
+          <w:p>
+            <w:pPr>
+              <w:spacing w:after="40" w:line="260"/>
+            </w:pPr>
+            <w:r>
+              <w:rPr>
+                <w:sz w:val="20"/>
+                <w:szCs w:val="20"/>
+              </w:rPr>
+              <w:t xml:space="preserve">Web</w:t>
+            </w:r>
+          </w:p>
+        </w:tc>
+        <w:tc>
+          <w:tcPr>
+            <w:tcW w:type="dxa" w:w="2300"/>
+            <w:tcBorders>
+              <w:top w:val="single" w:color="B8C7D9" w:sz="4"/>
+              <w:left w:val="single" w:color="B8C7D9" w:sz="4"/>
+              <w:bottom w:val="single" w:color="B8C7D9" w:sz="4"/>
+              <w:right w:val="single" w:color="B8C7D9" w:sz="4"/>
+            </w:tcBorders>
+            <w:tcMar>
+              <w:top w:type="dxa" w:w="70"/>
+              <w:left w:type="dxa" w:w="110"/>
+              <w:bottom w:type="dxa" w:w="70"/>
+              <w:right w:type="dxa" w:w="110"/>
+            </w:tcMar>
+          </w:tcPr>
+          <w:p>
+            <w:pPr>
+              <w:spacing w:after="40" w:line="260"/>
+            </w:pPr>
+            <w:r>
+              <w:rPr>
+                <w:sz w:val="20"/>
+                <w:szCs w:val="20"/>
+              </w:rPr>
+              <w:t xml:space="preserve">WebFragment</w:t>
+            </w:r>
+          </w:p>
+        </w:tc>
+        <w:tc>
+          <w:tcPr>
+            <w:tcW w:type="dxa" w:w="5360"/>
+            <w:tcBorders>
+              <w:top w:val="single" w:color="B8C7D9" w:sz="4"/>
+              <w:left w:val="single" w:color="B8C7D9" w:sz="4"/>
+              <w:bottom w:val="single" w:color="B8C7D9" w:sz="4"/>
+              <w:right w:val="single" w:color="B8C7D9" w:sz="4"/>
+            </w:tcBorders>
+            <w:tcMar>
+              <w:top w:type="dxa" w:w="70"/>
+              <w:left w:type="dxa" w:w="110"/>
+              <w:bottom w:type="dxa" w:w="70"/>
+              <w:right w:type="dxa" w:w="110"/>
+            </w:tcMar>
+          </w:tcPr>
+          <w:p>
+            <w:pPr>
+              <w:spacing w:after="40" w:line="260"/>
+            </w:pPr>
+            <w:r>
+              <w:rPr>
+                <w:sz w:val="20"/>
+                <w:szCs w:val="20"/>
+              </w:rPr>
+              <w:t xml:space="preserve">EditText para la URL, botón Ir y WebView embebido.</w:t>
+            </w:r>
+          </w:p>
+        </w:tc>
+      </w:tr>
+      <w:tr>
+        <w:trPr>
+          <w:cantSplit/>
+        </w:trPr>
+        <w:tc>
+          <w:tcPr>
+            <w:tcW w:type="dxa" w:w="1700"/>
+            <w:tcBorders>
+              <w:top w:val="single" w:color="B8C7D9" w:sz="4"/>
+              <w:left w:val="single" w:color="B8C7D9" w:sz="4"/>
+              <w:bottom w:val="single" w:color="B8C7D9" w:sz="4"/>
+              <w:right w:val="single" w:color="B8C7D9" w:sz="4"/>
+            </w:tcBorders>
+            <w:tcMar>
+              <w:top w:type="dxa" w:w="70"/>
+              <w:left w:type="dxa" w:w="110"/>
+              <w:bottom w:type="dxa" w:w="70"/>
+              <w:right w:type="dxa" w:w="110"/>
+            </w:tcMar>
+          </w:tcPr>
+          <w:p>
+            <w:pPr>
+              <w:spacing w:after="40" w:line="260"/>
+            </w:pPr>
+            <w:r>
+              <w:rPr>
+                <w:sz w:val="20"/>
+                <w:szCs w:val="20"/>
+              </w:rPr>
+              <w:t xml:space="preserve">Botones</w:t>
+            </w:r>
+          </w:p>
+        </w:tc>
+        <w:tc>
+          <w:tcPr>
+            <w:tcW w:type="dxa" w:w="2300"/>
+            <w:tcBorders>
+              <w:top w:val="single" w:color="B8C7D9" w:sz="4"/>
+              <w:left w:val="single" w:color="B8C7D9" w:sz="4"/>
+              <w:bottom w:val="single" w:color="B8C7D9" w:sz="4"/>
+              <w:right w:val="single" w:color="B8C7D9" w:sz="4"/>
+            </w:tcBorders>
+            <w:tcMar>
+              <w:top w:type="dxa" w:w="70"/>
+              <w:left w:type="dxa" w:w="110"/>
+              <w:bottom w:type="dxa" w:w="70"/>
+              <w:right w:type="dxa" w:w="110"/>
+            </w:tcMar>
+          </w:tcPr>
+          <w:p>
+            <w:pPr>
+              <w:spacing w:after="40" w:line="260"/>
+            </w:pPr>
+            <w:r>
+              <w:rPr>
+                <w:sz w:val="20"/>
+                <w:szCs w:val="20"/>
+              </w:rPr>
+              <w:t xml:space="preserve">BotonesFragment</w:t>
+            </w:r>
+          </w:p>
+        </w:tc>
+        <w:tc>
+          <w:tcPr>
+            <w:tcW w:type="dxa" w:w="5360"/>
+            <w:tcBorders>
+              <w:top w:val="single" w:color="B8C7D9" w:sz="4"/>
+              <w:left w:val="single" w:color="B8C7D9" w:sz="4"/>
+              <w:bottom w:val="single" w:color="B8C7D9" w:sz="4"/>
+              <w:right w:val="single" w:color="B8C7D9" w:sz="4"/>
+            </w:tcBorders>
+            <w:tcMar>
+              <w:top w:type="dxa" w:w="70"/>
+              <w:left w:type="dxa" w:w="110"/>
+              <w:bottom w:type="dxa" w:w="70"/>
+              <w:right w:type="dxa" w:w="110"/>
+            </w:tcMar>
+          </w:tcPr>
+          <w:p>
+            <w:pPr>
+              <w:spacing w:after="40" w:line="260"/>
+            </w:pPr>
+            <w:r>
+              <w:rPr>
+                <w:sz w:val="20"/>
+                <w:szCs w:val="20"/>
+              </w:rPr>
+              <w:t xml:space="preserve">Button, OutlinedButton, MaterialButtonToggleGroup, Chip, Switch y FAB; cada uno muestra un Snackbar al usarlo.</w:t>
+            </w:r>
+          </w:p>
+        </w:tc>
+      </w:tr>
+    </w:tbl>
+    <w:p>
+      <w:pPr>
+        <w:spacing w:after="120"/>
+      </w:pPr>
+    </w:p>
+    <w:p>
+      <w:pPr>
+        <w:pStyle w:val="Heading2"/>
+      </w:pPr>
+      <w:r>
+        <w:t xml:space="preserve">7.1 Layout principal</w:t>
+      </w:r>
+    </w:p>
+    <w:p>
+      <w:pPr>
+        <w:spacing w:after="140" w:before="0" w:line="300"/>
+        <w:jc w:val="both"/>
+      </w:pPr>
+      <w:r>
+        <w:t xml:space="preserve">El archivo </w:t>
+      </w:r>
+      <w:r>
+        <w:rPr>
+          <w:rFonts w:ascii="Consolas" w:cs="Consolas" w:eastAsia="Consolas" w:hAnsi="Consolas"/>
+          <w:sz w:val="20"/>
+          <w:szCs w:val="20"/>
+        </w:rPr>
+        <w:t xml:space="preserve">activity_main.xml</w:t>
+      </w:r>
+      <w:r>
+        <w:t xml:space="preserve"> divide la pantalla con pesos 35/65 para la orientación vertical. Para la orientación horizontal se agrega un recurso alternativo en </w:t>
+      </w:r>
+      <w:r>
+        <w:rPr>
+          <w:rFonts w:ascii="Consolas" w:cs="Consolas" w:eastAsia="Consolas" w:hAnsi="Consolas"/>
+          <w:sz w:val="20"/>
+          <w:szCs w:val="20"/>
+        </w:rPr>
+        <w:t xml:space="preserve">layout-land</w:t>
+      </w:r>
+      <w:r>
+        <w:t xml:space="preserve"> con pesos 30/70.</w:t>
+      </w:r>
+    </w:p>
+    <w:p>
+      <w:pPr>
+        <w:keepNext/>
+        <w:keepLines/>
+        <w:shd w:fill="F3F6FA" w:color="auto" w:val="clear"/>
+        <w:spacing w:after="0" w:before="60" w:line="240"/>
+        <w:ind w:left="200" w:right="200"/>
+      </w:pPr>
+      <w:r>
+        <w:rPr>
+          <w:rFonts w:ascii="Consolas" w:cs="Consolas" w:eastAsia="Consolas" w:hAnsi="Consolas"/>
+          <w:color w:val="1B2430"/>
+          <w:sz w:val="17"/>
+          <w:szCs w:val="17"/>
+        </w:rPr>
+        <w:t xml:space="preserve">&lt;LinearLayout xmlns:android="http://schemas.android.com/apk/res/android"</w:t>
+      </w:r>
+    </w:p>
+    <w:p>
+      <w:pPr>
+        <w:keepNext/>
+        <w:keepLines/>
+        <w:shd w:fill="F3F6FA" w:color="auto" w:val="clear"/>
+        <w:spacing w:after="0" w:before="0" w:line="240"/>
+        <w:ind w:left="200" w:right="200"/>
+      </w:pPr>
+      <w:r>
+        <w:rPr>
+          <w:rFonts w:ascii="Consolas" w:cs="Consolas" w:eastAsia="Consolas" w:hAnsi="Consolas"/>
+          <w:color w:val="1B2430"/>
+          <w:sz w:val="17"/>
+          <w:szCs w:val="17"/>
+        </w:rPr>
+        <w:t xml:space="preserve">    android:layout_width="match_parent"</w:t>
+      </w:r>
+    </w:p>
+    <w:p>
+      <w:pPr>
+        <w:keepNext/>
+        <w:keepLines/>
+        <w:shd w:fill="F3F6FA" w:color="auto" w:val="clear"/>
+        <w:spacing w:after="0" w:before="0" w:line="240"/>
+        <w:ind w:left="200" w:right="200"/>
+      </w:pPr>
+      <w:r>
+        <w:rPr>
+          <w:rFonts w:ascii="Consolas" w:cs="Consolas" w:eastAsia="Consolas" w:hAnsi="Consolas"/>
+          <w:color w:val="1B2430"/>
+          <w:sz w:val="17"/>
+          <w:szCs w:val="17"/>
+        </w:rPr>
+        <w:t xml:space="preserve">    android:layout_height="match_parent"</w:t>
+      </w:r>
+    </w:p>
+    <w:p>
+      <w:pPr>
+        <w:keepNext/>
+        <w:keepLines/>
+        <w:shd w:fill="F3F6FA" w:color="auto" w:val="clear"/>
+        <w:spacing w:after="0" w:before="0" w:line="240"/>
+        <w:ind w:left="200" w:right="200"/>
+      </w:pPr>
+      <w:r>
+        <w:rPr>
+          <w:rFonts w:ascii="Consolas" w:cs="Consolas" w:eastAsia="Consolas" w:hAnsi="Consolas"/>
+          <w:color w:val="1B2430"/>
+          <w:sz w:val="17"/>
+          <w:szCs w:val="17"/>
+        </w:rPr>
+        <w:t xml:space="preserve">    android:orientation="horizontal"&gt;</w:t>
+      </w:r>
+    </w:p>
+    <w:p>
+      <w:pPr>
+        <w:keepNext/>
+        <w:keepLines/>
+        <w:shd w:fill="F3F6FA" w:color="auto" w:val="clear"/>
+        <w:spacing w:after="0" w:before="0" w:line="240"/>
+        <w:ind w:left="200" w:right="200"/>
+      </w:pPr>
+      <w:r>
+        <w:rPr>
+          <w:rFonts w:ascii="Consolas" w:cs="Consolas" w:eastAsia="Consolas" w:hAnsi="Consolas"/>
+          <w:color w:val="1B2430"/>
+          <w:sz w:val="17"/>
+          <w:szCs w:val="17"/>
+        </w:rPr>
+        <w:t xml:space="preserve"> </w:t>
+      </w:r>
+    </w:p>
+    <w:p>
+      <w:pPr>
+        <w:keepNext/>
+        <w:keepLines/>
+        <w:shd w:fill="F3F6FA" w:color="auto" w:val="clear"/>
+        <w:spacing w:after="0" w:before="0" w:line="240"/>
+        <w:ind w:left="200" w:right="200"/>
+      </w:pPr>
+      <w:r>
+        <w:rPr>
+          <w:rFonts w:ascii="Consolas" w:cs="Consolas" w:eastAsia="Consolas" w:hAnsi="Consolas"/>
+          <w:color w:val="1B2430"/>
+          <w:sz w:val="17"/>
+          <w:szCs w:val="17"/>
+        </w:rPr>
+        <w:t xml:space="preserve">    &lt;androidx.fragment.app.FragmentContainerView</w:t>
+      </w:r>
+    </w:p>
+    <w:p>
+      <w:pPr>
+        <w:keepNext/>
+        <w:keepLines/>
+        <w:shd w:fill="F3F6FA" w:color="auto" w:val="clear"/>
+        <w:spacing w:after="0" w:before="0" w:line="240"/>
+        <w:ind w:left="200" w:right="200"/>
+      </w:pPr>
+      <w:r>
+        <w:rPr>
+          <w:rFonts w:ascii="Consolas" w:cs="Consolas" w:eastAsia="Consolas" w:hAnsi="Consolas"/>
+          <w:color w:val="1B2430"/>
+          <w:sz w:val="17"/>
+          <w:szCs w:val="17"/>
+        </w:rPr>
+        <w:t xml:space="preserve">        android:id="@+id/menu_container"</w:t>
+      </w:r>
+    </w:p>
+    <w:p>
+      <w:pPr>
+        <w:keepNext/>
+        <w:keepLines/>
+        <w:shd w:fill="F3F6FA" w:color="auto" w:val="clear"/>
+        <w:spacing w:after="0" w:before="0" w:line="240"/>
+        <w:ind w:left="200" w:right="200"/>
+      </w:pPr>
+      <w:r>
+        <w:rPr>
+          <w:rFonts w:ascii="Consolas" w:cs="Consolas" w:eastAsia="Consolas" w:hAnsi="Consolas"/>
+          <w:color w:val="1B2430"/>
+          <w:sz w:val="17"/>
+          <w:szCs w:val="17"/>
+        </w:rPr>
+        <w:t xml:space="preserve">        android:name="co.edu.poli.dailysync.ui.MenuFragment"</w:t>
+      </w:r>
+    </w:p>
+    <w:p>
+      <w:pPr>
+        <w:keepNext/>
+        <w:keepLines/>
+        <w:shd w:fill="F3F6FA" w:color="auto" w:val="clear"/>
+        <w:spacing w:after="0" w:before="0" w:line="240"/>
+        <w:ind w:left="200" w:right="200"/>
+      </w:pPr>
+      <w:r>
+        <w:rPr>
+          <w:rFonts w:ascii="Consolas" w:cs="Consolas" w:eastAsia="Consolas" w:hAnsi="Consolas"/>
+          <w:color w:val="1B2430"/>
+          <w:sz w:val="17"/>
+          <w:szCs w:val="17"/>
+        </w:rPr>
+        <w:t xml:space="preserve">        android:layout_width="0dp"</w:t>
+      </w:r>
+    </w:p>
+    <w:p>
+      <w:pPr>
+        <w:keepNext/>
+        <w:keepLines/>
+        <w:shd w:fill="F3F6FA" w:color="auto" w:val="clear"/>
+        <w:spacing w:after="0" w:before="0" w:line="240"/>
+        <w:ind w:left="200" w:right="200"/>
+      </w:pPr>
+      <w:r>
+        <w:rPr>
+          <w:rFonts w:ascii="Consolas" w:cs="Consolas" w:eastAsia="Consolas" w:hAnsi="Consolas"/>
+          <w:color w:val="1B2430"/>
+          <w:sz w:val="17"/>
+          <w:szCs w:val="17"/>
+        </w:rPr>
+        <w:t xml:space="preserve">        android:layout_height="match_parent"</w:t>
+      </w:r>
+    </w:p>
+    <w:p>
+      <w:pPr>
+        <w:keepNext/>
+        <w:keepLines/>
+        <w:shd w:fill="F3F6FA" w:color="auto" w:val="clear"/>
+        <w:spacing w:after="0" w:before="0" w:line="240"/>
+        <w:ind w:left="200" w:right="200"/>
+      </w:pPr>
+      <w:r>
+        <w:rPr>
+          <w:rFonts w:ascii="Consolas" w:cs="Consolas" w:eastAsia="Consolas" w:hAnsi="Consolas"/>
+          <w:color w:val="1B2430"/>
+          <w:sz w:val="17"/>
+          <w:szCs w:val="17"/>
+        </w:rPr>
+        <w:t xml:space="preserve">        android:layout_weight="35" /&gt;</w:t>
+      </w:r>
+    </w:p>
+    <w:p>
+      <w:pPr>
+        <w:keepNext/>
+        <w:keepLines/>
+        <w:shd w:fill="F3F6FA" w:color="auto" w:val="clear"/>
+        <w:spacing w:after="0" w:before="0" w:line="240"/>
+        <w:ind w:left="200" w:right="200"/>
+      </w:pPr>
+      <w:r>
+        <w:rPr>
+          <w:rFonts w:ascii="Consolas" w:cs="Consolas" w:eastAsia="Consolas" w:hAnsi="Consolas"/>
+          <w:color w:val="1B2430"/>
+          <w:sz w:val="17"/>
+          <w:szCs w:val="17"/>
+        </w:rPr>
+        <w:t xml:space="preserve"> </w:t>
+      </w:r>
+    </w:p>
+    <w:p>
+      <w:pPr>
+        <w:keepNext/>
+        <w:keepLines/>
+        <w:shd w:fill="F3F6FA" w:color="auto" w:val="clear"/>
+        <w:spacing w:after="0" w:before="0" w:line="240"/>
+        <w:ind w:left="200" w:right="200"/>
+      </w:pPr>
+      <w:r>
+        <w:rPr>
+          <w:rFonts w:ascii="Consolas" w:cs="Consolas" w:eastAsia="Consolas" w:hAnsi="Consolas"/>
+          <w:color w:val="1B2430"/>
+          <w:sz w:val="17"/>
+          <w:szCs w:val="17"/>
+        </w:rPr>
+        <w:t xml:space="preserve">    &lt;FrameLayout</w:t>
+      </w:r>
+    </w:p>
+    <w:p>
+      <w:pPr>
+        <w:keepNext/>
+        <w:keepLines/>
+        <w:shd w:fill="F3F6FA" w:color="auto" w:val="clear"/>
+        <w:spacing w:after="0" w:before="0" w:line="240"/>
+        <w:ind w:left="200" w:right="200"/>
+      </w:pPr>
+      <w:r>
+        <w:rPr>
+          <w:rFonts w:ascii="Consolas" w:cs="Consolas" w:eastAsia="Consolas" w:hAnsi="Consolas"/>
+          <w:color w:val="1B2430"/>
+          <w:sz w:val="17"/>
+          <w:szCs w:val="17"/>
+        </w:rPr>
+        <w:t xml:space="preserve">        android:id="@+id/content_container"</w:t>
+      </w:r>
+    </w:p>
+    <w:p>
+      <w:pPr>
+        <w:keepNext/>
+        <w:keepLines/>
+        <w:shd w:fill="F3F6FA" w:color="auto" w:val="clear"/>
+        <w:spacing w:after="0" w:before="0" w:line="240"/>
+        <w:ind w:left="200" w:right="200"/>
+      </w:pPr>
+      <w:r>
+        <w:rPr>
+          <w:rFonts w:ascii="Consolas" w:cs="Consolas" w:eastAsia="Consolas" w:hAnsi="Consolas"/>
+          <w:color w:val="1B2430"/>
+          <w:sz w:val="17"/>
+          <w:szCs w:val="17"/>
+        </w:rPr>
+        <w:t xml:space="preserve">        android:layout_width="0dp"</w:t>
+      </w:r>
+    </w:p>
+    <w:p>
+      <w:pPr>
+        <w:keepNext/>
+        <w:keepLines/>
+        <w:shd w:fill="F3F6FA" w:color="auto" w:val="clear"/>
+        <w:spacing w:after="0" w:before="0" w:line="240"/>
+        <w:ind w:left="200" w:right="200"/>
+      </w:pPr>
+      <w:r>
+        <w:rPr>
+          <w:rFonts w:ascii="Consolas" w:cs="Consolas" w:eastAsia="Consolas" w:hAnsi="Consolas"/>
+          <w:color w:val="1B2430"/>
+          <w:sz w:val="17"/>
+          <w:szCs w:val="17"/>
+        </w:rPr>
+        <w:t xml:space="preserve">        android:layout_height="match_parent"</w:t>
+      </w:r>
+    </w:p>
+    <w:p>
+      <w:pPr>
+        <w:keepNext/>
+        <w:keepLines/>
+        <w:shd w:fill="F3F6FA" w:color="auto" w:val="clear"/>
+        <w:spacing w:after="0" w:before="0" w:line="240"/>
+        <w:ind w:left="200" w:right="200"/>
+      </w:pPr>
+      <w:r>
+        <w:rPr>
+          <w:rFonts w:ascii="Consolas" w:cs="Consolas" w:eastAsia="Consolas" w:hAnsi="Consolas"/>
+          <w:color w:val="1B2430"/>
+          <w:sz w:val="17"/>
+          <w:szCs w:val="17"/>
+        </w:rPr>
+        <w:t xml:space="preserve">        android:layout_weight="65" /&gt;</w:t>
+      </w:r>
+    </w:p>
+    <w:p>
+      <w:pPr>
+        <w:keepNext w:val="false"/>
+        <w:keepLines/>
+        <w:shd w:fill="F3F6FA" w:color="auto" w:val="clear"/>
+        <w:spacing w:after="200" w:before="0" w:line="240"/>
+        <w:ind w:left="200" w:right="200"/>
+      </w:pPr>
+      <w:r>
+        <w:rPr>
+          <w:rFonts w:ascii="Consolas" w:cs="Consolas" w:eastAsia="Consolas" w:hAnsi="Consolas"/>
+          <w:color w:val="1B2430"/>
+          <w:sz w:val="17"/>
+          <w:szCs w:val="17"/>
+        </w:rPr>
+        <w:t xml:space="preserve">&lt;/LinearLayout&gt;</w:t>
+      </w:r>
+    </w:p>
+    <w:p>
+      <w:pPr>
+        <w:pStyle w:val="Heading2"/>
+      </w:pPr>
+      <w:r>
+        <w:t xml:space="preserve">7.2 Comunicación entre fragmentos</w:t>
+      </w:r>
+    </w:p>
+    <w:p>
+      <w:pPr>
+        <w:spacing w:after="140" w:before="0" w:line="300"/>
+        <w:jc w:val="both"/>
+      </w:pPr>
+      <w:r>
+        <w:t xml:space="preserve">El flujo cuando el usuario toca una opción del menú es el siguiente:</w:t>
+      </w:r>
+    </w:p>
+    <w:p>
+      <w:pPr>
+        <w:pStyle w:val="ListParagraph"/>
+        <w:numPr>
+          <w:ilvl w:val="0"/>
+          <w:numId w:val="3"/>
+        </w:numPr>
+        <w:spacing w:after="80" w:line="290"/>
+      </w:pPr>
+      <w:r>
+        <w:rPr>
+          <w:rFonts w:ascii="Consolas" w:cs="Consolas" w:eastAsia="Consolas" w:hAnsi="Consolas"/>
+          <w:sz w:val="20"/>
+          <w:szCs w:val="20"/>
+        </w:rPr>
+        <w:t xml:space="preserve">MenuFragment</w:t>
+      </w:r>
+      <w:r>
+        <w:t xml:space="preserve"> recibe el clic y llama a </w:t>
+      </w:r>
+      <w:r>
+        <w:rPr>
+          <w:rFonts w:ascii="Consolas" w:cs="Consolas" w:eastAsia="Consolas" w:hAnsi="Consolas"/>
+          <w:sz w:val="20"/>
+          <w:szCs w:val="20"/>
+        </w:rPr>
+        <w:t xml:space="preserve">listener.onMenuItemSelected(opcion)</w:t>
+      </w:r>
+      <w:r>
+        <w:t xml:space="preserve">.</w:t>
+      </w:r>
+    </w:p>
+    <w:p>
+      <w:pPr>
+        <w:pStyle w:val="ListParagraph"/>
+        <w:numPr>
+          <w:ilvl w:val="0"/>
+          <w:numId w:val="3"/>
+        </w:numPr>
+        <w:spacing w:after="80" w:line="290"/>
+      </w:pPr>
+      <w:r>
+        <w:rPr>
+          <w:rFonts w:ascii="Consolas" w:cs="Consolas" w:eastAsia="Consolas" w:hAnsi="Consolas"/>
+          <w:sz w:val="20"/>
+          <w:szCs w:val="20"/>
+        </w:rPr>
+        <w:t xml:space="preserve">MainActivity</w:t>
+      </w:r>
+      <w:r>
+        <w:t xml:space="preserve">, que implementa la interfaz, crea el fragmento correspondiente.</w:t>
+      </w:r>
+    </w:p>
+    <w:p>
+      <w:pPr>
+        <w:pStyle w:val="ListParagraph"/>
+        <w:numPr>
+          <w:ilvl w:val="0"/>
+          <w:numId w:val="3"/>
+        </w:numPr>
+        <w:spacing w:after="80" w:line="290"/>
+      </w:pPr>
+      <w:r>
+        <w:rPr>
+          <w:rFonts w:ascii="Consolas" w:cs="Consolas" w:eastAsia="Consolas" w:hAnsi="Consolas"/>
+          <w:sz w:val="20"/>
+          <w:szCs w:val="20"/>
+        </w:rPr>
+        <w:t xml:space="preserve">MainActivity</w:t>
+      </w:r>
+      <w:r>
+        <w:t xml:space="preserve"> ejecuta </w:t>
+      </w:r>
+      <w:r>
+        <w:rPr>
+          <w:rFonts w:ascii="Consolas" w:cs="Consolas" w:eastAsia="Consolas" w:hAnsi="Consolas"/>
+          <w:sz w:val="20"/>
+          <w:szCs w:val="20"/>
+        </w:rPr>
+        <w:t xml:space="preserve">replace()</w:t>
+      </w:r>
+      <w:r>
+        <w:t xml:space="preserve"> sobre </w:t>
+      </w:r>
+      <w:r>
+        <w:rPr>
+          <w:rFonts w:ascii="Consolas" w:cs="Consolas" w:eastAsia="Consolas" w:hAnsi="Consolas"/>
+          <w:sz w:val="20"/>
+          <w:szCs w:val="20"/>
+        </w:rPr>
+        <w:t xml:space="preserve">content_container</w:t>
+      </w:r>
+      <w:r>
+        <w:t xml:space="preserve">. El menú no se recrea.</w:t>
+      </w:r>
+    </w:p>
+    <w:p>
+      <w:pPr>
+        <w:pStyle w:val="ListParagraph"/>
+        <w:numPr>
+          <w:ilvl w:val="0"/>
+          <w:numId w:val="3"/>
+        </w:numPr>
+        <w:spacing w:after="80" w:line="290"/>
+      </w:pPr>
+      <w:r>
+        <w:t xml:space="preserve">Cuando se guarda el perfil, </w:t>
+      </w:r>
+      <w:r>
+        <w:rPr>
+          <w:rFonts w:ascii="Consolas" w:cs="Consolas" w:eastAsia="Consolas" w:hAnsi="Consolas"/>
+          <w:sz w:val="20"/>
+          <w:szCs w:val="20"/>
+        </w:rPr>
+        <w:t xml:space="preserve">MainActivity</w:t>
+      </w:r>
+      <w:r>
+        <w:t xml:space="preserve"> revisa </w:t>
+      </w:r>
+      <w:r>
+        <w:rPr>
+          <w:rFonts w:ascii="Consolas" w:cs="Consolas" w:eastAsia="Consolas" w:hAnsi="Consolas"/>
+          <w:sz w:val="20"/>
+          <w:szCs w:val="20"/>
+        </w:rPr>
+        <w:t xml:space="preserve">usuario.esFemenino()</w:t>
+      </w:r>
+      <w:r>
+        <w:t xml:space="preserve"> y llama a </w:t>
+      </w:r>
+      <w:r>
+        <w:rPr>
+          <w:rFonts w:ascii="Consolas" w:cs="Consolas" w:eastAsia="Consolas" w:hAnsi="Consolas"/>
+          <w:sz w:val="20"/>
+          <w:szCs w:val="20"/>
+        </w:rPr>
+        <w:t xml:space="preserve">menuFragment.actualizarOpciones(true/false)</w:t>
+      </w:r>
+      <w:r>
+        <w:t xml:space="preserve"> para mostrar u ocultar Salud.</w:t>
+      </w:r>
+    </w:p>
+    <w:p>
+      <w:pPr>
+        <w:keepNext/>
+        <w:keepLines/>
+        <w:shd w:fill="F3F6FA" w:color="auto" w:val="clear"/>
+        <w:spacing w:after="0" w:before="60" w:line="240"/>
+        <w:ind w:left="200" w:right="200"/>
+      </w:pPr>
+      <w:r>
+        <w:rPr>
+          <w:rFonts w:ascii="Consolas" w:cs="Consolas" w:eastAsia="Consolas" w:hAnsi="Consolas"/>
+          <w:color w:val="1B2430"/>
+          <w:sz w:val="17"/>
+          <w:szCs w:val="17"/>
+        </w:rPr>
+        <w:t xml:space="preserve">public class MainActivity extends AppCompatActivity</w:t>
+      </w:r>
+    </w:p>
+    <w:p>
+      <w:pPr>
+        <w:keepNext/>
+        <w:keepLines/>
+        <w:shd w:fill="F3F6FA" w:color="auto" w:val="clear"/>
+        <w:spacing w:after="0" w:before="0" w:line="240"/>
+        <w:ind w:left="200" w:right="200"/>
+      </w:pPr>
+      <w:r>
+        <w:rPr>
+          <w:rFonts w:ascii="Consolas" w:cs="Consolas" w:eastAsia="Consolas" w:hAnsi="Consolas"/>
+          <w:color w:val="1B2430"/>
+          <w:sz w:val="17"/>
+          <w:szCs w:val="17"/>
+        </w:rPr>
+        <w:t xml:space="preserve">        implements OnMenuItemSelectedListener {</w:t>
+      </w:r>
+    </w:p>
+    <w:p>
+      <w:pPr>
+        <w:keepNext/>
+        <w:keepLines/>
+        <w:shd w:fill="F3F6FA" w:color="auto" w:val="clear"/>
+        <w:spacing w:after="0" w:before="0" w:line="240"/>
+        <w:ind w:left="200" w:right="200"/>
+      </w:pPr>
+      <w:r>
+        <w:rPr>
+          <w:rFonts w:ascii="Consolas" w:cs="Consolas" w:eastAsia="Consolas" w:hAnsi="Consolas"/>
+          <w:color w:val="1B2430"/>
+          <w:sz w:val="17"/>
+          <w:szCs w:val="17"/>
+        </w:rPr>
+        <w:t xml:space="preserve"> </w:t>
+      </w:r>
+    </w:p>
+    <w:p>
+      <w:pPr>
+        <w:keepNext/>
+        <w:keepLines/>
+        <w:shd w:fill="F3F6FA" w:color="auto" w:val="clear"/>
+        <w:spacing w:after="0" w:before="0" w:line="240"/>
+        <w:ind w:left="200" w:right="200"/>
+      </w:pPr>
+      <w:r>
+        <w:rPr>
+          <w:rFonts w:ascii="Consolas" w:cs="Consolas" w:eastAsia="Consolas" w:hAnsi="Consolas"/>
+          <w:color w:val="1B2430"/>
+          <w:sz w:val="17"/>
+          <w:szCs w:val="17"/>
+        </w:rPr>
+        <w:t xml:space="preserve">    @Override</w:t>
+      </w:r>
+    </w:p>
+    <w:p>
+      <w:pPr>
+        <w:keepNext/>
+        <w:keepLines/>
+        <w:shd w:fill="F3F6FA" w:color="auto" w:val="clear"/>
+        <w:spacing w:after="0" w:before="0" w:line="240"/>
+        <w:ind w:left="200" w:right="200"/>
+      </w:pPr>
+      <w:r>
+        <w:rPr>
+          <w:rFonts w:ascii="Consolas" w:cs="Consolas" w:eastAsia="Consolas" w:hAnsi="Consolas"/>
+          <w:color w:val="1B2430"/>
+          <w:sz w:val="17"/>
+          <w:szCs w:val="17"/>
+        </w:rPr>
+        <w:t xml:space="preserve">    public void onMenuItemSelected(String opcion) {</w:t>
+      </w:r>
+    </w:p>
+    <w:p>
+      <w:pPr>
+        <w:keepNext/>
+        <w:keepLines/>
+        <w:shd w:fill="F3F6FA" w:color="auto" w:val="clear"/>
+        <w:spacing w:after="0" w:before="0" w:line="240"/>
+        <w:ind w:left="200" w:right="200"/>
+      </w:pPr>
+      <w:r>
+        <w:rPr>
+          <w:rFonts w:ascii="Consolas" w:cs="Consolas" w:eastAsia="Consolas" w:hAnsi="Consolas"/>
+          <w:color w:val="1B2430"/>
+          <w:sz w:val="17"/>
+          <w:szCs w:val="17"/>
+        </w:rPr>
+        <w:t xml:space="preserve">        Fragment destino;</w:t>
+      </w:r>
+    </w:p>
+    <w:p>
+      <w:pPr>
+        <w:keepNext/>
+        <w:keepLines/>
+        <w:shd w:fill="F3F6FA" w:color="auto" w:val="clear"/>
+        <w:spacing w:after="0" w:before="0" w:line="240"/>
+        <w:ind w:left="200" w:right="200"/>
+      </w:pPr>
+      <w:r>
+        <w:rPr>
+          <w:rFonts w:ascii="Consolas" w:cs="Consolas" w:eastAsia="Consolas" w:hAnsi="Consolas"/>
+          <w:color w:val="1B2430"/>
+          <w:sz w:val="17"/>
+          <w:szCs w:val="17"/>
+        </w:rPr>
+        <w:t xml:space="preserve">        switch (opcion) {</w:t>
+      </w:r>
+    </w:p>
+    <w:p>
+      <w:pPr>
+        <w:keepNext/>
+        <w:keepLines/>
+        <w:shd w:fill="F3F6FA" w:color="auto" w:val="clear"/>
+        <w:spacing w:after="0" w:before="0" w:line="240"/>
+        <w:ind w:left="200" w:right="200"/>
+      </w:pPr>
+      <w:r>
+        <w:rPr>
+          <w:rFonts w:ascii="Consolas" w:cs="Consolas" w:eastAsia="Consolas" w:hAnsi="Consolas"/>
+          <w:color w:val="1B2430"/>
+          <w:sz w:val="17"/>
+          <w:szCs w:val="17"/>
+        </w:rPr>
+        <w:t xml:space="preserve">            case "Perfil":      destino = new PerfilFragment(); break;</w:t>
+      </w:r>
+    </w:p>
+    <w:p>
+      <w:pPr>
+        <w:keepNext/>
+        <w:keepLines/>
+        <w:shd w:fill="F3F6FA" w:color="auto" w:val="clear"/>
+        <w:spacing w:after="0" w:before="0" w:line="240"/>
+        <w:ind w:left="200" w:right="200"/>
+      </w:pPr>
+      <w:r>
+        <w:rPr>
+          <w:rFonts w:ascii="Consolas" w:cs="Consolas" w:eastAsia="Consolas" w:hAnsi="Consolas"/>
+          <w:color w:val="1B2430"/>
+          <w:sz w:val="17"/>
+          <w:szCs w:val="17"/>
+        </w:rPr>
+        <w:t xml:space="preserve">            case "Actividades": destino = new ActividadesFragment(); break;</w:t>
+      </w:r>
+    </w:p>
+    <w:p>
+      <w:pPr>
+        <w:keepNext/>
+        <w:keepLines/>
+        <w:shd w:fill="F3F6FA" w:color="auto" w:val="clear"/>
+        <w:spacing w:after="0" w:before="0" w:line="240"/>
+        <w:ind w:left="200" w:right="200"/>
+      </w:pPr>
+      <w:r>
+        <w:rPr>
+          <w:rFonts w:ascii="Consolas" w:cs="Consolas" w:eastAsia="Consolas" w:hAnsi="Consolas"/>
+          <w:color w:val="1B2430"/>
+          <w:sz w:val="17"/>
+          <w:szCs w:val="17"/>
+        </w:rPr>
+        <w:t xml:space="preserve">            case "Salud":       destino = new SaludFragment(); break;</w:t>
+      </w:r>
+    </w:p>
+    <w:p>
+      <w:pPr>
+        <w:keepNext/>
+        <w:keepLines/>
+        <w:shd w:fill="F3F6FA" w:color="auto" w:val="clear"/>
+        <w:spacing w:after="0" w:before="0" w:line="240"/>
+        <w:ind w:left="200" w:right="200"/>
+      </w:pPr>
+      <w:r>
+        <w:rPr>
+          <w:rFonts w:ascii="Consolas" w:cs="Consolas" w:eastAsia="Consolas" w:hAnsi="Consolas"/>
+          <w:color w:val="1B2430"/>
+          <w:sz w:val="17"/>
+          <w:szCs w:val="17"/>
+        </w:rPr>
+        <w:t xml:space="preserve">            // ... resto de opciones</w:t>
+      </w:r>
+    </w:p>
+    <w:p>
+      <w:pPr>
+        <w:keepNext/>
+        <w:keepLines/>
+        <w:shd w:fill="F3F6FA" w:color="auto" w:val="clear"/>
+        <w:spacing w:after="0" w:before="0" w:line="240"/>
+        <w:ind w:left="200" w:right="200"/>
+      </w:pPr>
+      <w:r>
+        <w:rPr>
+          <w:rFonts w:ascii="Consolas" w:cs="Consolas" w:eastAsia="Consolas" w:hAnsi="Consolas"/>
+          <w:color w:val="1B2430"/>
+          <w:sz w:val="17"/>
+          <w:szCs w:val="17"/>
+        </w:rPr>
+        <w:t xml:space="preserve">            default:            destino = new PerfilFragment();</w:t>
+      </w:r>
+    </w:p>
+    <w:p>
+      <w:pPr>
+        <w:keepNext/>
+        <w:keepLines/>
+        <w:shd w:fill="F3F6FA" w:color="auto" w:val="clear"/>
+        <w:spacing w:after="0" w:before="0" w:line="240"/>
+        <w:ind w:left="200" w:right="200"/>
+      </w:pPr>
+      <w:r>
+        <w:rPr>
+          <w:rFonts w:ascii="Consolas" w:cs="Consolas" w:eastAsia="Consolas" w:hAnsi="Consolas"/>
+          <w:color w:val="1B2430"/>
+          <w:sz w:val="17"/>
+          <w:szCs w:val="17"/>
+        </w:rPr>
+        <w:t xml:space="preserve">        }</w:t>
+      </w:r>
+    </w:p>
+    <w:p>
+      <w:pPr>
+        <w:keepNext/>
+        <w:keepLines/>
+        <w:shd w:fill="F3F6FA" w:color="auto" w:val="clear"/>
+        <w:spacing w:after="0" w:before="0" w:line="240"/>
+        <w:ind w:left="200" w:right="200"/>
+      </w:pPr>
+      <w:r>
+        <w:rPr>
+          <w:rFonts w:ascii="Consolas" w:cs="Consolas" w:eastAsia="Consolas" w:hAnsi="Consolas"/>
+          <w:color w:val="1B2430"/>
+          <w:sz w:val="17"/>
+          <w:szCs w:val="17"/>
+        </w:rPr>
+        <w:t xml:space="preserve">        getSupportFragmentManager().beginTransaction()</w:t>
+      </w:r>
+    </w:p>
+    <w:p>
+      <w:pPr>
+        <w:keepNext/>
+        <w:keepLines/>
+        <w:shd w:fill="F3F6FA" w:color="auto" w:val="clear"/>
+        <w:spacing w:after="0" w:before="0" w:line="240"/>
+        <w:ind w:left="200" w:right="200"/>
+      </w:pPr>
+      <w:r>
+        <w:rPr>
+          <w:rFonts w:ascii="Consolas" w:cs="Consolas" w:eastAsia="Consolas" w:hAnsi="Consolas"/>
+          <w:color w:val="1B2430"/>
+          <w:sz w:val="17"/>
+          <w:szCs w:val="17"/>
+        </w:rPr>
+        <w:t xml:space="preserve">                .replace(R.id.content_container, destino)</w:t>
+      </w:r>
+    </w:p>
+    <w:p>
+      <w:pPr>
+        <w:keepNext/>
+        <w:keepLines/>
+        <w:shd w:fill="F3F6FA" w:color="auto" w:val="clear"/>
+        <w:spacing w:after="0" w:before="0" w:line="240"/>
+        <w:ind w:left="200" w:right="200"/>
+      </w:pPr>
+      <w:r>
+        <w:rPr>
+          <w:rFonts w:ascii="Consolas" w:cs="Consolas" w:eastAsia="Consolas" w:hAnsi="Consolas"/>
+          <w:color w:val="1B2430"/>
+          <w:sz w:val="17"/>
+          <w:szCs w:val="17"/>
+        </w:rPr>
+        <w:t xml:space="preserve">                .commit();</w:t>
+      </w:r>
+    </w:p>
+    <w:p>
+      <w:pPr>
+        <w:keepNext/>
+        <w:keepLines/>
+        <w:shd w:fill="F3F6FA" w:color="auto" w:val="clear"/>
+        <w:spacing w:after="0" w:before="0" w:line="240"/>
+        <w:ind w:left="200" w:right="200"/>
+      </w:pPr>
+      <w:r>
+        <w:rPr>
+          <w:rFonts w:ascii="Consolas" w:cs="Consolas" w:eastAsia="Consolas" w:hAnsi="Consolas"/>
+          <w:color w:val="1B2430"/>
+          <w:sz w:val="17"/>
+          <w:szCs w:val="17"/>
+        </w:rPr>
+        <w:t xml:space="preserve">    }</w:t>
+      </w:r>
+    </w:p>
+    <w:p>
+      <w:pPr>
+        <w:keepNext w:val="false"/>
+        <w:keepLines/>
+        <w:shd w:fill="F3F6FA" w:color="auto" w:val="clear"/>
+        <w:spacing w:after="200" w:before="0" w:line="240"/>
+        <w:ind w:left="200" w:right="200"/>
+      </w:pPr>
+      <w:r>
+        <w:rPr>
+          <w:rFonts w:ascii="Consolas" w:cs="Consolas" w:eastAsia="Consolas" w:hAnsi="Consolas"/>
+          <w:color w:val="1B2430"/>
+          <w:sz w:val="17"/>
+          <w:szCs w:val="17"/>
+        </w:rPr>
+        <w:t xml:space="preserve">}</w:t>
+      </w:r>
+    </w:p>
+    <w:p>
+      <w:pPr>
+        <w:pageBreakBefore/>
+        <w:spacing w:after="0"/>
+      </w:pPr>
+    </w:p>
+    <w:p>
+      <w:pPr>
+        <w:pStyle w:val="Heading1"/>
+      </w:pPr>
+      <w:r>
+        <w:t xml:space="preserve">8. Mockup actualizado</w:t>
+      </w:r>
+    </w:p>
+    <w:p>
+      <w:pPr>
+        <w:spacing w:after="140" w:before="0" w:line="300"/>
+        <w:jc w:val="both"/>
+      </w:pPr>
+      <w:r>
+        <w:t xml:space="preserve">El mockup muestra las pantallas en orientación vertical, dentro de la misma actividad: el menú ocupa el 35 % izquierdo y el contenido el 65 % derecho. La opción activa se resalta en naranja y, debajo del título de cada pantalla, aparece el nombre del fragmento que se carga, para relacionar el mockup con el diagrama de clases.</w:t>
+      </w:r>
+    </w:p>
+    <w:p>
+      <w:pPr>
+        <w:keepNext/>
+        <w:spacing w:after="0" w:before="200"/>
+      </w:pPr>
+      <w:r>
+        <w:rPr>
+          <w:b/>
+          <w:bCs/>
+        </w:rPr>
+        <w:t xml:space="preserve">Figura 3</w:t>
+      </w:r>
+    </w:p>
+    <w:p>
+      <w:pPr>
+        <w:keepNext/>
+        <w:spacing w:after="100"/>
+      </w:pPr>
+      <w:r>
+        <w:rPr>
+          <w:i/>
+          <w:iCs/>
+        </w:rPr>
+        <w:t xml:space="preserve">Perfil y menú adaptable, y actividades</w:t>
       </w:r>
     </w:p>
     <w:p>
@@ -5957,6 +5638,194 @@
           <w:sz w:val="20"/>
           <w:szCs w:val="20"/>
         </w:rPr>
+        <w:t xml:space="preserve">Las dos primeras pantallas muestran el RF-02: con género Masculino el menú tiene siete opciones; al guardar con género Femenino aparece la opción Salud (resaltada con borde punteado).</w:t>
+      </w:r>
+    </w:p>
+    <w:p>
+      <w:pPr>
+        <w:keepNext/>
+        <w:spacing w:after="0" w:before="200"/>
+      </w:pPr>
+      <w:r>
+        <w:rPr>
+          <w:b/>
+          <w:bCs/>
+        </w:rPr>
+        <w:t xml:space="preserve">Figura 4</w:t>
+      </w:r>
+    </w:p>
+    <w:p>
+      <w:pPr>
+        <w:keepNext/>
+        <w:spacing w:after="100"/>
+      </w:pPr>
+      <w:r>
+        <w:rPr>
+          <w:i/>
+          <w:iCs/>
+        </w:rPr>
+        <w:t xml:space="preserve">Alarmas, lista de compras y salud</w:t>
+      </w:r>
+    </w:p>
+    <w:p>
+      <w:pPr>
+        <w:keepNext/>
+        <w:spacing w:after="80"/>
+        <w:jc w:val="center"/>
+      </w:pPr>
+      <w:r>
+        <w:drawing>
+          <wp:inline distT="0" distB="0" distL="0" distR="0">
+            <wp:extent cx="5715000" cy="3810000"/>
+            <wp:effectExtent t="0" r="0" b="0" l="0"/>
+            <wp:docPr id="1" name="" descr="" title=""/>
+            <wp:cNvGraphicFramePr>
+              <a:graphicFrameLocks xmlns:a="http://schemas.openxmlformats.org/drawingml/2006/main" noChangeAspect="1"/>
+            </wp:cNvGraphicFramePr>
+            <a:graphic xmlns:a="http://schemas.openxmlformats.org/drawingml/2006/main">
+              <a:graphicData uri="http://schemas.openxmlformats.org/drawingml/2006/picture">
+                <pic:pic xmlns:pic="http://schemas.openxmlformats.org/drawingml/2006/picture">
+                  <pic:nvPicPr>
+                    <pic:cNvPr id="0" name="" descr=""/>
+                    <pic:cNvPicPr>
+                      <a:picLocks noChangeAspect="1" noChangeArrowheads="1"/>
+                    </pic:cNvPicPr>
+                  </pic:nvPicPr>
+                  <pic:blipFill>
+                    <a:blip r:embed="rId15" cstate="none"/>
+                    <a:srcRect/>
+                    <a:stretch>
+                      <a:fillRect/>
+                    </a:stretch>
+                  </pic:blipFill>
+                  <pic:spPr bwMode="auto">
+                    <a:xfrm>
+                      <a:off x="0" y="0"/>
+                      <a:ext cx="5715000" cy="3810000"/>
+                    </a:xfrm>
+                    <a:prstGeom prst="rect">
+                      <a:avLst/>
+                    </a:prstGeom>
+                  </pic:spPr>
+                </pic:pic>
+              </a:graphicData>
+            </a:graphic>
+          </wp:inline>
+        </w:drawing>
+      </w:r>
+    </w:p>
+    <w:p>
+      <w:pPr>
+        <w:spacing w:after="200"/>
+      </w:pPr>
+      <w:r>
+        <w:rPr>
+          <w:i/>
+          <w:iCs/>
+          <w:sz w:val="20"/>
+          <w:szCs w:val="20"/>
+        </w:rPr>
+        <w:t xml:space="preserve">Nota. </w:t>
+      </w:r>
+      <w:r>
+        <w:rPr>
+          <w:sz w:val="20"/>
+          <w:szCs w:val="20"/>
+        </w:rPr>
+        <w:t xml:space="preserve">La opción Salud solo aparece en el menú cuando el género del perfil es Femenino.</w:t>
+      </w:r>
+    </w:p>
+    <w:p>
+      <w:pPr>
+        <w:keepNext/>
+        <w:spacing w:after="0" w:before="200"/>
+      </w:pPr>
+      <w:r>
+        <w:rPr>
+          <w:b/>
+          <w:bCs/>
+        </w:rPr>
+        <w:t xml:space="preserve">Figura 5</w:t>
+      </w:r>
+    </w:p>
+    <w:p>
+      <w:pPr>
+        <w:keepNext/>
+        <w:spacing w:after="100"/>
+      </w:pPr>
+      <w:r>
+        <w:rPr>
+          <w:i/>
+          <w:iCs/>
+        </w:rPr>
+        <w:t xml:space="preserve">Multimedia, explorador web y panel de botones</w:t>
+      </w:r>
+    </w:p>
+    <w:p>
+      <w:pPr>
+        <w:keepNext/>
+        <w:spacing w:after="80"/>
+        <w:jc w:val="center"/>
+      </w:pPr>
+      <w:r>
+        <w:drawing>
+          <wp:inline distT="0" distB="0" distL="0" distR="0">
+            <wp:extent cx="5715000" cy="3819525"/>
+            <wp:effectExtent t="0" r="0" b="0" l="0"/>
+            <wp:docPr id="1" name="" descr="" title=""/>
+            <wp:cNvGraphicFramePr>
+              <a:graphicFrameLocks xmlns:a="http://schemas.openxmlformats.org/drawingml/2006/main" noChangeAspect="1"/>
+            </wp:cNvGraphicFramePr>
+            <a:graphic xmlns:a="http://schemas.openxmlformats.org/drawingml/2006/main">
+              <a:graphicData uri="http://schemas.openxmlformats.org/drawingml/2006/picture">
+                <pic:pic xmlns:pic="http://schemas.openxmlformats.org/drawingml/2006/picture">
+                  <pic:nvPicPr>
+                    <pic:cNvPr id="0" name="" descr=""/>
+                    <pic:cNvPicPr>
+                      <a:picLocks noChangeAspect="1" noChangeArrowheads="1"/>
+                    </pic:cNvPicPr>
+                  </pic:nvPicPr>
+                  <pic:blipFill>
+                    <a:blip r:embed="rId16" cstate="none"/>
+                    <a:srcRect/>
+                    <a:stretch>
+                      <a:fillRect/>
+                    </a:stretch>
+                  </pic:blipFill>
+                  <pic:spPr bwMode="auto">
+                    <a:xfrm>
+                      <a:off x="0" y="0"/>
+                      <a:ext cx="5715000" cy="3819525"/>
+                    </a:xfrm>
+                    <a:prstGeom prst="rect">
+                      <a:avLst/>
+                    </a:prstGeom>
+                  </pic:spPr>
+                </pic:pic>
+              </a:graphicData>
+            </a:graphic>
+          </wp:inline>
+        </w:drawing>
+      </w:r>
+    </w:p>
+    <w:p>
+      <w:pPr>
+        <w:spacing w:after="200"/>
+      </w:pPr>
+      <w:r>
+        <w:rPr>
+          <w:i/>
+          <w:iCs/>
+          <w:sz w:val="20"/>
+          <w:szCs w:val="20"/>
+        </w:rPr>
+        <w:t xml:space="preserve">Nota. </w:t>
+      </w:r>
+      <w:r>
+        <w:rPr>
+          <w:sz w:val="20"/>
+          <w:szCs w:val="20"/>
+        </w:rPr>
         <w:t xml:space="preserve">Elaboración propia.</w:t>
       </w:r>
     </w:p>
@@ -7022,7 +6891,7 @@
                 <w:sz w:val="20"/>
                 <w:szCs w:val="20"/>
               </w:rPr>
-              <w:t xml:space="preserve">Registro del inicio del periodo en el calendario, día del ciclo y fecha estimada del próximo periodo.</w:t>
+              <w:t xml:space="preserve">Calendario propio con colores (periodo, periodo estimado y ventana fértil), registro del inicio y la duración del periodo, borrado con pulsación larga, día del ciclo y fecha estimada del próximo periodo.</w:t>
             </w:r>
           </w:p>
         </w:tc>
@@ -7436,16 +7305,6 @@
         <w:t xml:space="preserve">apk/</w:t>
       </w:r>
       <w:r>
-        <w:t xml:space="preserve"> o la sección </w:t>
-      </w:r>
-      <w:r>
-        <w:rPr>
-          <w:i/>
-          <w:iCs/>
-        </w:rPr>
-        <w:t xml:space="preserve">Releases</w:t>
-      </w:r>
-      <w:r>
         <w:t xml:space="preserve"> del repositorio.</w:t>
       </w:r>
     </w:p>
@@ -7489,7 +7348,19 @@
         <w:jc w:val="both"/>
       </w:pPr>
       <w:r>
-        <w:t xml:space="preserve">El repositorio contiene el proyecto de Android Studio, la APK de cada entrega y la documentación. Cada integrante trabaja en una rama propia y los cambios se integran a </w:t>
+        <w:t xml:space="preserve">El repositorio </w:t>
+      </w:r>
+      <w:hyperlink w:history="1" r:id="rIdotvotd0_kocjkgyww1z7i">
+        <w:r>
+          <w:rPr>
+            <w:color w:val="0563C1"/>
+            <w:u w:val="single"/>
+          </w:rPr>
+          <w:t xml:space="preserve">https://github.com/JorgeSotoR/DailySync</w:t>
+        </w:r>
+      </w:hyperlink>
+      <w:r>
+        <w:t xml:space="preserve"> contiene el proyecto de Android Studio, la APK de cada entrega y la documentación. Los integrantes del grupo tienen acceso como colaboradores y suben sus cambios a la rama </w:t>
       </w:r>
       <w:r>
         <w:rPr>
@@ -7498,16 +7369,6 @@
           <w:szCs w:val="20"/>
         </w:rPr>
         <w:t xml:space="preserve">main</w:t>
-      </w:r>
-      <w:r>
-        <w:t xml:space="preserve"> mediante </w:t>
-      </w:r>
-      <w:r>
-        <w:rPr>
-          <w:i/>
-          <w:iCs/>
-        </w:rPr>
-        <w:t xml:space="preserve">pull requests</w:t>
       </w:r>
       <w:r>
         <w:t xml:space="preserve">.</w:t>
@@ -8563,7 +8424,7 @@
       </w:r>
     </w:p>
     <w:sectPr>
-      <w:footerReference w:type="default" r:id="rId9"/>
+      <w:headerReference w:type="default" r:id="rId11"/>
       <w:pgSz w:w="12240" w:h="15840" w:orient="portrait"/>
       <w:pgMar w:top="1440" w:right="1440" w:bottom="1440" w:left="1440" w:header="708" w:footer="708" w:gutter="0"/>
       <w:pgNumType/>
@@ -8614,104 +8475,196 @@
 </w:endnotes>
 </file>
 
-<file path=word/footer1.xml><?xml version="1.0" encoding="utf-8"?>
-<w:ftr xmlns:wpc="http://schemas.microsoft.com/office/word/2010/wordprocessingCanvas" xmlns:mc="http://schemas.openxmlformats.org/markup-compatibility/2006" xmlns:o="urn:schemas-microsoft-com:office:office" xmlns:r="http://schemas.openxmlformats.org/officeDocument/2006/relationships" xmlns:m="http://schemas.openxmlformats.org/officeDocument/2006/math" xmlns:v="urn:schemas-microsoft-com:vml" xmlns:wp14="http://schemas.microsoft.com/office/word/2010/wordprocessingDrawing" xmlns:wp="http://schemas.openxmlformats.org/drawingml/2006/wordprocessingDrawing" xmlns:w10="urn:schemas-microsoft-com:office:word" xmlns:w="http://schemas.openxmlformats.org/wordprocessingml/2006/main" xmlns:w14="http://schemas.microsoft.com/office/word/2010/wordml" xmlns:w15="http://schemas.microsoft.com/office/word/2012/wordml" xmlns:wpg="http://schemas.microsoft.com/office/word/2010/wordprocessingGroup" xmlns:wpi="http://schemas.microsoft.com/office/word/2010/wordprocessingInk" xmlns:wne="http://schemas.microsoft.com/office/word/2006/wordml" xmlns:wps="http://schemas.microsoft.com/office/word/2010/wordprocessingShape">
+<file path=word/footnotes.xml><?xml version="1.0" encoding="utf-8"?>
+<w:footnotes xmlns:wpc="http://schemas.microsoft.com/office/word/2010/wordprocessingCanvas" xmlns:mc="http://schemas.openxmlformats.org/markup-compatibility/2006" xmlns:o="urn:schemas-microsoft-com:office:office" xmlns:r="http://schemas.openxmlformats.org/officeDocument/2006/relationships" xmlns:m="http://schemas.openxmlformats.org/officeDocument/2006/math" xmlns:v="urn:schemas-microsoft-com:vml" xmlns:wp14="http://schemas.microsoft.com/office/word/2010/wordprocessingDrawing" xmlns:wp="http://schemas.openxmlformats.org/drawingml/2006/wordprocessingDrawing" xmlns:w10="urn:schemas-microsoft-com:office:word" xmlns:w="http://schemas.openxmlformats.org/wordprocessingml/2006/main" xmlns:w14="http://schemas.microsoft.com/office/word/2010/wordml" xmlns:w15="http://schemas.microsoft.com/office/word/2012/wordml" xmlns:wpg="http://schemas.microsoft.com/office/word/2010/wordprocessingGroup" xmlns:wpi="http://schemas.microsoft.com/office/word/2010/wordprocessingInk" xmlns:wne="http://schemas.microsoft.com/office/word/2006/wordml" xmlns:wps="http://schemas.microsoft.com/office/word/2010/wordprocessingShape" mc:Ignorable="w14 w15 wp14">
+  <w:footnote w:type="separator" w:id="-1">
+    <w:p>
+      <w:pPr>
+        <w:spacing w:after="0" w:line="240" w:lineRule="auto"/>
+      </w:pPr>
+      <w:r>
+        <w:rPr>
+          <w:rStyle w:val="FootnoteReference"/>
+        </w:rPr>
+        <w:footnoteRef/>
+      </w:r>
+      <w:r>
+        <w:separator/>
+      </w:r>
+    </w:p>
+  </w:footnote>
+  <w:footnote w:type="continuationSeparator" w:id="0">
+    <w:p>
+      <w:pPr>
+        <w:spacing w:after="0" w:line="240" w:lineRule="auto"/>
+      </w:pPr>
+      <w:r>
+        <w:rPr>
+          <w:rStyle w:val="FootnoteReference"/>
+        </w:rPr>
+        <w:footnoteRef/>
+      </w:r>
+      <w:r>
+        <w:continuationSeparator/>
+      </w:r>
+    </w:p>
+  </w:footnote>
+</w:footnotes>
+</file>
+
+<file path=word/header1.xml><?xml version="1.0" encoding="utf-8"?>
+<w:hdr xmlns:wpc="http://schemas.microsoft.com/office/word/2010/wordprocessingCanvas" xmlns:mc="http://schemas.openxmlformats.org/markup-compatibility/2006" xmlns:o="urn:schemas-microsoft-com:office:office" xmlns:r="http://schemas.openxmlformats.org/officeDocument/2006/relationships" xmlns:m="http://schemas.openxmlformats.org/officeDocument/2006/math" xmlns:v="urn:schemas-microsoft-com:vml" xmlns:wp14="http://schemas.microsoft.com/office/word/2010/wordprocessingDrawing" xmlns:wp="http://schemas.openxmlformats.org/drawingml/2006/wordprocessingDrawing" xmlns:w10="urn:schemas-microsoft-com:office:word" xmlns:w="http://schemas.openxmlformats.org/wordprocessingml/2006/main" xmlns:w14="http://schemas.microsoft.com/office/word/2010/wordml" xmlns:w15="http://schemas.microsoft.com/office/word/2012/wordml" xmlns:wpg="http://schemas.microsoft.com/office/word/2010/wordprocessingGroup" xmlns:wpi="http://schemas.microsoft.com/office/word/2010/wordprocessingInk" xmlns:wne="http://schemas.microsoft.com/office/word/2006/wordml" xmlns:wps="http://schemas.microsoft.com/office/word/2010/wordprocessingShape" xmlns:cx="http://schemas.microsoft.com/office/drawing/2014/chartex" xmlns:cx1="http://schemas.microsoft.com/office/drawing/2015/9/8/chartex" xmlns:cx2="http://schemas.microsoft.com/office/drawing/2015/10/21/chartex" xmlns:cx3="http://schemas.microsoft.com/office/drawing/2016/5/9/chartex" xmlns:cx4="http://schemas.microsoft.com/office/drawing/2016/5/10/chartex" xmlns:cx5="http://schemas.microsoft.com/office/drawing/2016/5/11/chartex" xmlns:cx6="http://schemas.microsoft.com/office/drawing/2016/5/12/chartex" xmlns:cx7="http://schemas.microsoft.com/office/drawing/2016/5/13/chartex" xmlns:cx8="http://schemas.microsoft.com/office/drawing/2016/5/14/chartex" xmlns:w16cid="http://schemas.microsoft.com/office/word/2016/wordml/cid" xmlns:w16se="http://schemas.microsoft.com/office/word/2015/wordml/symex">
   <w:p>
     <w:pPr>
-      <w:jc w:val="right"/>
+      <w:tabs>
+        <w:tab w:val="right" w:pos="9360"/>
+      </w:tabs>
     </w:pPr>
     <w:r>
       <w:rPr>
-        <w:color w:val="6B7A8C"/>
-        <w:sz w:val="18"/>
-        <w:szCs w:val="18"/>
+        <w:sz w:val="22"/>
+        <w:szCs w:val="22"/>
       </w:rPr>
+      <w:tab/>
       <w:fldChar w:fldCharType="begin"/>
       <w:instrText xml:space="preserve">PAGE</w:instrText>
       <w:fldChar w:fldCharType="separate"/>
       <w:fldChar w:fldCharType="end"/>
     </w:r>
   </w:p>
-</w:ftr>
+</w:hdr>
 </file>
 
-<file path=word/footer2.xml><?xml version="1.0" encoding="utf-8"?>
-<w:ftr xmlns:wpc="http://schemas.microsoft.com/office/word/2010/wordprocessingCanvas" xmlns:mc="http://schemas.openxmlformats.org/markup-compatibility/2006" xmlns:o="urn:schemas-microsoft-com:office:office" xmlns:r="http://schemas.openxmlformats.org/officeDocument/2006/relationships" xmlns:m="http://schemas.openxmlformats.org/officeDocument/2006/math" xmlns:v="urn:schemas-microsoft-com:vml" xmlns:wp14="http://schemas.microsoft.com/office/word/2010/wordprocessingDrawing" xmlns:wp="http://schemas.openxmlformats.org/drawingml/2006/wordprocessingDrawing" xmlns:w10="urn:schemas-microsoft-com:office:word" xmlns:w="http://schemas.openxmlformats.org/wordprocessingml/2006/main" xmlns:w14="http://schemas.microsoft.com/office/word/2010/wordml" xmlns:w15="http://schemas.microsoft.com/office/word/2012/wordml" xmlns:wpg="http://schemas.microsoft.com/office/word/2010/wordprocessingGroup" xmlns:wpi="http://schemas.microsoft.com/office/word/2010/wordprocessingInk" xmlns:wne="http://schemas.microsoft.com/office/word/2006/wordml" xmlns:wps="http://schemas.microsoft.com/office/word/2010/wordprocessingShape">
+<file path=word/header2.xml><?xml version="1.0" encoding="utf-8"?>
+<w:hdr xmlns:wpc="http://schemas.microsoft.com/office/word/2010/wordprocessingCanvas" xmlns:mc="http://schemas.openxmlformats.org/markup-compatibility/2006" xmlns:o="urn:schemas-microsoft-com:office:office" xmlns:r="http://schemas.openxmlformats.org/officeDocument/2006/relationships" xmlns:m="http://schemas.openxmlformats.org/officeDocument/2006/math" xmlns:v="urn:schemas-microsoft-com:vml" xmlns:wp14="http://schemas.microsoft.com/office/word/2010/wordprocessingDrawing" xmlns:wp="http://schemas.openxmlformats.org/drawingml/2006/wordprocessingDrawing" xmlns:w10="urn:schemas-microsoft-com:office:word" xmlns:w="http://schemas.openxmlformats.org/wordprocessingml/2006/main" xmlns:w14="http://schemas.microsoft.com/office/word/2010/wordml" xmlns:w15="http://schemas.microsoft.com/office/word/2012/wordml" xmlns:wpg="http://schemas.microsoft.com/office/word/2010/wordprocessingGroup" xmlns:wpi="http://schemas.microsoft.com/office/word/2010/wordprocessingInk" xmlns:wne="http://schemas.microsoft.com/office/word/2006/wordml" xmlns:wps="http://schemas.microsoft.com/office/word/2010/wordprocessingShape" xmlns:cx="http://schemas.microsoft.com/office/drawing/2014/chartex" xmlns:cx1="http://schemas.microsoft.com/office/drawing/2015/9/8/chartex" xmlns:cx2="http://schemas.microsoft.com/office/drawing/2015/10/21/chartex" xmlns:cx3="http://schemas.microsoft.com/office/drawing/2016/5/9/chartex" xmlns:cx4="http://schemas.microsoft.com/office/drawing/2016/5/10/chartex" xmlns:cx5="http://schemas.microsoft.com/office/drawing/2016/5/11/chartex" xmlns:cx6="http://schemas.microsoft.com/office/drawing/2016/5/12/chartex" xmlns:cx7="http://schemas.microsoft.com/office/drawing/2016/5/13/chartex" xmlns:cx8="http://schemas.microsoft.com/office/drawing/2016/5/14/chartex" xmlns:w16cid="http://schemas.microsoft.com/office/word/2016/wordml/cid" xmlns:w16se="http://schemas.microsoft.com/office/word/2015/wordml/symex">
   <w:p>
     <w:pPr>
-      <w:jc w:val="right"/>
+      <w:tabs>
+        <w:tab w:val="right" w:pos="9360"/>
+      </w:tabs>
     </w:pPr>
     <w:r>
+      <w:drawing>
+        <wp:inline distT="0" distB="0" distL="0" distR="0">
+          <wp:extent cx="1428750" cy="514350"/>
+          <wp:effectExtent t="0" r="0" b="0" l="0"/>
+          <wp:docPr id="1" name="logo" descr="Logotipo del Politécnico Grancolombiano" title="Logotipo"/>
+          <wp:cNvGraphicFramePr>
+            <a:graphicFrameLocks xmlns:a="http://schemas.openxmlformats.org/drawingml/2006/main" noChangeAspect="1"/>
+          </wp:cNvGraphicFramePr>
+          <a:graphic xmlns:a="http://schemas.openxmlformats.org/drawingml/2006/main">
+            <a:graphicData uri="http://schemas.openxmlformats.org/drawingml/2006/picture">
+              <pic:pic xmlns:pic="http://schemas.openxmlformats.org/drawingml/2006/picture">
+                <pic:nvPicPr>
+                  <pic:cNvPr id="0" name="" descr=""/>
+                  <pic:cNvPicPr>
+                    <a:picLocks noChangeAspect="1" noChangeArrowheads="1"/>
+                  </pic:cNvPicPr>
+                </pic:nvPicPr>
+                <pic:blipFill>
+                  <a:blip r:embed="rId0" cstate="none"/>
+                  <a:srcRect/>
+                  <a:stretch>
+                    <a:fillRect/>
+                  </a:stretch>
+                </pic:blipFill>
+                <pic:spPr bwMode="auto">
+                  <a:xfrm>
+                    <a:off x="0" y="0"/>
+                    <a:ext cx="1428750" cy="514350"/>
+                  </a:xfrm>
+                  <a:prstGeom prst="rect">
+                    <a:avLst/>
+                  </a:prstGeom>
+                </pic:spPr>
+              </pic:pic>
+            </a:graphicData>
+          </a:graphic>
+        </wp:inline>
+      </w:drawing>
+    </w:r>
+    <w:r>
       <w:rPr>
-        <w:color w:val="6B7A8C"/>
-        <w:sz w:val="18"/>
-        <w:szCs w:val="18"/>
+        <w:sz w:val="22"/>
+        <w:szCs w:val="22"/>
       </w:rPr>
+      <w:tab/>
       <w:fldChar w:fldCharType="begin"/>
       <w:instrText xml:space="preserve">PAGE</w:instrText>
       <w:fldChar w:fldCharType="separate"/>
       <w:fldChar w:fldCharType="end"/>
     </w:r>
   </w:p>
-</w:ftr>
+</w:hdr>
 </file>
 
-<file path=word/footer3.xml><?xml version="1.0" encoding="utf-8"?>
-<w:ftr xmlns:wpc="http://schemas.microsoft.com/office/word/2010/wordprocessingCanvas" xmlns:mc="http://schemas.openxmlformats.org/markup-compatibility/2006" xmlns:o="urn:schemas-microsoft-com:office:office" xmlns:r="http://schemas.openxmlformats.org/officeDocument/2006/relationships" xmlns:m="http://schemas.openxmlformats.org/officeDocument/2006/math" xmlns:v="urn:schemas-microsoft-com:vml" xmlns:wp14="http://schemas.microsoft.com/office/word/2010/wordprocessingDrawing" xmlns:wp="http://schemas.openxmlformats.org/drawingml/2006/wordprocessingDrawing" xmlns:w10="urn:schemas-microsoft-com:office:word" xmlns:w="http://schemas.openxmlformats.org/wordprocessingml/2006/main" xmlns:w14="http://schemas.microsoft.com/office/word/2010/wordml" xmlns:w15="http://schemas.microsoft.com/office/word/2012/wordml" xmlns:wpg="http://schemas.microsoft.com/office/word/2010/wordprocessingGroup" xmlns:wpi="http://schemas.microsoft.com/office/word/2010/wordprocessingInk" xmlns:wne="http://schemas.microsoft.com/office/word/2006/wordml" xmlns:wps="http://schemas.microsoft.com/office/word/2010/wordprocessingShape">
+<file path=word/header3.xml><?xml version="1.0" encoding="utf-8"?>
+<w:hdr xmlns:wpc="http://schemas.microsoft.com/office/word/2010/wordprocessingCanvas" xmlns:mc="http://schemas.openxmlformats.org/markup-compatibility/2006" xmlns:o="urn:schemas-microsoft-com:office:office" xmlns:r="http://schemas.openxmlformats.org/officeDocument/2006/relationships" xmlns:m="http://schemas.openxmlformats.org/officeDocument/2006/math" xmlns:v="urn:schemas-microsoft-com:vml" xmlns:wp14="http://schemas.microsoft.com/office/word/2010/wordprocessingDrawing" xmlns:wp="http://schemas.openxmlformats.org/drawingml/2006/wordprocessingDrawing" xmlns:w10="urn:schemas-microsoft-com:office:word" xmlns:w="http://schemas.openxmlformats.org/wordprocessingml/2006/main" xmlns:w14="http://schemas.microsoft.com/office/word/2010/wordml" xmlns:w15="http://schemas.microsoft.com/office/word/2012/wordml" xmlns:wpg="http://schemas.microsoft.com/office/word/2010/wordprocessingGroup" xmlns:wpi="http://schemas.microsoft.com/office/word/2010/wordprocessingInk" xmlns:wne="http://schemas.microsoft.com/office/word/2006/wordml" xmlns:wps="http://schemas.microsoft.com/office/word/2010/wordprocessingShape" xmlns:cx="http://schemas.microsoft.com/office/drawing/2014/chartex" xmlns:cx1="http://schemas.microsoft.com/office/drawing/2015/9/8/chartex" xmlns:cx2="http://schemas.microsoft.com/office/drawing/2015/10/21/chartex" xmlns:cx3="http://schemas.microsoft.com/office/drawing/2016/5/9/chartex" xmlns:cx4="http://schemas.microsoft.com/office/drawing/2016/5/10/chartex" xmlns:cx5="http://schemas.microsoft.com/office/drawing/2016/5/11/chartex" xmlns:cx6="http://schemas.microsoft.com/office/drawing/2016/5/12/chartex" xmlns:cx7="http://schemas.microsoft.com/office/drawing/2016/5/13/chartex" xmlns:cx8="http://schemas.microsoft.com/office/drawing/2016/5/14/chartex" xmlns:w16cid="http://schemas.microsoft.com/office/word/2016/wordml/cid" xmlns:w16se="http://schemas.microsoft.com/office/word/2015/wordml/symex">
   <w:p>
     <w:pPr>
-      <w:jc w:val="right"/>
+      <w:tabs>
+        <w:tab w:val="right" w:pos="9360"/>
+      </w:tabs>
     </w:pPr>
     <w:r>
       <w:rPr>
-        <w:color w:val="6B7A8C"/>
-        <w:sz w:val="18"/>
-        <w:szCs w:val="18"/>
+        <w:sz w:val="22"/>
+        <w:szCs w:val="22"/>
       </w:rPr>
+      <w:tab/>
       <w:fldChar w:fldCharType="begin"/>
       <w:instrText xml:space="preserve">PAGE</w:instrText>
       <w:fldChar w:fldCharType="separate"/>
       <w:fldChar w:fldCharType="end"/>
     </w:r>
   </w:p>
-</w:ftr>
+</w:hdr>
 </file>
 
-<file path=word/footnotes.xml><?xml version="1.0" encoding="utf-8"?>
-<w:footnotes xmlns:wpc="http://schemas.microsoft.com/office/word/2010/wordprocessingCanvas" xmlns:mc="http://schemas.openxmlformats.org/markup-compatibility/2006" xmlns:o="urn:schemas-microsoft-com:office:office" xmlns:r="http://schemas.openxmlformats.org/officeDocument/2006/relationships" xmlns:m="http://schemas.openxmlformats.org/officeDocument/2006/math" xmlns:v="urn:schemas-microsoft-com:vml" xmlns:wp14="http://schemas.microsoft.com/office/word/2010/wordprocessingDrawing" xmlns:wp="http://schemas.openxmlformats.org/drawingml/2006/wordprocessingDrawing" xmlns:w10="urn:schemas-microsoft-com:office:word" xmlns:w="http://schemas.openxmlformats.org/wordprocessingml/2006/main" xmlns:w14="http://schemas.microsoft.com/office/word/2010/wordml" xmlns:w15="http://schemas.microsoft.com/office/word/2012/wordml" xmlns:wpg="http://schemas.microsoft.com/office/word/2010/wordprocessingGroup" xmlns:wpi="http://schemas.microsoft.com/office/word/2010/wordprocessingInk" xmlns:wne="http://schemas.microsoft.com/office/word/2006/wordml" xmlns:wps="http://schemas.microsoft.com/office/word/2010/wordprocessingShape" mc:Ignorable="w14 w15 wp14">
-  <w:footnote w:type="separator" w:id="-1">
-    <w:p>
-      <w:pPr>
-        <w:spacing w:after="0" w:line="240" w:lineRule="auto"/>
-      </w:pPr>
-      <w:r>
-        <w:rPr>
-          <w:rStyle w:val="FootnoteReference"/>
-        </w:rPr>
-        <w:footnoteRef/>
-      </w:r>
-      <w:r>
-        <w:separator/>
-      </w:r>
-    </w:p>
-  </w:footnote>
-  <w:footnote w:type="continuationSeparator" w:id="0">
-    <w:p>
-      <w:pPr>
-        <w:spacing w:after="0" w:line="240" w:lineRule="auto"/>
-      </w:pPr>
-      <w:r>
-        <w:rPr>
-          <w:rStyle w:val="FootnoteReference"/>
-        </w:rPr>
-        <w:footnoteRef/>
-      </w:r>
-      <w:r>
-        <w:continuationSeparator/>
-      </w:r>
-    </w:p>
-  </w:footnote>
-</w:footnotes>
+<file path=word/header4.xml><?xml version="1.0" encoding="utf-8"?>
+<w:hdr xmlns:wpc="http://schemas.microsoft.com/office/word/2010/wordprocessingCanvas" xmlns:mc="http://schemas.openxmlformats.org/markup-compatibility/2006" xmlns:o="urn:schemas-microsoft-com:office:office" xmlns:r="http://schemas.openxmlformats.org/officeDocument/2006/relationships" xmlns:m="http://schemas.openxmlformats.org/officeDocument/2006/math" xmlns:v="urn:schemas-microsoft-com:vml" xmlns:wp14="http://schemas.microsoft.com/office/word/2010/wordprocessingDrawing" xmlns:wp="http://schemas.openxmlformats.org/drawingml/2006/wordprocessingDrawing" xmlns:w10="urn:schemas-microsoft-com:office:word" xmlns:w="http://schemas.openxmlformats.org/wordprocessingml/2006/main" xmlns:w14="http://schemas.microsoft.com/office/word/2010/wordml" xmlns:w15="http://schemas.microsoft.com/office/word/2012/wordml" xmlns:wpg="http://schemas.microsoft.com/office/word/2010/wordprocessingGroup" xmlns:wpi="http://schemas.microsoft.com/office/word/2010/wordprocessingInk" xmlns:wne="http://schemas.microsoft.com/office/word/2006/wordml" xmlns:wps="http://schemas.microsoft.com/office/word/2010/wordprocessingShape" xmlns:cx="http://schemas.microsoft.com/office/drawing/2014/chartex" xmlns:cx1="http://schemas.microsoft.com/office/drawing/2015/9/8/chartex" xmlns:cx2="http://schemas.microsoft.com/office/drawing/2015/10/21/chartex" xmlns:cx3="http://schemas.microsoft.com/office/drawing/2016/5/9/chartex" xmlns:cx4="http://schemas.microsoft.com/office/drawing/2016/5/10/chartex" xmlns:cx5="http://schemas.microsoft.com/office/drawing/2016/5/11/chartex" xmlns:cx6="http://schemas.microsoft.com/office/drawing/2016/5/12/chartex" xmlns:cx7="http://schemas.microsoft.com/office/drawing/2016/5/13/chartex" xmlns:cx8="http://schemas.microsoft.com/office/drawing/2016/5/14/chartex" xmlns:w16cid="http://schemas.microsoft.com/office/word/2016/wordml/cid" xmlns:w16se="http://schemas.microsoft.com/office/word/2015/wordml/symex">
+  <w:p>
+    <w:pPr>
+      <w:tabs>
+        <w:tab w:val="right" w:pos="13680"/>
+      </w:tabs>
+    </w:pPr>
+    <w:r>
+      <w:rPr>
+        <w:sz w:val="22"/>
+        <w:szCs w:val="22"/>
+      </w:rPr>
+      <w:tab/>
+      <w:fldChar w:fldCharType="begin"/>
+      <w:instrText xml:space="preserve">PAGE</w:instrText>
+      <w:fldChar w:fldCharType="separate"/>
+      <w:fldChar w:fldCharType="end"/>
+    </w:r>
+  </w:p>
+</w:hdr>
+</file>
+
+<file path=word/header5.xml><?xml version="1.0" encoding="utf-8"?>
+<w:hdr xmlns:wpc="http://schemas.microsoft.com/office/word/2010/wordprocessingCanvas" xmlns:mc="http://schemas.openxmlformats.org/markup-compatibility/2006" xmlns:o="urn:schemas-microsoft-com:office:office" xmlns:r="http://schemas.openxmlformats.org/officeDocument/2006/relationships" xmlns:m="http://schemas.openxmlformats.org/officeDocument/2006/math" xmlns:v="urn:schemas-microsoft-com:vml" xmlns:wp14="http://schemas.microsoft.com/office/word/2010/wordprocessingDrawing" xmlns:wp="http://schemas.openxmlformats.org/drawingml/2006/wordprocessingDrawing" xmlns:w10="urn:schemas-microsoft-com:office:word" xmlns:w="http://schemas.openxmlformats.org/wordprocessingml/2006/main" xmlns:w14="http://schemas.microsoft.com/office/word/2010/wordml" xmlns:w15="http://schemas.microsoft.com/office/word/2012/wordml" xmlns:wpg="http://schemas.microsoft.com/office/word/2010/wordprocessingGroup" xmlns:wpi="http://schemas.microsoft.com/office/word/2010/wordprocessingInk" xmlns:wne="http://schemas.microsoft.com/office/word/2006/wordml" xmlns:wps="http://schemas.microsoft.com/office/word/2010/wordprocessingShape" xmlns:cx="http://schemas.microsoft.com/office/drawing/2014/chartex" xmlns:cx1="http://schemas.microsoft.com/office/drawing/2015/9/8/chartex" xmlns:cx2="http://schemas.microsoft.com/office/drawing/2015/10/21/chartex" xmlns:cx3="http://schemas.microsoft.com/office/drawing/2016/5/9/chartex" xmlns:cx4="http://schemas.microsoft.com/office/drawing/2016/5/10/chartex" xmlns:cx5="http://schemas.microsoft.com/office/drawing/2016/5/11/chartex" xmlns:cx6="http://schemas.microsoft.com/office/drawing/2016/5/12/chartex" xmlns:cx7="http://schemas.microsoft.com/office/drawing/2016/5/13/chartex" xmlns:cx8="http://schemas.microsoft.com/office/drawing/2016/5/14/chartex" xmlns:w16cid="http://schemas.microsoft.com/office/word/2016/wordml/cid" xmlns:w16se="http://schemas.microsoft.com/office/word/2015/wordml/symex">
+  <w:p>
+    <w:pPr>
+      <w:tabs>
+        <w:tab w:val="right" w:pos="9360"/>
+      </w:tabs>
+    </w:pPr>
+    <w:r>
+      <w:rPr>
+        <w:sz w:val="22"/>
+        <w:szCs w:val="22"/>
+      </w:rPr>
+      <w:tab/>
+      <w:fldChar w:fldCharType="begin"/>
+      <w:instrText xml:space="preserve">PAGE</w:instrText>
+      <w:fldChar w:fldCharType="separate"/>
+      <w:fldChar w:fldCharType="end"/>
+    </w:r>
+  </w:p>
+</w:hdr>
 </file>
 
 <file path=word/numbering.xml><?xml version="1.0" encoding="utf-8"?>
